--- a/templates/PI_GLOCOM.docx
+++ b/templates/PI_GLOCOM.docx
@@ -9,83 +9,151 @@
         <w:tblLook w:firstColumn="1" w:firstRow="1" w:lastColumn="0" w:lastRow="0" w:noHBand="0" w:noVBand="1" w:val="04A0"/>
       </w:tblPr>
       <w:tblGrid>
-        <w:gridCol w:w="3118"/>
-        <w:gridCol w:w="7370"/>
+        <w:gridCol w:w="1984"/>
+        <w:gridCol w:w="8220"/>
       </w:tblGrid>
       <w:tr>
         <w:tc>
           <w:tcPr>
-            <w:tcW w:type="dxa" w:w="5270"/>
+            <w:tcW w:type="dxa" w:w="1984"/>
             <w:tcBorders>
-              <w:top w:val="nil" w:sz="4" w:space="0" w:color="000000"/>
-              <w:bottom w:val="nil" w:sz="4" w:space="0" w:color="000000"/>
-              <w:left w:val="nil" w:sz="4" w:space="0" w:color="000000"/>
-              <w:right w:val="nil" w:sz="4" w:space="0" w:color="000000"/>
+              <w:top w:val="nil"/>
+              <w:left w:val="nil"/>
+              <w:bottom w:val="nil"/>
+              <w:right w:val="nil"/>
             </w:tcBorders>
           </w:tcPr>
-          <w:p/>
+          <w:p>
+            <w:pPr>
+              <w:spacing w:before="0" w:after="0"/>
+              <w:jc w:val="left"/>
+            </w:pPr>
+            <w:r>
+              <w:drawing>
+                <wp:inline xmlns:a="http://schemas.openxmlformats.org/drawingml/2006/main" xmlns:pic="http://schemas.openxmlformats.org/drawingml/2006/picture">
+                  <wp:extent cx="1007999" cy="1007999"/>
+                  <wp:docPr id="1" name="Picture 1"/>
+                  <wp:cNvGraphicFramePr>
+                    <a:graphicFrameLocks noChangeAspect="1"/>
+                  </wp:cNvGraphicFramePr>
+                  <a:graphic>
+                    <a:graphicData uri="http://schemas.openxmlformats.org/drawingml/2006/picture">
+                      <pic:pic>
+                        <pic:nvPicPr>
+                          <pic:cNvPr id="0" name="glocom_logo.png"/>
+                          <pic:cNvPicPr/>
+                        </pic:nvPicPr>
+                        <pic:blipFill>
+                          <a:blip r:embed="rId9"/>
+                          <a:stretch>
+                            <a:fillRect/>
+                          </a:stretch>
+                        </pic:blipFill>
+                        <pic:spPr>
+                          <a:xfrm>
+                            <a:off x="0" y="0"/>
+                            <a:ext cx="1007999" cy="1007999"/>
+                          </a:xfrm>
+                          <a:prstGeom prst="rect"/>
+                        </pic:spPr>
+                      </pic:pic>
+                    </a:graphicData>
+                  </a:graphic>
+                </wp:inline>
+              </w:drawing>
+            </w:r>
+          </w:p>
         </w:tc>
         <w:tc>
           <w:tcPr>
-            <w:tcW w:type="dxa" w:w="5270"/>
+            <w:tcW w:type="dxa" w:w="8220"/>
             <w:tcBorders>
-              <w:top w:val="nil" w:sz="4" w:space="0" w:color="000000"/>
-              <w:bottom w:val="nil" w:sz="4" w:space="0" w:color="000000"/>
-              <w:left w:val="nil" w:sz="4" w:space="0" w:color="000000"/>
-              <w:right w:val="nil" w:sz="4" w:space="0" w:color="000000"/>
+              <w:top w:val="nil"/>
+              <w:left w:val="nil"/>
+              <w:bottom w:val="nil"/>
+              <w:right w:val="nil"/>
             </w:tcBorders>
           </w:tcPr>
           <w:p>
-            <w:r/>
+            <w:pPr>
+              <w:spacing w:before="0" w:after="20"/>
+              <w:jc w:val="left"/>
+            </w:pPr>
             <w:r>
               <w:rPr>
                 <w:b/>
                 <w:sz w:val="28"/>
+                <w:rFonts w:eastAsia="微軟正黑體" w:ascii="微軟正黑體" w:hAnsi="微軟正黑體"/>
               </w:rPr>
               <w:t>西 拓 電 子 有 限 公 司</w:t>
             </w:r>
           </w:p>
           <w:p>
+            <w:pPr>
+              <w:spacing w:before="0" w:after="20"/>
+              <w:jc w:val="left"/>
+            </w:pPr>
             <w:r>
               <w:rPr>
                 <w:b/>
-                <w:sz w:val="28"/>
+                <w:sz w:val="26"/>
+                <w:rFonts w:eastAsia="Times New Roman" w:ascii="Times New Roman" w:hAnsi="Times New Roman"/>
               </w:rPr>
               <w:t>GLOCOM ELECTRONICS LTD.</w:t>
             </w:r>
           </w:p>
           <w:p>
+            <w:pPr>
+              <w:spacing w:before="0" w:after="20"/>
+              <w:jc w:val="left"/>
+            </w:pPr>
             <w:r>
               <w:rPr>
                 <w:b w:val="0"/>
                 <w:sz w:val="18"/>
+                <w:rFonts w:eastAsia="Times New Roman" w:ascii="Times New Roman" w:hAnsi="Times New Roman"/>
               </w:rPr>
               <w:t>3FL.-2, NO. 268, LIANCHENG RD., ZHONGHE DISTRICT,</w:t>
             </w:r>
           </w:p>
           <w:p>
+            <w:pPr>
+              <w:spacing w:before="0" w:after="20"/>
+              <w:jc w:val="left"/>
+            </w:pPr>
             <w:r>
               <w:rPr>
                 <w:b w:val="0"/>
                 <w:sz w:val="18"/>
+                <w:rFonts w:eastAsia="Times New Roman" w:ascii="Times New Roman" w:hAnsi="Times New Roman"/>
               </w:rPr>
               <w:t>NEW TAIPEI CITY 23553, TAIWAN R.O.C.</w:t>
             </w:r>
           </w:p>
           <w:p>
+            <w:pPr>
+              <w:spacing w:before="0" w:after="20"/>
+              <w:jc w:val="left"/>
+            </w:pPr>
             <w:r>
               <w:rPr>
                 <w:b w:val="0"/>
                 <w:sz w:val="18"/>
+                <w:rFonts w:eastAsia="微軟正黑體" w:ascii="微軟正黑體" w:hAnsi="微軟正黑體"/>
               </w:rPr>
-              <w:t>新北市中和區連城路268號3樓之2;統一編號:70489361</w:t>
+              <w:t>新北市中和區連城路 268 號 3 樓之 2;統一編號:70489361</w:t>
             </w:r>
           </w:p>
           <w:p>
+            <w:pPr>
+              <w:spacing w:before="0" w:after="20"/>
+              <w:jc w:val="left"/>
+            </w:pPr>
             <w:r>
               <w:rPr>
                 <w:b w:val="0"/>
                 <w:sz w:val="18"/>
+                <w:rFonts w:eastAsia="Times New Roman" w:ascii="Times New Roman" w:hAnsi="Times New Roman"/>
               </w:rPr>
               <w:t>PHONE: 886 2 82273189; FAX: 886 2 82273187</w:t>
             </w:r>
@@ -93,18 +161,18 @@
         </w:tc>
       </w:tr>
     </w:tbl>
-    <w:p/>
     <w:p>
       <w:pPr>
+        <w:spacing w:before="160" w:after="80"/>
         <w:jc w:val="center"/>
       </w:pPr>
       <w:r>
         <w:rPr>
           <w:b/>
-          <w:sz w:val="32"/>
+          <w:sz w:val="28"/>
           <w:u w:val="single"/>
         </w:rPr>
-        <w:t>PROFORMA INVOICE</w:t>
+        <w:t>PROFORMA  INVOICE</w:t>
       </w:r>
     </w:p>
     <w:tbl>
@@ -117,90 +185,108 @@
         <w:gridCol w:w="1134"/>
         <w:gridCol w:w="4252"/>
         <w:gridCol w:w="1417"/>
-        <w:gridCol w:w="3685"/>
+        <w:gridCol w:w="3402"/>
       </w:tblGrid>
       <w:tr>
         <w:tc>
           <w:tcPr>
-            <w:tcW w:type="dxa" w:w="2635"/>
+            <w:tcW w:type="dxa" w:w="2551"/>
             <w:tcBorders>
-              <w:top w:val="nil" w:sz="4" w:space="0" w:color="000000"/>
-              <w:bottom w:val="nil" w:sz="4" w:space="0" w:color="000000"/>
-              <w:left w:val="nil" w:sz="4" w:space="0" w:color="000000"/>
-              <w:right w:val="nil" w:sz="4" w:space="0" w:color="000000"/>
+              <w:top w:val="nil"/>
+              <w:left w:val="nil"/>
+              <w:bottom w:val="nil"/>
+              <w:right w:val="nil"/>
             </w:tcBorders>
           </w:tcPr>
           <w:p>
-            <w:r/>
+            <w:pPr>
+              <w:spacing w:before="0" w:after="0"/>
+            </w:pPr>
             <w:r>
               <w:rPr>
                 <w:b/>
                 <w:sz w:val="20"/>
               </w:rPr>
-              <w:t>Messrs. :</w:t>
+              <w:t>Messrs.</w:t>
             </w:r>
           </w:p>
         </w:tc>
         <w:tc>
           <w:tcPr>
-            <w:tcW w:type="dxa" w:w="2635"/>
+            <w:tcW w:type="dxa" w:w="2551"/>
             <w:tcBorders>
-              <w:top w:val="nil" w:sz="4" w:space="0" w:color="000000"/>
-              <w:bottom w:val="nil" w:sz="4" w:space="0" w:color="000000"/>
-              <w:left w:val="nil" w:sz="4" w:space="0" w:color="000000"/>
-              <w:right w:val="nil" w:sz="4" w:space="0" w:color="000000"/>
+              <w:top w:val="nil"/>
+              <w:left w:val="nil"/>
+              <w:bottom w:val="nil"/>
+              <w:right w:val="nil"/>
             </w:tcBorders>
           </w:tcPr>
           <w:p>
-            <w:r/>
+            <w:pPr>
+              <w:spacing w:before="0" w:after="0"/>
+            </w:pPr>
             <w:r>
               <w:rPr>
-                <w:b w:val="0"/>
                 <w:sz w:val="20"/>
               </w:rPr>
-              <w:t>{{ pi.contact_person }}</w:t>
+              <w:t xml:space="preserve">: </w:t>
+            </w:r>
+            <w:r>
+              <w:rPr>
+                <w:sz w:val="20"/>
+              </w:rPr>
+              <w:t>{{ contact_person }}</w:t>
             </w:r>
           </w:p>
         </w:tc>
         <w:tc>
           <w:tcPr>
-            <w:tcW w:type="dxa" w:w="2635"/>
+            <w:tcW w:type="dxa" w:w="2551"/>
             <w:tcBorders>
-              <w:top w:val="nil" w:sz="4" w:space="0" w:color="000000"/>
-              <w:bottom w:val="nil" w:sz="4" w:space="0" w:color="000000"/>
-              <w:left w:val="nil" w:sz="4" w:space="0" w:color="000000"/>
-              <w:right w:val="nil" w:sz="4" w:space="0" w:color="000000"/>
+              <w:top w:val="nil"/>
+              <w:left w:val="nil"/>
+              <w:bottom w:val="nil"/>
+              <w:right w:val="nil"/>
             </w:tcBorders>
           </w:tcPr>
           <w:p>
-            <w:r/>
+            <w:pPr>
+              <w:spacing w:before="0" w:after="0"/>
+            </w:pPr>
             <w:r>
               <w:rPr>
                 <w:b/>
                 <w:sz w:val="20"/>
               </w:rPr>
-              <w:t>Date :</w:t>
+              <w:t>Date</w:t>
             </w:r>
           </w:p>
         </w:tc>
         <w:tc>
           <w:tcPr>
-            <w:tcW w:type="dxa" w:w="2635"/>
+            <w:tcW w:type="dxa" w:w="2551"/>
             <w:tcBorders>
-              <w:top w:val="nil" w:sz="4" w:space="0" w:color="000000"/>
-              <w:bottom w:val="nil" w:sz="4" w:space="0" w:color="000000"/>
-              <w:left w:val="nil" w:sz="4" w:space="0" w:color="000000"/>
-              <w:right w:val="nil" w:sz="4" w:space="0" w:color="000000"/>
+              <w:top w:val="nil"/>
+              <w:left w:val="nil"/>
+              <w:bottom w:val="nil"/>
+              <w:right w:val="nil"/>
             </w:tcBorders>
           </w:tcPr>
           <w:p>
-            <w:r/>
+            <w:pPr>
+              <w:spacing w:before="0" w:after="0"/>
+            </w:pPr>
             <w:r>
               <w:rPr>
-                <w:b w:val="0"/>
                 <w:sz w:val="20"/>
               </w:rPr>
-              <w:t>{{ pi.date_display }}</w:t>
+              <w:t xml:space="preserve">: </w:t>
+            </w:r>
+            <w:r>
+              <w:rPr>
+                <w:sz w:val="20"/>
+              </w:rPr>
+              <w:t>{{ date_display }}</w:t>
             </w:r>
           </w:p>
         </w:tc>
@@ -208,16 +294,18 @@
       <w:tr>
         <w:tc>
           <w:tcPr>
-            <w:tcW w:type="dxa" w:w="2635"/>
+            <w:tcW w:type="dxa" w:w="2551"/>
             <w:tcBorders>
-              <w:top w:val="nil" w:sz="4" w:space="0" w:color="000000"/>
-              <w:bottom w:val="nil" w:sz="4" w:space="0" w:color="000000"/>
-              <w:left w:val="nil" w:sz="4" w:space="0" w:color="000000"/>
-              <w:right w:val="nil" w:sz="4" w:space="0" w:color="000000"/>
+              <w:top w:val="nil"/>
+              <w:left w:val="nil"/>
+              <w:bottom w:val="nil"/>
+              <w:right w:val="nil"/>
             </w:tcBorders>
           </w:tcPr>
           <w:p>
-            <w:r/>
+            <w:pPr>
+              <w:spacing w:before="0" w:after="0"/>
+            </w:pPr>
             <w:r>
               <w:rPr>
                 <w:b/>
@@ -228,37 +316,40 @@
         </w:tc>
         <w:tc>
           <w:tcPr>
-            <w:tcW w:type="dxa" w:w="2635"/>
+            <w:tcW w:type="dxa" w:w="2551"/>
             <w:tcBorders>
-              <w:top w:val="nil" w:sz="4" w:space="0" w:color="000000"/>
-              <w:bottom w:val="nil" w:sz="4" w:space="0" w:color="000000"/>
-              <w:left w:val="nil" w:sz="4" w:space="0" w:color="000000"/>
-              <w:right w:val="nil" w:sz="4" w:space="0" w:color="000000"/>
+              <w:top w:val="nil"/>
+              <w:left w:val="nil"/>
+              <w:bottom w:val="nil"/>
+              <w:right w:val="nil"/>
             </w:tcBorders>
           </w:tcPr>
           <w:p>
-            <w:r/>
+            <w:pPr>
+              <w:spacing w:before="0" w:after="0"/>
+            </w:pPr>
             <w:r>
               <w:rPr>
-                <w:b w:val="0"/>
                 <w:sz w:val="20"/>
               </w:rPr>
-              <w:t>{{ pi.customer_name }}</w:t>
+              <w:t>{{ customer_name }}</w:t>
             </w:r>
           </w:p>
         </w:tc>
         <w:tc>
           <w:tcPr>
-            <w:tcW w:type="dxa" w:w="2635"/>
+            <w:tcW w:type="dxa" w:w="2551"/>
             <w:tcBorders>
-              <w:top w:val="nil" w:sz="4" w:space="0" w:color="000000"/>
-              <w:bottom w:val="nil" w:sz="4" w:space="0" w:color="000000"/>
-              <w:left w:val="nil" w:sz="4" w:space="0" w:color="000000"/>
-              <w:right w:val="nil" w:sz="4" w:space="0" w:color="000000"/>
+              <w:top w:val="nil"/>
+              <w:left w:val="nil"/>
+              <w:bottom w:val="nil"/>
+              <w:right w:val="nil"/>
             </w:tcBorders>
           </w:tcPr>
           <w:p>
-            <w:r/>
+            <w:pPr>
+              <w:spacing w:before="0" w:after="0"/>
+            </w:pPr>
             <w:r>
               <w:rPr>
                 <w:b/>
@@ -270,22 +361,29 @@
         </w:tc>
         <w:tc>
           <w:tcPr>
-            <w:tcW w:type="dxa" w:w="2635"/>
+            <w:tcW w:type="dxa" w:w="2551"/>
             <w:tcBorders>
-              <w:top w:val="nil" w:sz="4" w:space="0" w:color="000000"/>
-              <w:bottom w:val="nil" w:sz="4" w:space="0" w:color="000000"/>
-              <w:left w:val="nil" w:sz="4" w:space="0" w:color="000000"/>
-              <w:right w:val="nil" w:sz="4" w:space="0" w:color="000000"/>
+              <w:top w:val="nil"/>
+              <w:left w:val="nil"/>
+              <w:bottom w:val="nil"/>
+              <w:right w:val="nil"/>
             </w:tcBorders>
           </w:tcPr>
           <w:p>
-            <w:r/>
+            <w:pPr>
+              <w:spacing w:before="0" w:after="0"/>
+            </w:pPr>
             <w:r>
               <w:rPr>
-                <w:b w:val="0"/>
                 <w:sz w:val="20"/>
               </w:rPr>
-              <w:t>{{ pi.invoice_no }}</w:t>
+              <w:t xml:space="preserve">: </w:t>
+            </w:r>
+            <w:r>
+              <w:rPr>
+                <w:sz w:val="20"/>
+              </w:rPr>
+              <w:t>{{ invoice_no }}</w:t>
             </w:r>
           </w:p>
         </w:tc>
@@ -293,85 +391,103 @@
       <w:tr>
         <w:tc>
           <w:tcPr>
-            <w:tcW w:type="dxa" w:w="2635"/>
+            <w:tcW w:type="dxa" w:w="2551"/>
             <w:tcBorders>
-              <w:top w:val="nil" w:sz="4" w:space="0" w:color="000000"/>
-              <w:bottom w:val="nil" w:sz="4" w:space="0" w:color="000000"/>
-              <w:left w:val="nil" w:sz="4" w:space="0" w:color="000000"/>
-              <w:right w:val="nil" w:sz="4" w:space="0" w:color="000000"/>
+              <w:top w:val="nil"/>
+              <w:left w:val="nil"/>
+              <w:bottom w:val="nil"/>
+              <w:right w:val="nil"/>
             </w:tcBorders>
           </w:tcPr>
           <w:p>
-            <w:r/>
+            <w:pPr>
+              <w:spacing w:before="0" w:after="0"/>
+            </w:pPr>
             <w:r>
               <w:rPr>
                 <w:b/>
                 <w:sz w:val="20"/>
               </w:rPr>
-              <w:t>Address :</w:t>
+              <w:t>Address</w:t>
             </w:r>
           </w:p>
         </w:tc>
         <w:tc>
           <w:tcPr>
-            <w:tcW w:type="dxa" w:w="2635"/>
+            <w:tcW w:type="dxa" w:w="2551"/>
             <w:tcBorders>
-              <w:top w:val="nil" w:sz="4" w:space="0" w:color="000000"/>
-              <w:bottom w:val="nil" w:sz="4" w:space="0" w:color="000000"/>
-              <w:left w:val="nil" w:sz="4" w:space="0" w:color="000000"/>
-              <w:right w:val="nil" w:sz="4" w:space="0" w:color="000000"/>
+              <w:top w:val="nil"/>
+              <w:left w:val="nil"/>
+              <w:bottom w:val="nil"/>
+              <w:right w:val="nil"/>
             </w:tcBorders>
           </w:tcPr>
           <w:p>
-            <w:r/>
+            <w:pPr>
+              <w:spacing w:before="0" w:after="0"/>
+            </w:pPr>
             <w:r>
               <w:rPr>
-                <w:b w:val="0"/>
                 <w:sz w:val="20"/>
               </w:rPr>
-              <w:t>{{ pi.customer_address1 }}</w:t>
+              <w:t xml:space="preserve">: </w:t>
+            </w:r>
+            <w:r>
+              <w:rPr>
+                <w:sz w:val="20"/>
+              </w:rPr>
+              <w:t>{{ customer_address1 }}</w:t>
             </w:r>
           </w:p>
         </w:tc>
         <w:tc>
           <w:tcPr>
-            <w:tcW w:type="dxa" w:w="2635"/>
+            <w:tcW w:type="dxa" w:w="2551"/>
             <w:tcBorders>
-              <w:top w:val="nil" w:sz="4" w:space="0" w:color="000000"/>
-              <w:bottom w:val="nil" w:sz="4" w:space="0" w:color="000000"/>
-              <w:left w:val="nil" w:sz="4" w:space="0" w:color="000000"/>
-              <w:right w:val="nil" w:sz="4" w:space="0" w:color="000000"/>
+              <w:top w:val="nil"/>
+              <w:left w:val="nil"/>
+              <w:bottom w:val="nil"/>
+              <w:right w:val="nil"/>
             </w:tcBorders>
           </w:tcPr>
           <w:p>
-            <w:r/>
+            <w:pPr>
+              <w:spacing w:before="0" w:after="0"/>
+            </w:pPr>
             <w:r>
               <w:rPr>
                 <w:b/>
                 <w:sz w:val="20"/>
               </w:rPr>
-              <w:t>PO No. :</w:t>
+              <w:t>PO No.</w:t>
             </w:r>
           </w:p>
         </w:tc>
         <w:tc>
           <w:tcPr>
-            <w:tcW w:type="dxa" w:w="2635"/>
+            <w:tcW w:type="dxa" w:w="2551"/>
             <w:tcBorders>
-              <w:top w:val="nil" w:sz="4" w:space="0" w:color="000000"/>
-              <w:bottom w:val="nil" w:sz="4" w:space="0" w:color="000000"/>
-              <w:left w:val="nil" w:sz="4" w:space="0" w:color="000000"/>
-              <w:right w:val="nil" w:sz="4" w:space="0" w:color="000000"/>
+              <w:top w:val="nil"/>
+              <w:left w:val="nil"/>
+              <w:bottom w:val="nil"/>
+              <w:right w:val="nil"/>
             </w:tcBorders>
           </w:tcPr>
           <w:p>
-            <w:r/>
+            <w:pPr>
+              <w:spacing w:before="0" w:after="0"/>
+            </w:pPr>
             <w:r>
               <w:rPr>
-                <w:b w:val="0"/>
                 <w:sz w:val="20"/>
               </w:rPr>
-              <w:t>{{ pi.customer_po_no }}</w:t>
+              <w:t xml:space="preserve">: </w:t>
+            </w:r>
+            <w:r>
+              <w:rPr>
+                <w:sz w:val="20"/>
+              </w:rPr>
+              <w:t>{{ customer_po_no }}</w:t>
             </w:r>
           </w:p>
         </w:tc>
@@ -379,16 +495,18 @@
       <w:tr>
         <w:tc>
           <w:tcPr>
-            <w:tcW w:type="dxa" w:w="2635"/>
+            <w:tcW w:type="dxa" w:w="2551"/>
             <w:tcBorders>
-              <w:top w:val="nil" w:sz="4" w:space="0" w:color="000000"/>
-              <w:bottom w:val="nil" w:sz="4" w:space="0" w:color="000000"/>
-              <w:left w:val="nil" w:sz="4" w:space="0" w:color="000000"/>
-              <w:right w:val="nil" w:sz="4" w:space="0" w:color="000000"/>
+              <w:top w:val="nil"/>
+              <w:left w:val="nil"/>
+              <w:bottom w:val="nil"/>
+              <w:right w:val="nil"/>
             </w:tcBorders>
           </w:tcPr>
           <w:p>
-            <w:r/>
+            <w:pPr>
+              <w:spacing w:before="0" w:after="0"/>
+            </w:pPr>
             <w:r>
               <w:rPr>
                 <w:b/>
@@ -399,64 +517,74 @@
         </w:tc>
         <w:tc>
           <w:tcPr>
-            <w:tcW w:type="dxa" w:w="2635"/>
+            <w:tcW w:type="dxa" w:w="2551"/>
             <w:tcBorders>
-              <w:top w:val="nil" w:sz="4" w:space="0" w:color="000000"/>
-              <w:bottom w:val="nil" w:sz="4" w:space="0" w:color="000000"/>
-              <w:left w:val="nil" w:sz="4" w:space="0" w:color="000000"/>
-              <w:right w:val="nil" w:sz="4" w:space="0" w:color="000000"/>
+              <w:top w:val="nil"/>
+              <w:left w:val="nil"/>
+              <w:bottom w:val="nil"/>
+              <w:right w:val="nil"/>
             </w:tcBorders>
           </w:tcPr>
           <w:p>
-            <w:r/>
+            <w:pPr>
+              <w:spacing w:before="0" w:after="0"/>
+            </w:pPr>
             <w:r>
               <w:rPr>
-                <w:b w:val="0"/>
                 <w:sz w:val="20"/>
               </w:rPr>
-              <w:t>{{ pi.customer_address2 }}</w:t>
+              <w:t>{{ customer_address2 }}</w:t>
             </w:r>
           </w:p>
         </w:tc>
         <w:tc>
           <w:tcPr>
-            <w:tcW w:type="dxa" w:w="2635"/>
+            <w:tcW w:type="dxa" w:w="2551"/>
             <w:tcBorders>
-              <w:top w:val="nil" w:sz="4" w:space="0" w:color="000000"/>
-              <w:bottom w:val="nil" w:sz="4" w:space="0" w:color="000000"/>
-              <w:left w:val="nil" w:sz="4" w:space="0" w:color="000000"/>
-              <w:right w:val="nil" w:sz="4" w:space="0" w:color="000000"/>
+              <w:top w:val="nil"/>
+              <w:left w:val="nil"/>
+              <w:bottom w:val="nil"/>
+              <w:right w:val="nil"/>
             </w:tcBorders>
           </w:tcPr>
           <w:p>
-            <w:r/>
+            <w:pPr>
+              <w:spacing w:before="0" w:after="0"/>
+            </w:pPr>
             <w:r>
               <w:rPr>
                 <w:b/>
                 <w:sz w:val="20"/>
               </w:rPr>
-              <w:t>Cust# :</w:t>
+              <w:t>Cust#</w:t>
             </w:r>
           </w:p>
         </w:tc>
         <w:tc>
           <w:tcPr>
-            <w:tcW w:type="dxa" w:w="2635"/>
+            <w:tcW w:type="dxa" w:w="2551"/>
             <w:tcBorders>
-              <w:top w:val="nil" w:sz="4" w:space="0" w:color="000000"/>
-              <w:bottom w:val="nil" w:sz="4" w:space="0" w:color="000000"/>
-              <w:left w:val="nil" w:sz="4" w:space="0" w:color="000000"/>
-              <w:right w:val="nil" w:sz="4" w:space="0" w:color="000000"/>
+              <w:top w:val="nil"/>
+              <w:left w:val="nil"/>
+              <w:bottom w:val="nil"/>
+              <w:right w:val="nil"/>
             </w:tcBorders>
           </w:tcPr>
           <w:p>
-            <w:r/>
+            <w:pPr>
+              <w:spacing w:before="0" w:after="0"/>
+            </w:pPr>
             <w:r>
               <w:rPr>
-                <w:b w:val="0"/>
                 <w:sz w:val="20"/>
               </w:rPr>
-              <w:t>{{ pi.customer_code }}</w:t>
+              <w:t xml:space="preserve">: </w:t>
+            </w:r>
+            <w:r>
+              <w:rPr>
+                <w:sz w:val="20"/>
+              </w:rPr>
+              <w:t>{{ customer_code }}</w:t>
             </w:r>
           </w:p>
         </w:tc>
@@ -464,16 +592,122 @@
       <w:tr>
         <w:tc>
           <w:tcPr>
-            <w:tcW w:type="dxa" w:w="2635"/>
+            <w:tcW w:type="dxa" w:w="2551"/>
             <w:tcBorders>
-              <w:top w:val="nil" w:sz="4" w:space="0" w:color="000000"/>
-              <w:bottom w:val="nil" w:sz="4" w:space="0" w:color="000000"/>
-              <w:left w:val="nil" w:sz="4" w:space="0" w:color="000000"/>
-              <w:right w:val="nil" w:sz="4" w:space="0" w:color="000000"/>
+              <w:top w:val="nil"/>
+              <w:left w:val="nil"/>
+              <w:bottom w:val="nil"/>
+              <w:right w:val="nil"/>
             </w:tcBorders>
           </w:tcPr>
           <w:p>
-            <w:r/>
+            <w:pPr>
+              <w:spacing w:before="0" w:after="0"/>
+            </w:pPr>
+            <w:r>
+              <w:rPr>
+                <w:b/>
+                <w:sz w:val="20"/>
+              </w:rPr>
+              <w:t>Shipment</w:t>
+            </w:r>
+          </w:p>
+        </w:tc>
+        <w:tc>
+          <w:tcPr>
+            <w:tcW w:type="dxa" w:w="2551"/>
+            <w:tcBorders>
+              <w:top w:val="nil"/>
+              <w:left w:val="nil"/>
+              <w:bottom w:val="nil"/>
+              <w:right w:val="nil"/>
+            </w:tcBorders>
+          </w:tcPr>
+          <w:p>
+            <w:pPr>
+              <w:spacing w:before="0" w:after="0"/>
+            </w:pPr>
+            <w:r>
+              <w:rPr>
+                <w:sz w:val="20"/>
+              </w:rPr>
+              <w:t xml:space="preserve">: </w:t>
+            </w:r>
+            <w:r>
+              <w:rPr>
+                <w:sz w:val="20"/>
+              </w:rPr>
+              <w:t>{{ shipment_text }}</w:t>
+            </w:r>
+          </w:p>
+        </w:tc>
+        <w:tc>
+          <w:tcPr>
+            <w:tcW w:type="dxa" w:w="2551"/>
+            <w:tcBorders>
+              <w:top w:val="nil"/>
+              <w:left w:val="nil"/>
+              <w:bottom w:val="nil"/>
+              <w:right w:val="nil"/>
+            </w:tcBorders>
+          </w:tcPr>
+          <w:p>
+            <w:pPr>
+              <w:spacing w:before="0" w:after="0"/>
+            </w:pPr>
+            <w:r>
+              <w:rPr>
+                <w:b/>
+                <w:sz w:val="20"/>
+              </w:rPr>
+              <w:t>Tel #</w:t>
+            </w:r>
+          </w:p>
+        </w:tc>
+        <w:tc>
+          <w:tcPr>
+            <w:tcW w:type="dxa" w:w="2551"/>
+            <w:tcBorders>
+              <w:top w:val="nil"/>
+              <w:left w:val="nil"/>
+              <w:bottom w:val="nil"/>
+              <w:right w:val="nil"/>
+            </w:tcBorders>
+          </w:tcPr>
+          <w:p>
+            <w:pPr>
+              <w:spacing w:before="0" w:after="0"/>
+            </w:pPr>
+            <w:r>
+              <w:rPr>
+                <w:sz w:val="20"/>
+              </w:rPr>
+              <w:t xml:space="preserve">: </w:t>
+            </w:r>
+            <w:r>
+              <w:rPr>
+                <w:sz w:val="20"/>
+              </w:rPr>
+              <w:t>{{ customer_tel }}</w:t>
+            </w:r>
+          </w:p>
+        </w:tc>
+      </w:tr>
+      <w:tr>
+        <w:tc>
+          <w:tcPr>
+            <w:tcW w:type="dxa" w:w="2551"/>
+            <w:tcBorders>
+              <w:top w:val="nil"/>
+              <w:left w:val="nil"/>
+              <w:bottom w:val="nil"/>
+              <w:right w:val="nil"/>
+            </w:tcBorders>
+          </w:tcPr>
+          <w:p>
+            <w:pPr>
+              <w:spacing w:before="0" w:after="0"/>
+            </w:pPr>
             <w:r>
               <w:rPr>
                 <w:b/>
@@ -484,63 +718,74 @@
         </w:tc>
         <w:tc>
           <w:tcPr>
-            <w:tcW w:type="dxa" w:w="2635"/>
+            <w:tcW w:type="dxa" w:w="2551"/>
             <w:tcBorders>
-              <w:top w:val="nil" w:sz="4" w:space="0" w:color="000000"/>
-              <w:bottom w:val="nil" w:sz="4" w:space="0" w:color="000000"/>
-              <w:left w:val="nil" w:sz="4" w:space="0" w:color="000000"/>
-              <w:right w:val="nil" w:sz="4" w:space="0" w:color="000000"/>
+              <w:top w:val="nil"/>
+              <w:left w:val="nil"/>
+              <w:bottom w:val="nil"/>
+              <w:right w:val="nil"/>
             </w:tcBorders>
           </w:tcPr>
           <w:p>
-            <w:r/>
+            <w:pPr>
+              <w:spacing w:before="0" w:after="0"/>
+            </w:pPr>
             <w:r>
               <w:rPr>
-                <w:b w:val="0"/>
                 <w:sz w:val="20"/>
               </w:rPr>
+              <w:t>From {{ from_country }} To {{ to_country }}</w:t>
             </w:r>
           </w:p>
         </w:tc>
         <w:tc>
           <w:tcPr>
-            <w:tcW w:type="dxa" w:w="2635"/>
+            <w:tcW w:type="dxa" w:w="2551"/>
             <w:tcBorders>
-              <w:top w:val="nil" w:sz="4" w:space="0" w:color="000000"/>
-              <w:bottom w:val="nil" w:sz="4" w:space="0" w:color="000000"/>
-              <w:left w:val="nil" w:sz="4" w:space="0" w:color="000000"/>
-              <w:right w:val="nil" w:sz="4" w:space="0" w:color="000000"/>
+              <w:top w:val="nil"/>
+              <w:left w:val="nil"/>
+              <w:bottom w:val="nil"/>
+              <w:right w:val="nil"/>
             </w:tcBorders>
           </w:tcPr>
           <w:p>
-            <w:r/>
+            <w:pPr>
+              <w:spacing w:before="0" w:after="0"/>
+            </w:pPr>
             <w:r>
               <w:rPr>
                 <w:b/>
                 <w:sz w:val="20"/>
               </w:rPr>
-              <w:t>Tel # :</w:t>
+              <w:t>Fax #</w:t>
             </w:r>
           </w:p>
         </w:tc>
         <w:tc>
           <w:tcPr>
-            <w:tcW w:type="dxa" w:w="2635"/>
+            <w:tcW w:type="dxa" w:w="2551"/>
             <w:tcBorders>
-              <w:top w:val="nil" w:sz="4" w:space="0" w:color="000000"/>
-              <w:bottom w:val="nil" w:sz="4" w:space="0" w:color="000000"/>
-              <w:left w:val="nil" w:sz="4" w:space="0" w:color="000000"/>
-              <w:right w:val="nil" w:sz="4" w:space="0" w:color="000000"/>
+              <w:top w:val="nil"/>
+              <w:left w:val="nil"/>
+              <w:bottom w:val="nil"/>
+              <w:right w:val="nil"/>
             </w:tcBorders>
           </w:tcPr>
           <w:p>
-            <w:r/>
+            <w:pPr>
+              <w:spacing w:before="0" w:after="0"/>
+            </w:pPr>
             <w:r>
               <w:rPr>
-                <w:b w:val="0"/>
                 <w:sz w:val="20"/>
               </w:rPr>
-              <w:t>{{ pi.customer_tel }}</w:t>
+              <w:t xml:space="preserve">: </w:t>
+            </w:r>
+            <w:r>
+              <w:rPr>
+                <w:sz w:val="20"/>
+              </w:rPr>
+              <w:t>{{ customer_fax }}</w:t>
             </w:r>
           </w:p>
         </w:tc>
@@ -548,102 +793,69 @@
       <w:tr>
         <w:tc>
           <w:tcPr>
-            <w:tcW w:type="dxa" w:w="2635"/>
+            <w:tcW w:type="dxa" w:w="2551"/>
             <w:tcBorders>
-              <w:top w:val="nil" w:sz="4" w:space="0" w:color="000000"/>
-              <w:bottom w:val="nil" w:sz="4" w:space="0" w:color="000000"/>
-              <w:left w:val="nil" w:sz="4" w:space="0" w:color="000000"/>
-              <w:right w:val="nil" w:sz="4" w:space="0" w:color="000000"/>
+              <w:top w:val="nil"/>
+              <w:left w:val="nil"/>
+              <w:bottom w:val="nil"/>
+              <w:right w:val="nil"/>
             </w:tcBorders>
           </w:tcPr>
           <w:p>
-            <w:r/>
+            <w:pPr>
+              <w:spacing w:before="0" w:after="0"/>
+            </w:pPr>
             <w:r>
               <w:rPr>
                 <w:b/>
                 <w:sz w:val="20"/>
               </w:rPr>
-              <w:t>Shipment :</w:t>
+              <w:t>Terms</w:t>
             </w:r>
           </w:p>
         </w:tc>
         <w:tc>
           <w:tcPr>
-            <w:tcW w:type="dxa" w:w="2635"/>
+            <w:tcW w:type="dxa" w:w="2551"/>
             <w:tcBorders>
-              <w:top w:val="nil" w:sz="4" w:space="0" w:color="000000"/>
-              <w:bottom w:val="nil" w:sz="4" w:space="0" w:color="000000"/>
-              <w:left w:val="nil" w:sz="4" w:space="0" w:color="000000"/>
-              <w:right w:val="nil" w:sz="4" w:space="0" w:color="000000"/>
+              <w:top w:val="nil"/>
+              <w:left w:val="nil"/>
+              <w:bottom w:val="nil"/>
+              <w:right w:val="nil"/>
             </w:tcBorders>
           </w:tcPr>
           <w:p>
-            <w:r/>
+            <w:pPr>
+              <w:spacing w:before="0" w:after="0"/>
+            </w:pPr>
             <w:r>
               <w:rPr>
-                <w:b w:val="0"/>
                 <w:sz w:val="20"/>
               </w:rPr>
-              <w:t>{{ pi.shipment_text }}</w:t>
+              <w:t xml:space="preserve">: </w:t>
+            </w:r>
+            <w:r>
+              <w:rPr>
+                <w:sz w:val="20"/>
+              </w:rPr>
+              <w:t>{{ terms_text }}</w:t>
             </w:r>
           </w:p>
         </w:tc>
         <w:tc>
           <w:tcPr>
-            <w:tcW w:type="dxa" w:w="2635"/>
+            <w:tcW w:type="dxa" w:w="2551"/>
             <w:tcBorders>
-              <w:top w:val="nil" w:sz="4" w:space="0" w:color="000000"/>
-              <w:bottom w:val="nil" w:sz="4" w:space="0" w:color="000000"/>
-              <w:left w:val="nil" w:sz="4" w:space="0" w:color="000000"/>
-              <w:right w:val="nil" w:sz="4" w:space="0" w:color="000000"/>
+              <w:top w:val="nil"/>
+              <w:left w:val="nil"/>
+              <w:bottom w:val="nil"/>
+              <w:right w:val="nil"/>
             </w:tcBorders>
           </w:tcPr>
           <w:p>
-            <w:r/>
-            <w:r>
-              <w:rPr>
-                <w:b/>
-                <w:sz w:val="20"/>
-              </w:rPr>
-              <w:t>Fax# :</w:t>
-            </w:r>
-          </w:p>
-        </w:tc>
-        <w:tc>
-          <w:tcPr>
-            <w:tcW w:type="dxa" w:w="2635"/>
-            <w:tcBorders>
-              <w:top w:val="nil" w:sz="4" w:space="0" w:color="000000"/>
-              <w:bottom w:val="nil" w:sz="4" w:space="0" w:color="000000"/>
-              <w:left w:val="nil" w:sz="4" w:space="0" w:color="000000"/>
-              <w:right w:val="nil" w:sz="4" w:space="0" w:color="000000"/>
-            </w:tcBorders>
-          </w:tcPr>
-          <w:p>
-            <w:r/>
-            <w:r>
-              <w:rPr>
-                <w:b w:val="0"/>
-                <w:sz w:val="20"/>
-              </w:rPr>
-              <w:t>{{ pi.customer_fax }}</w:t>
-            </w:r>
-          </w:p>
-        </w:tc>
-      </w:tr>
-      <w:tr>
-        <w:tc>
-          <w:tcPr>
-            <w:tcW w:type="dxa" w:w="2635"/>
-            <w:tcBorders>
-              <w:top w:val="nil" w:sz="4" w:space="0" w:color="000000"/>
-              <w:bottom w:val="nil" w:sz="4" w:space="0" w:color="000000"/>
-              <w:left w:val="nil" w:sz="4" w:space="0" w:color="000000"/>
-              <w:right w:val="nil" w:sz="4" w:space="0" w:color="000000"/>
-            </w:tcBorders>
-          </w:tcPr>
-          <w:p>
-            <w:r/>
+            <w:pPr>
+              <w:spacing w:before="0" w:after="0"/>
+            </w:pPr>
             <w:r>
               <w:rPr>
                 <w:b/>
@@ -654,144 +866,20 @@
         </w:tc>
         <w:tc>
           <w:tcPr>
-            <w:tcW w:type="dxa" w:w="2635"/>
+            <w:tcW w:type="dxa" w:w="2551"/>
             <w:tcBorders>
-              <w:top w:val="nil" w:sz="4" w:space="0" w:color="000000"/>
-              <w:bottom w:val="nil" w:sz="4" w:space="0" w:color="000000"/>
-              <w:left w:val="nil" w:sz="4" w:space="0" w:color="000000"/>
-              <w:right w:val="nil" w:sz="4" w:space="0" w:color="000000"/>
+              <w:top w:val="nil"/>
+              <w:left w:val="nil"/>
+              <w:bottom w:val="nil"/>
+              <w:right w:val="nil"/>
             </w:tcBorders>
           </w:tcPr>
           <w:p>
-            <w:r/>
+            <w:pPr>
+              <w:spacing w:before="0" w:after="0"/>
+            </w:pPr>
             <w:r>
               <w:rPr>
-                <w:b w:val="0"/>
-                <w:sz w:val="20"/>
-              </w:rPr>
-              <w:t>From {{ pi.from_country }} To {{ pi.to_country }}</w:t>
-            </w:r>
-          </w:p>
-        </w:tc>
-        <w:tc>
-          <w:tcPr>
-            <w:tcW w:type="dxa" w:w="2635"/>
-            <w:tcBorders>
-              <w:top w:val="nil" w:sz="4" w:space="0" w:color="000000"/>
-              <w:bottom w:val="nil" w:sz="4" w:space="0" w:color="000000"/>
-              <w:left w:val="nil" w:sz="4" w:space="0" w:color="000000"/>
-              <w:right w:val="nil" w:sz="4" w:space="0" w:color="000000"/>
-            </w:tcBorders>
-          </w:tcPr>
-          <w:p>
-            <w:r/>
-            <w:r>
-              <w:rPr>
-                <w:b/>
-                <w:sz w:val="20"/>
-              </w:rPr>
-            </w:r>
-          </w:p>
-        </w:tc>
-        <w:tc>
-          <w:tcPr>
-            <w:tcW w:type="dxa" w:w="2635"/>
-            <w:tcBorders>
-              <w:top w:val="nil" w:sz="4" w:space="0" w:color="000000"/>
-              <w:bottom w:val="nil" w:sz="4" w:space="0" w:color="000000"/>
-              <w:left w:val="nil" w:sz="4" w:space="0" w:color="000000"/>
-              <w:right w:val="nil" w:sz="4" w:space="0" w:color="000000"/>
-            </w:tcBorders>
-          </w:tcPr>
-          <w:p>
-            <w:r/>
-            <w:r>
-              <w:rPr>
-                <w:b w:val="0"/>
-                <w:sz w:val="20"/>
-              </w:rPr>
-            </w:r>
-          </w:p>
-        </w:tc>
-      </w:tr>
-      <w:tr>
-        <w:tc>
-          <w:tcPr>
-            <w:tcW w:type="dxa" w:w="2635"/>
-            <w:tcBorders>
-              <w:top w:val="nil" w:sz="4" w:space="0" w:color="000000"/>
-              <w:bottom w:val="nil" w:sz="4" w:space="0" w:color="000000"/>
-              <w:left w:val="nil" w:sz="4" w:space="0" w:color="000000"/>
-              <w:right w:val="nil" w:sz="4" w:space="0" w:color="000000"/>
-            </w:tcBorders>
-          </w:tcPr>
-          <w:p>
-            <w:r/>
-            <w:r>
-              <w:rPr>
-                <w:b/>
-                <w:sz w:val="20"/>
-              </w:rPr>
-              <w:t>Terms :</w:t>
-            </w:r>
-          </w:p>
-        </w:tc>
-        <w:tc>
-          <w:tcPr>
-            <w:tcW w:type="dxa" w:w="2635"/>
-            <w:tcBorders>
-              <w:top w:val="nil" w:sz="4" w:space="0" w:color="000000"/>
-              <w:bottom w:val="nil" w:sz="4" w:space="0" w:color="000000"/>
-              <w:left w:val="nil" w:sz="4" w:space="0" w:color="000000"/>
-              <w:right w:val="nil" w:sz="4" w:space="0" w:color="000000"/>
-            </w:tcBorders>
-          </w:tcPr>
-          <w:p>
-            <w:r/>
-            <w:r>
-              <w:rPr>
-                <w:b w:val="0"/>
-                <w:sz w:val="20"/>
-              </w:rPr>
-              <w:t>{{ pi.terms_text }}</w:t>
-            </w:r>
-          </w:p>
-        </w:tc>
-        <w:tc>
-          <w:tcPr>
-            <w:tcW w:type="dxa" w:w="2635"/>
-            <w:tcBorders>
-              <w:top w:val="nil" w:sz="4" w:space="0" w:color="000000"/>
-              <w:bottom w:val="nil" w:sz="4" w:space="0" w:color="000000"/>
-              <w:left w:val="nil" w:sz="4" w:space="0" w:color="000000"/>
-              <w:right w:val="nil" w:sz="4" w:space="0" w:color="000000"/>
-            </w:tcBorders>
-          </w:tcPr>
-          <w:p>
-            <w:r/>
-            <w:r>
-              <w:rPr>
-                <w:b/>
-                <w:sz w:val="20"/>
-              </w:rPr>
-            </w:r>
-          </w:p>
-        </w:tc>
-        <w:tc>
-          <w:tcPr>
-            <w:tcW w:type="dxa" w:w="2635"/>
-            <w:tcBorders>
-              <w:top w:val="nil" w:sz="4" w:space="0" w:color="000000"/>
-              <w:bottom w:val="nil" w:sz="4" w:space="0" w:color="000000"/>
-              <w:left w:val="nil" w:sz="4" w:space="0" w:color="000000"/>
-              <w:right w:val="nil" w:sz="4" w:space="0" w:color="000000"/>
-            </w:tcBorders>
-          </w:tcPr>
-          <w:p>
-            <w:r/>
-            <w:r>
-              <w:rPr>
-                <w:b w:val="0"/>
                 <w:sz w:val="20"/>
               </w:rPr>
             </w:r>
@@ -799,7 +887,11 @@
         </w:tc>
       </w:tr>
     </w:tbl>
-    <w:p/>
+    <w:p>
+      <w:pPr>
+        <w:spacing w:before="80" w:after="0"/>
+      </w:pPr>
+    </w:p>
     <w:tbl>
       <w:tblPr>
         <w:tblW w:type="auto" w:w="0"/>
@@ -807,52 +899,54 @@
         <w:tblLook w:firstColumn="1" w:firstRow="1" w:lastColumn="0" w:lastRow="0" w:noHBand="0" w:noVBand="1" w:val="04A0"/>
       </w:tblPr>
       <w:tblGrid>
-        <w:gridCol w:w="1701"/>
-        <w:gridCol w:w="4252"/>
+        <w:gridCol w:w="1417"/>
+        <w:gridCol w:w="4819"/>
+        <w:gridCol w:w="1134"/>
         <w:gridCol w:w="1417"/>
         <w:gridCol w:w="1417"/>
-        <w:gridCol w:w="1701"/>
       </w:tblGrid>
       <w:tr>
         <w:tc>
           <w:tcPr>
-            <w:tcW w:type="dxa" w:w="2108"/>
+            <w:tcW w:type="dxa" w:w="2041"/>
             <w:tcBorders>
-              <w:top w:val="single" w:sz="4" w:space="0" w:color="000000"/>
-              <w:bottom w:val="single" w:sz="4" w:space="0" w:color="000000"/>
-              <w:left w:val="nil" w:sz="4" w:space="0" w:color="000000"/>
-              <w:right w:val="nil" w:sz="4" w:space="0" w:color="000000"/>
+              <w:top w:val="single" w:sz="12" w:color="000000"/>
+              <w:left w:val="nil"/>
+              <w:bottom w:val="single" w:sz="12" w:color="000000"/>
+              <w:right w:val="nil"/>
             </w:tcBorders>
           </w:tcPr>
           <w:p>
             <w:pPr>
+              <w:spacing w:before="40" w:after="40"/>
               <w:jc w:val="center"/>
             </w:pPr>
-            <w:r/>
             <w:r>
               <w:rPr>
                 <w:b/>
                 <w:sz w:val="20"/>
               </w:rPr>
-              <w:t>Item No. / Cust_Item No.</w:t>
+              <w:t>Item No. /</w:t>
+              <w:br/>
+              <w:t>Cust_Item No.</w:t>
             </w:r>
           </w:p>
         </w:tc>
         <w:tc>
           <w:tcPr>
-            <w:tcW w:type="dxa" w:w="2108"/>
+            <w:tcW w:type="dxa" w:w="2041"/>
             <w:tcBorders>
-              <w:top w:val="single" w:sz="4" w:space="0" w:color="000000"/>
-              <w:bottom w:val="single" w:sz="4" w:space="0" w:color="000000"/>
-              <w:left w:val="nil" w:sz="4" w:space="0" w:color="000000"/>
-              <w:right w:val="nil" w:sz="4" w:space="0" w:color="000000"/>
+              <w:top w:val="single" w:sz="12" w:color="000000"/>
+              <w:left w:val="nil"/>
+              <w:bottom w:val="single" w:sz="12" w:color="000000"/>
+              <w:right w:val="nil"/>
             </w:tcBorders>
           </w:tcPr>
           <w:p>
             <w:pPr>
+              <w:spacing w:before="40" w:after="40"/>
               <w:jc w:val="center"/>
             </w:pPr>
-            <w:r/>
             <w:r>
               <w:rPr>
                 <w:b/>
@@ -864,19 +958,19 @@
         </w:tc>
         <w:tc>
           <w:tcPr>
-            <w:tcW w:type="dxa" w:w="2108"/>
+            <w:tcW w:type="dxa" w:w="2041"/>
             <w:tcBorders>
-              <w:top w:val="single" w:sz="4" w:space="0" w:color="000000"/>
-              <w:bottom w:val="single" w:sz="4" w:space="0" w:color="000000"/>
-              <w:left w:val="nil" w:sz="4" w:space="0" w:color="000000"/>
-              <w:right w:val="nil" w:sz="4" w:space="0" w:color="000000"/>
+              <w:top w:val="single" w:sz="12" w:color="000000"/>
+              <w:left w:val="nil"/>
+              <w:bottom w:val="single" w:sz="12" w:color="000000"/>
+              <w:right w:val="nil"/>
             </w:tcBorders>
           </w:tcPr>
           <w:p>
             <w:pPr>
+              <w:spacing w:before="40" w:after="40"/>
               <w:jc w:val="center"/>
             </w:pPr>
-            <w:r/>
             <w:r>
               <w:rPr>
                 <w:b/>
@@ -888,19 +982,19 @@
         </w:tc>
         <w:tc>
           <w:tcPr>
-            <w:tcW w:type="dxa" w:w="2108"/>
+            <w:tcW w:type="dxa" w:w="2041"/>
             <w:tcBorders>
-              <w:top w:val="single" w:sz="4" w:space="0" w:color="000000"/>
-              <w:bottom w:val="single" w:sz="4" w:space="0" w:color="000000"/>
-              <w:left w:val="nil" w:sz="4" w:space="0" w:color="000000"/>
-              <w:right w:val="nil" w:sz="4" w:space="0" w:color="000000"/>
+              <w:top w:val="single" w:sz="12" w:color="000000"/>
+              <w:left w:val="nil"/>
+              <w:bottom w:val="single" w:sz="12" w:color="000000"/>
+              <w:right w:val="nil"/>
             </w:tcBorders>
           </w:tcPr>
           <w:p>
             <w:pPr>
+              <w:spacing w:before="40" w:after="40"/>
               <w:jc w:val="center"/>
             </w:pPr>
-            <w:r/>
             <w:r>
               <w:rPr>
                 <w:b/>
@@ -912,19 +1006,19 @@
         </w:tc>
         <w:tc>
           <w:tcPr>
-            <w:tcW w:type="dxa" w:w="2108"/>
+            <w:tcW w:type="dxa" w:w="2041"/>
             <w:tcBorders>
-              <w:top w:val="single" w:sz="4" w:space="0" w:color="000000"/>
-              <w:bottom w:val="single" w:sz="4" w:space="0" w:color="000000"/>
-              <w:left w:val="nil" w:sz="4" w:space="0" w:color="000000"/>
-              <w:right w:val="nil" w:sz="4" w:space="0" w:color="000000"/>
+              <w:top w:val="single" w:sz="12" w:color="000000"/>
+              <w:left w:val="nil"/>
+              <w:bottom w:val="single" w:sz="12" w:color="000000"/>
+              <w:right w:val="nil"/>
             </w:tcBorders>
           </w:tcPr>
           <w:p>
             <w:pPr>
+              <w:spacing w:before="40" w:after="40"/>
               <w:jc w:val="center"/>
             </w:pPr>
-            <w:r/>
             <w:r>
               <w:rPr>
                 <w:b/>
@@ -938,122 +1032,22 @@
       <w:tr>
         <w:tc>
           <w:tcPr>
-            <w:tcW w:type="dxa" w:w="2108"/>
+            <w:tcW w:type="dxa" w:w="2041"/>
             <w:tcBorders>
-              <w:top w:val="nil" w:sz="4" w:space="0" w:color="000000"/>
-              <w:bottom w:val="nil" w:sz="4" w:space="0" w:color="000000"/>
-              <w:left w:val="nil" w:sz="4" w:space="0" w:color="000000"/>
-              <w:right w:val="nil" w:sz="4" w:space="0" w:color="000000"/>
+              <w:top w:val="nil"/>
+              <w:left w:val="nil"/>
+              <w:bottom w:val="nil"/>
+              <w:right w:val="nil"/>
             </w:tcBorders>
+            <w:vAlign w:val="top"/>
           </w:tcPr>
           <w:p>
-            <w:r/>
+            <w:pPr>
+              <w:spacing w:before="40" w:after="40"/>
+              <w:jc w:val="left"/>
+            </w:pPr>
             <w:r>
               <w:rPr>
-                <w:b w:val="0"/>
-                <w:sz w:val="20"/>
-              </w:rPr>
-              <w:t>{%tr for item in pi.line_items %}</w:t>
-            </w:r>
-          </w:p>
-        </w:tc>
-        <w:tc>
-          <w:tcPr>
-            <w:tcW w:type="dxa" w:w="2108"/>
-            <w:tcBorders>
-              <w:top w:val="nil" w:sz="4" w:space="0" w:color="000000"/>
-              <w:bottom w:val="nil" w:sz="4" w:space="0" w:color="000000"/>
-              <w:left w:val="nil" w:sz="4" w:space="0" w:color="000000"/>
-              <w:right w:val="nil" w:sz="4" w:space="0" w:color="000000"/>
-            </w:tcBorders>
-          </w:tcPr>
-          <w:p>
-            <w:r/>
-            <w:r>
-              <w:rPr>
-                <w:b w:val="0"/>
-                <w:sz w:val="20"/>
-              </w:rPr>
-            </w:r>
-          </w:p>
-        </w:tc>
-        <w:tc>
-          <w:tcPr>
-            <w:tcW w:type="dxa" w:w="2108"/>
-            <w:tcBorders>
-              <w:top w:val="nil" w:sz="4" w:space="0" w:color="000000"/>
-              <w:bottom w:val="nil" w:sz="4" w:space="0" w:color="000000"/>
-              <w:left w:val="nil" w:sz="4" w:space="0" w:color="000000"/>
-              <w:right w:val="nil" w:sz="4" w:space="0" w:color="000000"/>
-            </w:tcBorders>
-          </w:tcPr>
-          <w:p>
-            <w:r/>
-            <w:r>
-              <w:rPr>
-                <w:b w:val="0"/>
-                <w:sz w:val="20"/>
-              </w:rPr>
-            </w:r>
-          </w:p>
-        </w:tc>
-        <w:tc>
-          <w:tcPr>
-            <w:tcW w:type="dxa" w:w="2108"/>
-            <w:tcBorders>
-              <w:top w:val="nil" w:sz="4" w:space="0" w:color="000000"/>
-              <w:bottom w:val="nil" w:sz="4" w:space="0" w:color="000000"/>
-              <w:left w:val="nil" w:sz="4" w:space="0" w:color="000000"/>
-              <w:right w:val="nil" w:sz="4" w:space="0" w:color="000000"/>
-            </w:tcBorders>
-          </w:tcPr>
-          <w:p>
-            <w:r/>
-            <w:r>
-              <w:rPr>
-                <w:b w:val="0"/>
-                <w:sz w:val="20"/>
-              </w:rPr>
-            </w:r>
-          </w:p>
-        </w:tc>
-        <w:tc>
-          <w:tcPr>
-            <w:tcW w:type="dxa" w:w="2108"/>
-            <w:tcBorders>
-              <w:top w:val="nil" w:sz="4" w:space="0" w:color="000000"/>
-              <w:bottom w:val="nil" w:sz="4" w:space="0" w:color="000000"/>
-              <w:left w:val="nil" w:sz="4" w:space="0" w:color="000000"/>
-              <w:right w:val="nil" w:sz="4" w:space="0" w:color="000000"/>
-            </w:tcBorders>
-          </w:tcPr>
-          <w:p>
-            <w:r/>
-            <w:r>
-              <w:rPr>
-                <w:b w:val="0"/>
-                <w:sz w:val="20"/>
-              </w:rPr>
-            </w:r>
-          </w:p>
-        </w:tc>
-      </w:tr>
-      <w:tr>
-        <w:tc>
-          <w:tcPr>
-            <w:tcW w:type="dxa" w:w="2108"/>
-            <w:tcBorders>
-              <w:top w:val="nil" w:sz="4" w:space="0" w:color="000000"/>
-              <w:bottom w:val="nil" w:sz="4" w:space="0" w:color="000000"/>
-              <w:left w:val="nil" w:sz="4" w:space="0" w:color="000000"/>
-              <w:right w:val="nil" w:sz="4" w:space="0" w:color="000000"/>
-            </w:tcBorders>
-          </w:tcPr>
-          <w:p>
-            <w:r/>
-            <w:r>
-              <w:rPr>
-                <w:b w:val="0"/>
                 <w:sz w:val="20"/>
               </w:rPr>
               <w:t>{{ item.item_no }}</w:t>
@@ -1062,19 +1056,22 @@
         </w:tc>
         <w:tc>
           <w:tcPr>
-            <w:tcW w:type="dxa" w:w="2108"/>
+            <w:tcW w:type="dxa" w:w="2041"/>
             <w:tcBorders>
-              <w:top w:val="nil" w:sz="4" w:space="0" w:color="000000"/>
-              <w:bottom w:val="nil" w:sz="4" w:space="0" w:color="000000"/>
-              <w:left w:val="nil" w:sz="4" w:space="0" w:color="000000"/>
-              <w:right w:val="nil" w:sz="4" w:space="0" w:color="000000"/>
+              <w:top w:val="nil"/>
+              <w:left w:val="nil"/>
+              <w:bottom w:val="nil"/>
+              <w:right w:val="nil"/>
             </w:tcBorders>
+            <w:vAlign w:val="top"/>
           </w:tcPr>
           <w:p>
-            <w:r/>
+            <w:pPr>
+              <w:spacing w:before="40" w:after="40"/>
+              <w:jc w:val="left"/>
+            </w:pPr>
             <w:r>
               <w:rPr>
-                <w:b w:val="0"/>
                 <w:sz w:val="20"/>
               </w:rPr>
               <w:t>{{ item.description|safe }}</w:t>
@@ -1083,22 +1080,22 @@
         </w:tc>
         <w:tc>
           <w:tcPr>
-            <w:tcW w:type="dxa" w:w="2108"/>
+            <w:tcW w:type="dxa" w:w="2041"/>
             <w:tcBorders>
-              <w:top w:val="nil" w:sz="4" w:space="0" w:color="000000"/>
-              <w:bottom w:val="nil" w:sz="4" w:space="0" w:color="000000"/>
-              <w:left w:val="nil" w:sz="4" w:space="0" w:color="000000"/>
-              <w:right w:val="nil" w:sz="4" w:space="0" w:color="000000"/>
+              <w:top w:val="nil"/>
+              <w:left w:val="nil"/>
+              <w:bottom w:val="nil"/>
+              <w:right w:val="nil"/>
             </w:tcBorders>
+            <w:vAlign w:val="top"/>
           </w:tcPr>
           <w:p>
             <w:pPr>
+              <w:spacing w:before="40" w:after="40"/>
               <w:jc w:val="right"/>
             </w:pPr>
-            <w:r/>
             <w:r>
               <w:rPr>
-                <w:b w:val="0"/>
                 <w:sz w:val="20"/>
               </w:rPr>
               <w:t>{{ item.quantity_display }}</w:t>
@@ -1107,22 +1104,22 @@
         </w:tc>
         <w:tc>
           <w:tcPr>
-            <w:tcW w:type="dxa" w:w="2108"/>
+            <w:tcW w:type="dxa" w:w="2041"/>
             <w:tcBorders>
-              <w:top w:val="nil" w:sz="4" w:space="0" w:color="000000"/>
-              <w:bottom w:val="nil" w:sz="4" w:space="0" w:color="000000"/>
-              <w:left w:val="nil" w:sz="4" w:space="0" w:color="000000"/>
-              <w:right w:val="nil" w:sz="4" w:space="0" w:color="000000"/>
+              <w:top w:val="nil"/>
+              <w:left w:val="nil"/>
+              <w:bottom w:val="nil"/>
+              <w:right w:val="nil"/>
             </w:tcBorders>
+            <w:vAlign w:val="top"/>
           </w:tcPr>
           <w:p>
             <w:pPr>
+              <w:spacing w:before="40" w:after="40"/>
               <w:jc w:val="right"/>
             </w:pPr>
-            <w:r/>
             <w:r>
               <w:rPr>
-                <w:b w:val="0"/>
                 <w:sz w:val="20"/>
               </w:rPr>
               <w:t>{{ item.unit_price_display }}</w:t>
@@ -1131,22 +1128,22 @@
         </w:tc>
         <w:tc>
           <w:tcPr>
-            <w:tcW w:type="dxa" w:w="2108"/>
+            <w:tcW w:type="dxa" w:w="2041"/>
             <w:tcBorders>
-              <w:top w:val="nil" w:sz="4" w:space="0" w:color="000000"/>
-              <w:bottom w:val="nil" w:sz="4" w:space="0" w:color="000000"/>
-              <w:left w:val="nil" w:sz="4" w:space="0" w:color="000000"/>
-              <w:right w:val="nil" w:sz="4" w:space="0" w:color="000000"/>
+              <w:top w:val="nil"/>
+              <w:left w:val="nil"/>
+              <w:bottom w:val="nil"/>
+              <w:right w:val="nil"/>
             </w:tcBorders>
+            <w:vAlign w:val="top"/>
           </w:tcPr>
           <w:p>
             <w:pPr>
+              <w:spacing w:before="40" w:after="40"/>
               <w:jc w:val="right"/>
             </w:pPr>
-            <w:r/>
             <w:r>
               <w:rPr>
-                <w:b w:val="0"/>
                 <w:sz w:val="20"/>
               </w:rPr>
               <w:t>{{ item.amount_display }}</w:t>
@@ -1157,182 +1154,165 @@
       <w:tr>
         <w:tc>
           <w:tcPr>
-            <w:tcW w:type="dxa" w:w="2108"/>
+            <w:tcW w:type="dxa" w:w="2041"/>
             <w:tcBorders>
-              <w:top w:val="nil" w:sz="4" w:space="0" w:color="000000"/>
-              <w:bottom w:val="nil" w:sz="4" w:space="0" w:color="000000"/>
-              <w:left w:val="nil" w:sz="4" w:space="0" w:color="000000"/>
-              <w:right w:val="nil" w:sz="4" w:space="0" w:color="000000"/>
+              <w:top w:val="nil"/>
+              <w:left w:val="nil"/>
+              <w:bottom w:val="nil"/>
+              <w:right w:val="nil"/>
+            </w:tcBorders>
+          </w:tcPr>
+          <w:p/>
+        </w:tc>
+        <w:tc>
+          <w:tcPr>
+            <w:tcW w:type="dxa" w:w="2041"/>
+            <w:tcBorders>
+              <w:top w:val="nil"/>
+              <w:left w:val="nil"/>
+              <w:bottom w:val="nil"/>
+              <w:right w:val="nil"/>
             </w:tcBorders>
           </w:tcPr>
           <w:p>
-            <w:r/>
+            <w:pPr>
+              <w:spacing w:before="40" w:after="40"/>
+              <w:jc w:val="left"/>
+            </w:pPr>
             <w:r>
               <w:rPr>
-                <w:b w:val="0"/>
                 <w:sz w:val="20"/>
               </w:rPr>
-              <w:t>{%tr endfor %}</w:t>
+              <w:t>Bank fee</w:t>
             </w:r>
           </w:p>
         </w:tc>
         <w:tc>
           <w:tcPr>
-            <w:tcW w:type="dxa" w:w="2108"/>
+            <w:tcW w:type="dxa" w:w="2041"/>
             <w:tcBorders>
-              <w:top w:val="nil" w:sz="4" w:space="0" w:color="000000"/>
-              <w:bottom w:val="nil" w:sz="4" w:space="0" w:color="000000"/>
-              <w:left w:val="nil" w:sz="4" w:space="0" w:color="000000"/>
-              <w:right w:val="nil" w:sz="4" w:space="0" w:color="000000"/>
+              <w:top w:val="nil"/>
+              <w:left w:val="nil"/>
+              <w:bottom w:val="nil"/>
+              <w:right w:val="nil"/>
             </w:tcBorders>
           </w:tcPr>
           <w:p>
-            <w:r/>
+            <w:pPr>
+              <w:spacing w:before="40" w:after="40"/>
+              <w:jc w:val="right"/>
+            </w:pPr>
             <w:r>
               <w:rPr>
-                <w:b w:val="0"/>
                 <w:sz w:val="20"/>
               </w:rPr>
+              <w:t>1 set</w:t>
             </w:r>
           </w:p>
         </w:tc>
         <w:tc>
           <w:tcPr>
-            <w:tcW w:type="dxa" w:w="2108"/>
+            <w:tcW w:type="dxa" w:w="2041"/>
             <w:tcBorders>
-              <w:top w:val="nil" w:sz="4" w:space="0" w:color="000000"/>
-              <w:bottom w:val="nil" w:sz="4" w:space="0" w:color="000000"/>
-              <w:left w:val="nil" w:sz="4" w:space="0" w:color="000000"/>
-              <w:right w:val="nil" w:sz="4" w:space="0" w:color="000000"/>
+              <w:top w:val="nil"/>
+              <w:left w:val="nil"/>
+              <w:bottom w:val="nil"/>
+              <w:right w:val="nil"/>
             </w:tcBorders>
           </w:tcPr>
           <w:p>
-            <w:r/>
+            <w:pPr>
+              <w:spacing w:before="40" w:after="40"/>
+              <w:jc w:val="right"/>
+            </w:pPr>
             <w:r>
               <w:rPr>
-                <w:b w:val="0"/>
                 <w:sz w:val="20"/>
               </w:rPr>
+              <w:t>{{ bank_fee_display }}</w:t>
             </w:r>
           </w:p>
         </w:tc>
         <w:tc>
           <w:tcPr>
-            <w:tcW w:type="dxa" w:w="2108"/>
+            <w:tcW w:type="dxa" w:w="2041"/>
             <w:tcBorders>
-              <w:top w:val="nil" w:sz="4" w:space="0" w:color="000000"/>
-              <w:bottom w:val="nil" w:sz="4" w:space="0" w:color="000000"/>
-              <w:left w:val="nil" w:sz="4" w:space="0" w:color="000000"/>
-              <w:right w:val="nil" w:sz="4" w:space="0" w:color="000000"/>
+              <w:top w:val="nil"/>
+              <w:left w:val="nil"/>
+              <w:bottom w:val="nil"/>
+              <w:right w:val="nil"/>
             </w:tcBorders>
           </w:tcPr>
           <w:p>
-            <w:r/>
+            <w:pPr>
+              <w:spacing w:before="40" w:after="40"/>
+              <w:jc w:val="right"/>
+            </w:pPr>
             <w:r>
               <w:rPr>
-                <w:b w:val="0"/>
                 <w:sz w:val="20"/>
               </w:rPr>
-            </w:r>
-          </w:p>
-        </w:tc>
-        <w:tc>
-          <w:tcPr>
-            <w:tcW w:type="dxa" w:w="2108"/>
-            <w:tcBorders>
-              <w:top w:val="nil" w:sz="4" w:space="0" w:color="000000"/>
-              <w:bottom w:val="nil" w:sz="4" w:space="0" w:color="000000"/>
-              <w:left w:val="nil" w:sz="4" w:space="0" w:color="000000"/>
-              <w:right w:val="nil" w:sz="4" w:space="0" w:color="000000"/>
-            </w:tcBorders>
-          </w:tcPr>
-          <w:p>
-            <w:r/>
-            <w:r>
-              <w:rPr>
-                <w:b w:val="0"/>
-                <w:sz w:val="20"/>
-              </w:rPr>
+              <w:t>{{ bank_fee_display }}</w:t>
             </w:r>
           </w:p>
         </w:tc>
       </w:tr>
-    </w:tbl>
-    <w:tbl>
-      <w:tblPr>
-        <w:tblW w:type="auto" w:w="0"/>
-        <w:tblLayout w:type="fixed"/>
-        <w:tblLook w:firstColumn="1" w:firstRow="1" w:lastColumn="0" w:lastRow="0" w:noHBand="0" w:noVBand="1" w:val="04A0"/>
-      </w:tblPr>
-      <w:tblGrid>
-        <w:gridCol w:w="1701"/>
-        <w:gridCol w:w="4252"/>
-        <w:gridCol w:w="1417"/>
-        <w:gridCol w:w="1417"/>
-        <w:gridCol w:w="1701"/>
-      </w:tblGrid>
       <w:tr>
         <w:tc>
           <w:tcPr>
-            <w:tcW w:type="dxa" w:w="2108"/>
+            <w:tcW w:type="dxa" w:w="2041"/>
             <w:tcBorders>
-              <w:top w:val="single" w:sz="4" w:space="0" w:color="000000"/>
-              <w:bottom w:val="nil" w:sz="4" w:space="0" w:color="000000"/>
-              <w:left w:val="nil" w:sz="4" w:space="0" w:color="000000"/>
-              <w:right w:val="nil" w:sz="4" w:space="0" w:color="000000"/>
+              <w:top w:val="single" w:sz="8" w:color="000000"/>
+              <w:left w:val="nil"/>
+              <w:bottom w:val="nil"/>
+              <w:right w:val="nil"/>
             </w:tcBorders>
           </w:tcPr>
-          <w:p>
-            <w:r/>
-          </w:p>
+          <w:p/>
         </w:tc>
         <w:tc>
           <w:tcPr>
-            <w:tcW w:type="dxa" w:w="2108"/>
+            <w:tcW w:type="dxa" w:w="2041"/>
             <w:tcBorders>
-              <w:top w:val="single" w:sz="4" w:space="0" w:color="000000"/>
-              <w:bottom w:val="nil" w:sz="4" w:space="0" w:color="000000"/>
-              <w:left w:val="nil" w:sz="4" w:space="0" w:color="000000"/>
-              <w:right w:val="nil" w:sz="4" w:space="0" w:color="000000"/>
+              <w:top w:val="single" w:sz="8" w:color="000000"/>
+              <w:left w:val="nil"/>
+              <w:bottom w:val="nil"/>
+              <w:right w:val="nil"/>
             </w:tcBorders>
           </w:tcPr>
-          <w:p>
-            <w:r/>
-          </w:p>
+          <w:p/>
         </w:tc>
         <w:tc>
           <w:tcPr>
-            <w:tcW w:type="dxa" w:w="2108"/>
+            <w:tcW w:type="dxa" w:w="2041"/>
             <w:tcBorders>
-              <w:top w:val="single" w:sz="4" w:space="0" w:color="000000"/>
-              <w:bottom w:val="nil" w:sz="4" w:space="0" w:color="000000"/>
-              <w:left w:val="nil" w:sz="4" w:space="0" w:color="000000"/>
-              <w:right w:val="nil" w:sz="4" w:space="0" w:color="000000"/>
+              <w:top w:val="single" w:sz="8" w:color="000000"/>
+              <w:left w:val="nil"/>
+              <w:bottom w:val="nil"/>
+              <w:right w:val="nil"/>
             </w:tcBorders>
           </w:tcPr>
-          <w:p>
-            <w:r/>
-          </w:p>
+          <w:p/>
         </w:tc>
         <w:tc>
           <w:tcPr>
-            <w:tcW w:type="dxa" w:w="2108"/>
+            <w:tcW w:type="dxa" w:w="2041"/>
             <w:tcBorders>
-              <w:top w:val="single" w:sz="4" w:space="0" w:color="000000"/>
-              <w:bottom w:val="nil" w:sz="4" w:space="0" w:color="000000"/>
-              <w:left w:val="nil" w:sz="4" w:space="0" w:color="000000"/>
-              <w:right w:val="nil" w:sz="4" w:space="0" w:color="000000"/>
+              <w:top w:val="single" w:sz="8" w:color="000000"/>
+              <w:left w:val="nil"/>
+              <w:bottom w:val="nil"/>
+              <w:right w:val="nil"/>
             </w:tcBorders>
           </w:tcPr>
           <w:p>
             <w:pPr>
+              <w:spacing w:before="40" w:after="40"/>
               <w:jc w:val="right"/>
             </w:pPr>
-            <w:r/>
             <w:r>
               <w:rPr>
                 <w:b/>
-                <w:sz w:val="20"/>
+                <w:sz w:val="22"/>
               </w:rPr>
               <w:t>Total :</w:t>
             </w:r>
@@ -1340,32 +1320,39 @@
         </w:tc>
         <w:tc>
           <w:tcPr>
-            <w:tcW w:type="dxa" w:w="2108"/>
+            <w:tcW w:type="dxa" w:w="2041"/>
             <w:tcBorders>
-              <w:top w:val="single" w:sz="4" w:space="0" w:color="000000"/>
-              <w:bottom w:val="nil" w:sz="4" w:space="0" w:color="000000"/>
-              <w:left w:val="nil" w:sz="4" w:space="0" w:color="000000"/>
-              <w:right w:val="nil" w:sz="4" w:space="0" w:color="000000"/>
+              <w:top w:val="single" w:sz="8" w:color="000000"/>
+              <w:left w:val="nil"/>
+              <w:bottom w:val="nil"/>
+              <w:right w:val="nil"/>
             </w:tcBorders>
           </w:tcPr>
           <w:p>
             <w:pPr>
+              <w:spacing w:before="40" w:after="40"/>
               <w:jc w:val="right"/>
             </w:pPr>
-            <w:r/>
             <w:r>
               <w:rPr>
                 <w:b/>
                 <w:sz w:val="22"/>
               </w:rPr>
-              <w:t>{{ pi.total_display }}</w:t>
+              <w:t>{{ total_display }}</w:t>
             </w:r>
           </w:p>
         </w:tc>
       </w:tr>
     </w:tbl>
-    <w:p/>
     <w:p>
+      <w:pPr>
+        <w:spacing w:before="120" w:after="40"/>
+      </w:pPr>
+    </w:p>
+    <w:p>
+      <w:pPr>
+        <w:spacing w:before="0" w:after="20"/>
+      </w:pPr>
       <w:r>
         <w:rPr>
           <w:sz w:val="20"/>
@@ -1374,6 +1361,9 @@
       </w:r>
     </w:p>
     <w:p>
+      <w:pPr>
+        <w:spacing w:before="0" w:after="20"/>
+      </w:pPr>
       <w:r>
         <w:rPr>
           <w:sz w:val="20"/>
@@ -1382,6 +1372,9 @@
       </w:r>
     </w:p>
     <w:p>
+      <w:pPr>
+        <w:spacing w:before="0" w:after="20"/>
+      </w:pPr>
       <w:r>
         <w:rPr>
           <w:sz w:val="20"/>
@@ -1390,6 +1383,9 @@
       </w:r>
     </w:p>
     <w:p>
+      <w:pPr>
+        <w:spacing w:before="0" w:after="20"/>
+      </w:pPr>
       <w:r>
         <w:rPr>
           <w:sz w:val="20"/>
@@ -1398,6 +1394,9 @@
       </w:r>
     </w:p>
     <w:p>
+      <w:pPr>
+        <w:spacing w:before="0" w:after="20"/>
+      </w:pPr>
       <w:r>
         <w:rPr>
           <w:sz w:val="20"/>
@@ -1406,6 +1405,9 @@
       </w:r>
     </w:p>
     <w:p>
+      <w:pPr>
+        <w:spacing w:before="0" w:after="20"/>
+      </w:pPr>
       <w:r>
         <w:rPr>
           <w:sz w:val="20"/>
@@ -1413,8 +1415,11 @@
         <w:t>SWIFT ACCOUNT: TACBTWTP144</w:t>
       </w:r>
     </w:p>
-    <w:p/>
-    <w:p/>
+    <w:p>
+      <w:pPr>
+        <w:spacing w:before="280" w:after="0"/>
+      </w:pPr>
+    </w:p>
     <w:tbl>
       <w:tblPr>
         <w:tblW w:type="auto" w:w="0"/>
@@ -1428,40 +1433,44 @@
       <w:tr>
         <w:tc>
           <w:tcPr>
-            <w:tcW w:type="dxa" w:w="5270"/>
+            <w:tcW w:type="dxa" w:w="5103"/>
             <w:tcBorders>
-              <w:top w:val="nil" w:sz="4" w:space="0" w:color="000000"/>
-              <w:bottom w:val="nil" w:sz="4" w:space="0" w:color="000000"/>
-              <w:left w:val="nil" w:sz="4" w:space="0" w:color="000000"/>
-              <w:right w:val="nil" w:sz="4" w:space="0" w:color="000000"/>
+              <w:top w:val="nil"/>
+              <w:left w:val="nil"/>
+              <w:bottom w:val="nil"/>
+              <w:right w:val="nil"/>
             </w:tcBorders>
           </w:tcPr>
           <w:p>
-            <w:r/>
+            <w:pPr>
+              <w:spacing w:before="0" w:after="0"/>
+              <w:jc w:val="left"/>
+            </w:pPr>
             <w:r>
               <w:rPr>
-                <w:b w:val="0"/>
                 <w:sz w:val="20"/>
               </w:rPr>
-              <w:t>{{ pi.customer_name }}</w:t>
+              <w:t>{{ customer_name }}</w:t>
             </w:r>
           </w:p>
         </w:tc>
         <w:tc>
           <w:tcPr>
-            <w:tcW w:type="dxa" w:w="5270"/>
+            <w:tcW w:type="dxa" w:w="5103"/>
             <w:tcBorders>
-              <w:top w:val="nil" w:sz="4" w:space="0" w:color="000000"/>
-              <w:bottom w:val="nil" w:sz="4" w:space="0" w:color="000000"/>
-              <w:left w:val="nil" w:sz="4" w:space="0" w:color="000000"/>
-              <w:right w:val="nil" w:sz="4" w:space="0" w:color="000000"/>
+              <w:top w:val="nil"/>
+              <w:left w:val="nil"/>
+              <w:bottom w:val="nil"/>
+              <w:right w:val="nil"/>
             </w:tcBorders>
           </w:tcPr>
           <w:p>
-            <w:r/>
+            <w:pPr>
+              <w:spacing w:before="0" w:after="0"/>
+              <w:jc w:val="left"/>
+            </w:pPr>
             <w:r>
               <w:rPr>
-                <w:b w:val="0"/>
                 <w:sz w:val="20"/>
               </w:rPr>
               <w:t>GLOCOM ELECTRONICS LTD.</w:t>
@@ -1472,37 +1481,53 @@
       <w:tr>
         <w:tc>
           <w:tcPr>
-            <w:tcW w:type="dxa" w:w="5270"/>
+            <w:tcW w:type="dxa" w:w="5103"/>
             <w:tcBorders>
-              <w:top w:val="single" w:sz="4" w:space="0" w:color="000000"/>
-              <w:bottom w:val="nil" w:sz="4" w:space="0" w:color="000000"/>
-              <w:left w:val="nil" w:sz="4" w:space="0" w:color="000000"/>
-              <w:right w:val="nil" w:sz="4" w:space="0" w:color="000000"/>
+              <w:top w:val="nil"/>
+              <w:left w:val="nil"/>
+              <w:bottom w:val="nil"/>
+              <w:right w:val="nil"/>
             </w:tcBorders>
           </w:tcPr>
           <w:p>
-            <w:r/>
+            <w:pPr>
+              <w:spacing w:before="400" w:after="0"/>
+            </w:pPr>
+            <w:r>
+              <w:rPr>
+                <w:sz w:val="20"/>
+              </w:rPr>
+              <w:t>______________________________</w:t>
+            </w:r>
           </w:p>
         </w:tc>
         <w:tc>
           <w:tcPr>
-            <w:tcW w:type="dxa" w:w="5270"/>
+            <w:tcW w:type="dxa" w:w="5103"/>
             <w:tcBorders>
-              <w:top w:val="single" w:sz="4" w:space="0" w:color="000000"/>
-              <w:bottom w:val="nil" w:sz="4" w:space="0" w:color="000000"/>
-              <w:left w:val="nil" w:sz="4" w:space="0" w:color="000000"/>
-              <w:right w:val="nil" w:sz="4" w:space="0" w:color="000000"/>
+              <w:top w:val="nil"/>
+              <w:left w:val="nil"/>
+              <w:bottom w:val="nil"/>
+              <w:right w:val="nil"/>
             </w:tcBorders>
           </w:tcPr>
           <w:p>
-            <w:r/>
+            <w:pPr>
+              <w:spacing w:before="400" w:after="0"/>
+            </w:pPr>
+            <w:r>
+              <w:rPr>
+                <w:sz w:val="20"/>
+              </w:rPr>
+              <w:t>______________________________</w:t>
+            </w:r>
           </w:p>
         </w:tc>
       </w:tr>
     </w:tbl>
     <w:sectPr>
-      <w:pgSz w:w="12240" w:h="15840"/>
-      <w:pgMar w:top="850" w:right="850" w:bottom="850" w:left="850" w:header="720" w:footer="720" w:gutter="0"/>
+      <w:pgSz w:w="11906" w:h="16838"/>
+      <w:pgMar w:top="567" w:right="850" w:bottom="567" w:left="850" w:header="720" w:footer="720" w:gutter="0"/>
       <w:cols w:space="720"/>
       <w:docGrid w:linePitch="360"/>
     </w:sectPr>
@@ -1874,8 +1899,9 @@
     <w:qFormat/>
     <w:rsid w:val="00FC693F"/>
     <w:rPr>
-      <w:rFonts w:ascii="Times New Roman" w:hAnsi="Times New Roman" w:eastAsia="微軟正黑體"/>
+      <w:rFonts w:ascii="Times New Roman" w:hAnsi="Times New Roman"/>
       <w:sz w:val="20"/>
+      <w:rFonts w:eastAsia="微軟正黑體" w:ascii="Times New Roman" w:hAnsi="Times New Roman"/>
     </w:rPr>
   </w:style>
   <w:style w:type="paragraph" w:styleId="Header">

--- a/templates/PI_GLOCOM.docx
+++ b/templates/PI_GLOCOM.docx
@@ -5,157 +5,119 @@
     <w:tbl>
       <w:tblPr>
         <w:tblW w:type="auto" w:w="0"/>
+        <w:jc w:val="center"/>
         <w:tblLayout w:type="fixed"/>
         <w:tblLook w:firstColumn="1" w:firstRow="1" w:lastColumn="0" w:lastRow="0" w:noHBand="0" w:noVBand="1" w:val="04A0"/>
       </w:tblPr>
       <w:tblGrid>
-        <w:gridCol w:w="1984"/>
-        <w:gridCol w:w="8220"/>
+        <w:gridCol w:w="2268"/>
+        <w:gridCol w:w="5102"/>
       </w:tblGrid>
       <w:tr>
         <w:tc>
           <w:tcPr>
-            <w:tcW w:type="dxa" w:w="1984"/>
+            <w:tcW w:type="dxa" w:w="2268"/>
             <w:tcBorders>
               <w:top w:val="nil"/>
               <w:left w:val="nil"/>
               <w:bottom w:val="nil"/>
               <w:right w:val="nil"/>
             </w:tcBorders>
+            <w:tcMar>
+              <w:top w:w="20" w:type="dxa"/>
+              <w:bottom w:w="20" w:type="dxa"/>
+              <w:left w:w="40" w:type="dxa"/>
+              <w:right w:w="40" w:type="dxa"/>
+            </w:tcMar>
+            <w:vAlign w:val="center"/>
           </w:tcPr>
           <w:p>
             <w:pPr>
-              <w:spacing w:before="0" w:after="0"/>
-              <w:jc w:val="left"/>
+              <w:jc w:val="center"/>
             </w:pPr>
             <w:r>
-              <w:drawing>
-                <wp:inline xmlns:a="http://schemas.openxmlformats.org/drawingml/2006/main" xmlns:pic="http://schemas.openxmlformats.org/drawingml/2006/picture">
-                  <wp:extent cx="1007999" cy="1007999"/>
-                  <wp:docPr id="1" name="Picture 1"/>
-                  <wp:cNvGraphicFramePr>
-                    <a:graphicFrameLocks noChangeAspect="1"/>
-                  </wp:cNvGraphicFramePr>
-                  <a:graphic>
-                    <a:graphicData uri="http://schemas.openxmlformats.org/drawingml/2006/picture">
-                      <pic:pic>
-                        <pic:nvPicPr>
-                          <pic:cNvPr id="0" name="glocom_logo.png"/>
-                          <pic:cNvPicPr/>
-                        </pic:nvPicPr>
-                        <pic:blipFill>
-                          <a:blip r:embed="rId9"/>
-                          <a:stretch>
-                            <a:fillRect/>
-                          </a:stretch>
-                        </pic:blipFill>
-                        <pic:spPr>
-                          <a:xfrm>
-                            <a:off x="0" y="0"/>
-                            <a:ext cx="1007999" cy="1007999"/>
-                          </a:xfrm>
-                          <a:prstGeom prst="rect"/>
-                        </pic:spPr>
-                      </pic:pic>
-                    </a:graphicData>
-                  </a:graphic>
-                </wp:inline>
-              </w:drawing>
+              <w:rPr>
+                <w:rFonts w:ascii="Calibri" w:hAnsi="Calibri" w:eastAsia="微軟正黑體"/>
+                <w:sz w:val="22"/>
+              </w:rPr>
+              <w:t>{{ logo_img }}</w:t>
             </w:r>
           </w:p>
         </w:tc>
         <w:tc>
           <w:tcPr>
-            <w:tcW w:type="dxa" w:w="8220"/>
+            <w:tcW w:type="dxa" w:w="5102"/>
             <w:tcBorders>
               <w:top w:val="nil"/>
               <w:left w:val="nil"/>
               <w:bottom w:val="nil"/>
               <w:right w:val="nil"/>
             </w:tcBorders>
+            <w:tcMar>
+              <w:top w:w="20" w:type="dxa"/>
+              <w:bottom w:w="20" w:type="dxa"/>
+              <w:left w:w="40" w:type="dxa"/>
+              <w:right w:w="40" w:type="dxa"/>
+            </w:tcMar>
+            <w:vAlign w:val="center"/>
           </w:tcPr>
           <w:p>
             <w:pPr>
-              <w:spacing w:before="0" w:after="20"/>
               <w:jc w:val="left"/>
             </w:pPr>
             <w:r>
               <w:rPr>
+                <w:rFonts w:ascii="Calibri" w:hAnsi="Calibri" w:eastAsia="微軟正黑體"/>
                 <w:b/>
                 <w:sz w:val="28"/>
-                <w:rFonts w:eastAsia="微軟正黑體" w:ascii="微軟正黑體" w:hAnsi="微軟正黑體"/>
               </w:rPr>
-              <w:t>西 拓 電 子 有 限 公 司</w:t>
+              <w:t>西拓電子有限公司</w:t>
             </w:r>
           </w:p>
           <w:p>
-            <w:pPr>
-              <w:spacing w:before="0" w:after="20"/>
-              <w:jc w:val="left"/>
-            </w:pPr>
             <w:r>
               <w:rPr>
+                <w:rFonts w:ascii="Calibri" w:hAnsi="Calibri" w:eastAsia="微軟正黑體"/>
                 <w:b/>
-                <w:sz w:val="26"/>
-                <w:rFonts w:eastAsia="Times New Roman" w:ascii="Times New Roman" w:hAnsi="Times New Roman"/>
+                <w:sz w:val="22"/>
               </w:rPr>
               <w:t>GLOCOM ELECTRONICS LTD.</w:t>
             </w:r>
           </w:p>
           <w:p>
-            <w:pPr>
-              <w:spacing w:before="0" w:after="20"/>
-              <w:jc w:val="left"/>
-            </w:pPr>
             <w:r>
               <w:rPr>
-                <w:b w:val="0"/>
-                <w:sz w:val="18"/>
-                <w:rFonts w:eastAsia="Times New Roman" w:ascii="Times New Roman" w:hAnsi="Times New Roman"/>
+                <w:rFonts w:ascii="Calibri" w:hAnsi="Calibri" w:eastAsia="微軟正黑體"/>
+                <w:sz w:val="16"/>
               </w:rPr>
-              <w:t>3FL.-2, NO. 268, LIANCHENG RD., ZHONGHE DISTRICT,</w:t>
+              <w:t>台北市大安區忠孝東路四段295號6樓之2</w:t>
             </w:r>
           </w:p>
           <w:p>
-            <w:pPr>
-              <w:spacing w:before="0" w:after="20"/>
-              <w:jc w:val="left"/>
-            </w:pPr>
             <w:r>
               <w:rPr>
-                <w:b w:val="0"/>
-                <w:sz w:val="18"/>
-                <w:rFonts w:eastAsia="Times New Roman" w:ascii="Times New Roman" w:hAnsi="Times New Roman"/>
+                <w:rFonts w:ascii="Calibri" w:hAnsi="Calibri" w:eastAsia="微軟正黑體"/>
+                <w:sz w:val="16"/>
               </w:rPr>
-              <w:t>NEW TAIPEI CITY 23553, TAIWAN R.O.C.</w:t>
+              <w:t>6F-2, No.295, Sec.4, Chung Hsiao East Rd.,</w:t>
             </w:r>
           </w:p>
           <w:p>
-            <w:pPr>
-              <w:spacing w:before="0" w:after="20"/>
-              <w:jc w:val="left"/>
-            </w:pPr>
             <w:r>
               <w:rPr>
-                <w:b w:val="0"/>
-                <w:sz w:val="18"/>
-                <w:rFonts w:eastAsia="微軟正黑體" w:ascii="微軟正黑體" w:hAnsi="微軟正黑體"/>
+                <w:rFonts w:ascii="Calibri" w:hAnsi="Calibri" w:eastAsia="微軟正黑體"/>
+                <w:sz w:val="16"/>
               </w:rPr>
-              <w:t>新北市中和區連城路 268 號 3 樓之 2;統一編號:70489361</w:t>
+              <w:t>Taipei 10692, Taiwan</w:t>
             </w:r>
           </w:p>
           <w:p>
-            <w:pPr>
-              <w:spacing w:before="0" w:after="20"/>
-              <w:jc w:val="left"/>
-            </w:pPr>
             <w:r>
               <w:rPr>
-                <w:b w:val="0"/>
-                <w:sz w:val="18"/>
-                <w:rFonts w:eastAsia="Times New Roman" w:ascii="Times New Roman" w:hAnsi="Times New Roman"/>
+                <w:rFonts w:ascii="Calibri" w:hAnsi="Calibri" w:eastAsia="微軟正黑體"/>
+                <w:sz w:val="16"/>
               </w:rPr>
-              <w:t>PHONE: 886 2 82273189; FAX: 886 2 82273187</w:t>
+              <w:t>TEL:886-2-2741-3536  FAX:886-2-2741-3553</w:t>
             </w:r>
           </w:p>
         </w:tc>
@@ -169,10 +131,10 @@
       <w:r>
         <w:rPr>
           <w:b/>
-          <w:sz w:val="28"/>
+          <w:sz w:val="32"/>
           <w:u w:val="single"/>
         </w:rPr>
-        <w:t>PROFORMA  INVOICE</w:t>
+        <w:t>P R O F O R M A    I N V O I C E</w:t>
       </w:r>
     </w:p>
     <w:tbl>
@@ -182,58 +144,43 @@
         <w:tblLook w:firstColumn="1" w:firstRow="1" w:lastColumn="0" w:lastRow="0" w:noHBand="0" w:noVBand="1" w:val="04A0"/>
       </w:tblPr>
       <w:tblGrid>
-        <w:gridCol w:w="1134"/>
-        <w:gridCol w:w="4252"/>
-        <w:gridCol w:w="1417"/>
-        <w:gridCol w:w="3402"/>
+        <w:gridCol w:w="6236"/>
+        <w:gridCol w:w="3969"/>
       </w:tblGrid>
       <w:tr>
         <w:tc>
           <w:tcPr>
-            <w:tcW w:type="dxa" w:w="2551"/>
+            <w:tcW w:type="dxa" w:w="6236"/>
             <w:tcBorders>
               <w:top w:val="nil"/>
               <w:left w:val="nil"/>
               <w:bottom w:val="nil"/>
               <w:right w:val="nil"/>
             </w:tcBorders>
+            <w:tcMar>
+              <w:top w:w="10" w:type="dxa"/>
+              <w:bottom w:w="10" w:type="dxa"/>
+              <w:left w:w="40" w:type="dxa"/>
+              <w:right w:w="40" w:type="dxa"/>
+            </w:tcMar>
+            <w:vAlign w:val="center"/>
           </w:tcPr>
           <w:p>
             <w:pPr>
-              <w:spacing w:before="0" w:after="0"/>
+              <w:spacing w:after="0"/>
             </w:pPr>
             <w:r>
               <w:rPr>
-                <w:b/>
-                <w:sz w:val="20"/>
+                <w:rFonts w:ascii="Calibri" w:hAnsi="Calibri" w:eastAsia="微軟正黑體"/>
+                <w:sz w:val="18"/>
               </w:rPr>
-              <w:t>Messrs.</w:t>
-            </w:r>
-          </w:p>
-        </w:tc>
-        <w:tc>
-          <w:tcPr>
-            <w:tcW w:type="dxa" w:w="2551"/>
-            <w:tcBorders>
-              <w:top w:val="nil"/>
-              <w:left w:val="nil"/>
-              <w:bottom w:val="nil"/>
-              <w:right w:val="nil"/>
-            </w:tcBorders>
-          </w:tcPr>
-          <w:p>
-            <w:pPr>
-              <w:spacing w:before="0" w:after="0"/>
-            </w:pPr>
-            <w:r>
-              <w:rPr>
-                <w:sz w:val="20"/>
-              </w:rPr>
-              <w:t xml:space="preserve">: </w:t>
+              <w:t xml:space="preserve">Messrs    : </w:t>
             </w:r>
             <w:r>
               <w:rPr>
-                <w:sz w:val="20"/>
+                <w:rFonts w:ascii="Calibri" w:hAnsi="Calibri" w:eastAsia="微軟正黑體"/>
+                <w:b/>
+                <w:sz w:val="18"/>
               </w:rPr>
               <w:t>{{ contact_person }}</w:t>
             </w:r>
@@ -241,52 +188,39 @@
         </w:tc>
         <w:tc>
           <w:tcPr>
-            <w:tcW w:type="dxa" w:w="2551"/>
+            <w:tcW w:type="dxa" w:w="3969"/>
             <w:tcBorders>
               <w:top w:val="nil"/>
               <w:left w:val="nil"/>
               <w:bottom w:val="nil"/>
               <w:right w:val="nil"/>
             </w:tcBorders>
+            <w:tcMar>
+              <w:top w:w="10" w:type="dxa"/>
+              <w:bottom w:w="10" w:type="dxa"/>
+              <w:left w:w="40" w:type="dxa"/>
+              <w:right w:w="40" w:type="dxa"/>
+            </w:tcMar>
+            <w:vAlign w:val="center"/>
           </w:tcPr>
           <w:p>
             <w:pPr>
-              <w:spacing w:before="0" w:after="0"/>
+              <w:spacing w:after="0"/>
             </w:pPr>
             <w:r>
               <w:rPr>
-                <w:b/>
-                <w:sz w:val="20"/>
+                <w:rFonts w:ascii="Calibri" w:hAnsi="Calibri" w:eastAsia="微軟正黑體"/>
+                <w:sz w:val="18"/>
               </w:rPr>
-              <w:t>Date</w:t>
-            </w:r>
-          </w:p>
-        </w:tc>
-        <w:tc>
-          <w:tcPr>
-            <w:tcW w:type="dxa" w:w="2551"/>
-            <w:tcBorders>
-              <w:top w:val="nil"/>
-              <w:left w:val="nil"/>
-              <w:bottom w:val="nil"/>
-              <w:right w:val="nil"/>
-            </w:tcBorders>
-          </w:tcPr>
-          <w:p>
-            <w:pPr>
-              <w:spacing w:before="0" w:after="0"/>
-            </w:pPr>
-            <w:r>
-              <w:rPr>
-                <w:sz w:val="20"/>
-              </w:rPr>
-              <w:t xml:space="preserve">: </w:t>
+              <w:t xml:space="preserve">Date          : </w:t>
             </w:r>
             <w:r>
               <w:rPr>
-                <w:sz w:val="20"/>
+                <w:rFonts w:ascii="Calibri" w:hAnsi="Calibri" w:eastAsia="微軟正黑體"/>
+                <w:b/>
+                <w:sz w:val="18"/>
               </w:rPr>
-              <w:t>{{ date_display }}</w:t>
+              <w:t>{{ date_str }}</w:t>
             </w:r>
           </w:p>
         </w:tc>
@@ -294,43 +228,37 @@
       <w:tr>
         <w:tc>
           <w:tcPr>
-            <w:tcW w:type="dxa" w:w="2551"/>
+            <w:tcW w:type="dxa" w:w="6236"/>
             <w:tcBorders>
               <w:top w:val="nil"/>
               <w:left w:val="nil"/>
               <w:bottom w:val="nil"/>
               <w:right w:val="nil"/>
             </w:tcBorders>
+            <w:tcMar>
+              <w:top w:w="10" w:type="dxa"/>
+              <w:bottom w:w="10" w:type="dxa"/>
+              <w:left w:w="40" w:type="dxa"/>
+              <w:right w:w="40" w:type="dxa"/>
+            </w:tcMar>
+            <w:vAlign w:val="center"/>
           </w:tcPr>
           <w:p>
             <w:pPr>
-              <w:spacing w:before="0" w:after="0"/>
+              <w:spacing w:after="0"/>
             </w:pPr>
             <w:r>
               <w:rPr>
-                <w:b/>
-                <w:sz w:val="20"/>
+                <w:rFonts w:ascii="Calibri" w:hAnsi="Calibri" w:eastAsia="微軟正黑體"/>
+                <w:sz w:val="18"/>
               </w:rPr>
+              <w:t xml:space="preserve">Customer  : </w:t>
             </w:r>
-          </w:p>
-        </w:tc>
-        <w:tc>
-          <w:tcPr>
-            <w:tcW w:type="dxa" w:w="2551"/>
-            <w:tcBorders>
-              <w:top w:val="nil"/>
-              <w:left w:val="nil"/>
-              <w:bottom w:val="nil"/>
-              <w:right w:val="nil"/>
-            </w:tcBorders>
-          </w:tcPr>
-          <w:p>
-            <w:pPr>
-              <w:spacing w:before="0" w:after="0"/>
-            </w:pPr>
             <w:r>
               <w:rPr>
-                <w:sz w:val="20"/>
+                <w:rFonts w:ascii="Calibri" w:hAnsi="Calibri" w:eastAsia="微軟正黑體"/>
+                <w:b/>
+                <w:sz w:val="18"/>
               </w:rPr>
               <w:t>{{ customer_name }}</w:t>
             </w:r>
@@ -338,50 +266,37 @@
         </w:tc>
         <w:tc>
           <w:tcPr>
-            <w:tcW w:type="dxa" w:w="2551"/>
+            <w:tcW w:type="dxa" w:w="3969"/>
             <w:tcBorders>
               <w:top w:val="nil"/>
               <w:left w:val="nil"/>
               <w:bottom w:val="nil"/>
               <w:right w:val="nil"/>
             </w:tcBorders>
+            <w:tcMar>
+              <w:top w:w="10" w:type="dxa"/>
+              <w:bottom w:w="10" w:type="dxa"/>
+              <w:left w:w="40" w:type="dxa"/>
+              <w:right w:w="40" w:type="dxa"/>
+            </w:tcMar>
+            <w:vAlign w:val="center"/>
           </w:tcPr>
           <w:p>
             <w:pPr>
-              <w:spacing w:before="0" w:after="0"/>
+              <w:spacing w:after="0"/>
             </w:pPr>
             <w:r>
               <w:rPr>
-                <w:b/>
-                <w:sz w:val="20"/>
+                <w:rFonts w:ascii="Calibri" w:hAnsi="Calibri" w:eastAsia="微軟正黑體"/>
+                <w:sz w:val="18"/>
               </w:rPr>
-              <w:t>Invoice No.</w:t>
-            </w:r>
-          </w:p>
-        </w:tc>
-        <w:tc>
-          <w:tcPr>
-            <w:tcW w:type="dxa" w:w="2551"/>
-            <w:tcBorders>
-              <w:top w:val="nil"/>
-              <w:left w:val="nil"/>
-              <w:bottom w:val="nil"/>
-              <w:right w:val="nil"/>
-            </w:tcBorders>
-          </w:tcPr>
-          <w:p>
-            <w:pPr>
-              <w:spacing w:before="0" w:after="0"/>
-            </w:pPr>
-            <w:r>
-              <w:rPr>
-                <w:sz w:val="20"/>
-              </w:rPr>
-              <w:t xml:space="preserve">: </w:t>
+              <w:t xml:space="preserve">Invoice No.   : </w:t>
             </w:r>
             <w:r>
               <w:rPr>
-                <w:sz w:val="20"/>
+                <w:rFonts w:ascii="Calibri" w:hAnsi="Calibri" w:eastAsia="微軟正黑體"/>
+                <w:b/>
+                <w:sz w:val="18"/>
               </w:rPr>
               <w:t>{{ invoice_no }}</w:t>
             </w:r>
@@ -391,50 +306,37 @@
       <w:tr>
         <w:tc>
           <w:tcPr>
-            <w:tcW w:type="dxa" w:w="2551"/>
+            <w:tcW w:type="dxa" w:w="6236"/>
             <w:tcBorders>
               <w:top w:val="nil"/>
               <w:left w:val="nil"/>
               <w:bottom w:val="nil"/>
               <w:right w:val="nil"/>
             </w:tcBorders>
+            <w:tcMar>
+              <w:top w:w="10" w:type="dxa"/>
+              <w:bottom w:w="10" w:type="dxa"/>
+              <w:left w:w="40" w:type="dxa"/>
+              <w:right w:w="40" w:type="dxa"/>
+            </w:tcMar>
+            <w:vAlign w:val="center"/>
           </w:tcPr>
           <w:p>
             <w:pPr>
-              <w:spacing w:before="0" w:after="0"/>
+              <w:spacing w:after="0"/>
             </w:pPr>
             <w:r>
               <w:rPr>
-                <w:b/>
-                <w:sz w:val="20"/>
+                <w:rFonts w:ascii="Calibri" w:hAnsi="Calibri" w:eastAsia="微軟正黑體"/>
+                <w:sz w:val="18"/>
               </w:rPr>
-              <w:t>Address</w:t>
-            </w:r>
-          </w:p>
-        </w:tc>
-        <w:tc>
-          <w:tcPr>
-            <w:tcW w:type="dxa" w:w="2551"/>
-            <w:tcBorders>
-              <w:top w:val="nil"/>
-              <w:left w:val="nil"/>
-              <w:bottom w:val="nil"/>
-              <w:right w:val="nil"/>
-            </w:tcBorders>
-          </w:tcPr>
-          <w:p>
-            <w:pPr>
-              <w:spacing w:before="0" w:after="0"/>
-            </w:pPr>
-            <w:r>
-              <w:rPr>
-                <w:sz w:val="20"/>
-              </w:rPr>
-              <w:t xml:space="preserve">: </w:t>
+              <w:t xml:space="preserve">Address   : </w:t>
             </w:r>
             <w:r>
               <w:rPr>
-                <w:sz w:val="20"/>
+                <w:rFonts w:ascii="Calibri" w:hAnsi="Calibri" w:eastAsia="微軟正黑體"/>
+                <w:b/>
+                <w:sz w:val="18"/>
               </w:rPr>
               <w:t>{{ customer_address1 }}</w:t>
             </w:r>
@@ -442,50 +344,37 @@
         </w:tc>
         <w:tc>
           <w:tcPr>
-            <w:tcW w:type="dxa" w:w="2551"/>
+            <w:tcW w:type="dxa" w:w="3969"/>
             <w:tcBorders>
               <w:top w:val="nil"/>
               <w:left w:val="nil"/>
               <w:bottom w:val="nil"/>
               <w:right w:val="nil"/>
             </w:tcBorders>
+            <w:tcMar>
+              <w:top w:w="10" w:type="dxa"/>
+              <w:bottom w:w="10" w:type="dxa"/>
+              <w:left w:w="40" w:type="dxa"/>
+              <w:right w:w="40" w:type="dxa"/>
+            </w:tcMar>
+            <w:vAlign w:val="center"/>
           </w:tcPr>
           <w:p>
             <w:pPr>
-              <w:spacing w:before="0" w:after="0"/>
+              <w:spacing w:after="0"/>
             </w:pPr>
             <w:r>
               <w:rPr>
-                <w:b/>
-                <w:sz w:val="20"/>
+                <w:rFonts w:ascii="Calibri" w:hAnsi="Calibri" w:eastAsia="微軟正黑體"/>
+                <w:sz w:val="18"/>
               </w:rPr>
-              <w:t>PO No.</w:t>
-            </w:r>
-          </w:p>
-        </w:tc>
-        <w:tc>
-          <w:tcPr>
-            <w:tcW w:type="dxa" w:w="2551"/>
-            <w:tcBorders>
-              <w:top w:val="nil"/>
-              <w:left w:val="nil"/>
-              <w:bottom w:val="nil"/>
-              <w:right w:val="nil"/>
-            </w:tcBorders>
-          </w:tcPr>
-          <w:p>
-            <w:pPr>
-              <w:spacing w:before="0" w:after="0"/>
-            </w:pPr>
-            <w:r>
-              <w:rPr>
-                <w:sz w:val="20"/>
-              </w:rPr>
-              <w:t xml:space="preserve">: </w:t>
+              <w:t xml:space="preserve">PO No.        : </w:t>
             </w:r>
             <w:r>
               <w:rPr>
-                <w:sz w:val="20"/>
+                <w:rFonts w:ascii="Calibri" w:hAnsi="Calibri" w:eastAsia="微軟正黑體"/>
+                <w:b/>
+                <w:sz w:val="18"/>
               </w:rPr>
               <w:t>{{ customer_po_no }}</w:t>
             </w:r>
@@ -495,43 +384,37 @@
       <w:tr>
         <w:tc>
           <w:tcPr>
-            <w:tcW w:type="dxa" w:w="2551"/>
+            <w:tcW w:type="dxa" w:w="6236"/>
             <w:tcBorders>
               <w:top w:val="nil"/>
               <w:left w:val="nil"/>
               <w:bottom w:val="nil"/>
               <w:right w:val="nil"/>
             </w:tcBorders>
+            <w:tcMar>
+              <w:top w:w="10" w:type="dxa"/>
+              <w:bottom w:w="10" w:type="dxa"/>
+              <w:left w:w="40" w:type="dxa"/>
+              <w:right w:w="40" w:type="dxa"/>
+            </w:tcMar>
+            <w:vAlign w:val="center"/>
           </w:tcPr>
           <w:p>
             <w:pPr>
-              <w:spacing w:before="0" w:after="0"/>
+              <w:spacing w:after="0"/>
             </w:pPr>
             <w:r>
               <w:rPr>
-                <w:b/>
-                <w:sz w:val="20"/>
+                <w:rFonts w:ascii="Calibri" w:hAnsi="Calibri" w:eastAsia="微軟正黑體"/>
+                <w:sz w:val="18"/>
               </w:rPr>
+              <w:t xml:space="preserve">          : </w:t>
             </w:r>
-          </w:p>
-        </w:tc>
-        <w:tc>
-          <w:tcPr>
-            <w:tcW w:type="dxa" w:w="2551"/>
-            <w:tcBorders>
-              <w:top w:val="nil"/>
-              <w:left w:val="nil"/>
-              <w:bottom w:val="nil"/>
-              <w:right w:val="nil"/>
-            </w:tcBorders>
-          </w:tcPr>
-          <w:p>
-            <w:pPr>
-              <w:spacing w:before="0" w:after="0"/>
-            </w:pPr>
             <w:r>
               <w:rPr>
-                <w:sz w:val="20"/>
+                <w:rFonts w:ascii="Calibri" w:hAnsi="Calibri" w:eastAsia="微軟正黑體"/>
+                <w:b/>
+                <w:sz w:val="18"/>
               </w:rPr>
               <w:t>{{ customer_address2 }}</w:t>
             </w:r>
@@ -539,50 +422,37 @@
         </w:tc>
         <w:tc>
           <w:tcPr>
-            <w:tcW w:type="dxa" w:w="2551"/>
+            <w:tcW w:type="dxa" w:w="3969"/>
             <w:tcBorders>
               <w:top w:val="nil"/>
               <w:left w:val="nil"/>
               <w:bottom w:val="nil"/>
               <w:right w:val="nil"/>
             </w:tcBorders>
+            <w:tcMar>
+              <w:top w:w="10" w:type="dxa"/>
+              <w:bottom w:w="10" w:type="dxa"/>
+              <w:left w:w="40" w:type="dxa"/>
+              <w:right w:w="40" w:type="dxa"/>
+            </w:tcMar>
+            <w:vAlign w:val="center"/>
           </w:tcPr>
           <w:p>
             <w:pPr>
-              <w:spacing w:before="0" w:after="0"/>
+              <w:spacing w:after="0"/>
             </w:pPr>
             <w:r>
               <w:rPr>
-                <w:b/>
-                <w:sz w:val="20"/>
+                <w:rFonts w:ascii="Calibri" w:hAnsi="Calibri" w:eastAsia="微軟正黑體"/>
+                <w:sz w:val="18"/>
               </w:rPr>
-              <w:t>Cust#</w:t>
-            </w:r>
-          </w:p>
-        </w:tc>
-        <w:tc>
-          <w:tcPr>
-            <w:tcW w:type="dxa" w:w="2551"/>
-            <w:tcBorders>
-              <w:top w:val="nil"/>
-              <w:left w:val="nil"/>
-              <w:bottom w:val="nil"/>
-              <w:right w:val="nil"/>
-            </w:tcBorders>
-          </w:tcPr>
-          <w:p>
-            <w:pPr>
-              <w:spacing w:before="0" w:after="0"/>
-            </w:pPr>
-            <w:r>
-              <w:rPr>
-                <w:sz w:val="20"/>
-              </w:rPr>
-              <w:t xml:space="preserve">: </w:t>
+              <w:t xml:space="preserve">Cust#         : </w:t>
             </w:r>
             <w:r>
               <w:rPr>
-                <w:sz w:val="20"/>
+                <w:rFonts w:ascii="Calibri" w:hAnsi="Calibri" w:eastAsia="微軟正黑體"/>
+                <w:b/>
+                <w:sz w:val="18"/>
               </w:rPr>
               <w:t>{{ customer_code }}</w:t>
             </w:r>
@@ -592,50 +462,37 @@
       <w:tr>
         <w:tc>
           <w:tcPr>
-            <w:tcW w:type="dxa" w:w="2551"/>
+            <w:tcW w:type="dxa" w:w="6236"/>
             <w:tcBorders>
               <w:top w:val="nil"/>
               <w:left w:val="nil"/>
               <w:bottom w:val="nil"/>
               <w:right w:val="nil"/>
             </w:tcBorders>
+            <w:tcMar>
+              <w:top w:w="10" w:type="dxa"/>
+              <w:bottom w:w="10" w:type="dxa"/>
+              <w:left w:w="40" w:type="dxa"/>
+              <w:right w:w="40" w:type="dxa"/>
+            </w:tcMar>
+            <w:vAlign w:val="center"/>
           </w:tcPr>
           <w:p>
             <w:pPr>
-              <w:spacing w:before="0" w:after="0"/>
+              <w:spacing w:after="0"/>
             </w:pPr>
             <w:r>
               <w:rPr>
-                <w:b/>
-                <w:sz w:val="20"/>
+                <w:rFonts w:ascii="Calibri" w:hAnsi="Calibri" w:eastAsia="微軟正黑體"/>
+                <w:sz w:val="18"/>
               </w:rPr>
-              <w:t>Shipment</w:t>
-            </w:r>
-          </w:p>
-        </w:tc>
-        <w:tc>
-          <w:tcPr>
-            <w:tcW w:type="dxa" w:w="2551"/>
-            <w:tcBorders>
-              <w:top w:val="nil"/>
-              <w:left w:val="nil"/>
-              <w:bottom w:val="nil"/>
-              <w:right w:val="nil"/>
-            </w:tcBorders>
-          </w:tcPr>
-          <w:p>
-            <w:pPr>
-              <w:spacing w:before="0" w:after="0"/>
-            </w:pPr>
-            <w:r>
-              <w:rPr>
-                <w:sz w:val="20"/>
-              </w:rPr>
-              <w:t xml:space="preserve">: </w:t>
+              <w:t xml:space="preserve">Shipment  : </w:t>
             </w:r>
             <w:r>
               <w:rPr>
-                <w:sz w:val="20"/>
+                <w:rFonts w:ascii="Calibri" w:hAnsi="Calibri" w:eastAsia="微軟正黑體"/>
+                <w:b/>
+                <w:sz w:val="18"/>
               </w:rPr>
               <w:t>{{ shipment_text }}</w:t>
             </w:r>
@@ -643,50 +500,37 @@
         </w:tc>
         <w:tc>
           <w:tcPr>
-            <w:tcW w:type="dxa" w:w="2551"/>
+            <w:tcW w:type="dxa" w:w="3969"/>
             <w:tcBorders>
               <w:top w:val="nil"/>
               <w:left w:val="nil"/>
               <w:bottom w:val="nil"/>
               <w:right w:val="nil"/>
             </w:tcBorders>
+            <w:tcMar>
+              <w:top w:w="10" w:type="dxa"/>
+              <w:bottom w:w="10" w:type="dxa"/>
+              <w:left w:w="40" w:type="dxa"/>
+              <w:right w:w="40" w:type="dxa"/>
+            </w:tcMar>
+            <w:vAlign w:val="center"/>
           </w:tcPr>
           <w:p>
             <w:pPr>
-              <w:spacing w:before="0" w:after="0"/>
+              <w:spacing w:after="0"/>
             </w:pPr>
             <w:r>
               <w:rPr>
-                <w:b/>
-                <w:sz w:val="20"/>
+                <w:rFonts w:ascii="Calibri" w:hAnsi="Calibri" w:eastAsia="微軟正黑體"/>
+                <w:sz w:val="18"/>
               </w:rPr>
-              <w:t>Tel #</w:t>
-            </w:r>
-          </w:p>
-        </w:tc>
-        <w:tc>
-          <w:tcPr>
-            <w:tcW w:type="dxa" w:w="2551"/>
-            <w:tcBorders>
-              <w:top w:val="nil"/>
-              <w:left w:val="nil"/>
-              <w:bottom w:val="nil"/>
-              <w:right w:val="nil"/>
-            </w:tcBorders>
-          </w:tcPr>
-          <w:p>
-            <w:pPr>
-              <w:spacing w:before="0" w:after="0"/>
-            </w:pPr>
-            <w:r>
-              <w:rPr>
-                <w:sz w:val="20"/>
-              </w:rPr>
-              <w:t xml:space="preserve">: </w:t>
+              <w:t xml:space="preserve">Tel #         : </w:t>
             </w:r>
             <w:r>
               <w:rPr>
-                <w:sz w:val="20"/>
+                <w:rFonts w:ascii="Calibri" w:hAnsi="Calibri" w:eastAsia="微軟正黑體"/>
+                <w:b/>
+                <w:sz w:val="18"/>
               </w:rPr>
               <w:t>{{ customer_tel }}</w:t>
             </w:r>
@@ -696,147 +540,57 @@
       <w:tr>
         <w:tc>
           <w:tcPr>
-            <w:tcW w:type="dxa" w:w="2551"/>
+            <w:tcW w:type="dxa" w:w="6236"/>
             <w:tcBorders>
               <w:top w:val="nil"/>
               <w:left w:val="nil"/>
               <w:bottom w:val="nil"/>
               <w:right w:val="nil"/>
             </w:tcBorders>
+            <w:tcMar>
+              <w:top w:w="10" w:type="dxa"/>
+              <w:bottom w:w="10" w:type="dxa"/>
+              <w:left w:w="40" w:type="dxa"/>
+              <w:right w:w="40" w:type="dxa"/>
+            </w:tcMar>
+            <w:vAlign w:val="top"/>
           </w:tcPr>
           <w:p>
             <w:pPr>
-              <w:spacing w:before="0" w:after="0"/>
+              <w:spacing w:after="0"/>
             </w:pPr>
             <w:r>
               <w:rPr>
-                <w:b/>
-                <w:sz w:val="20"/>
+                <w:rFonts w:ascii="Calibri" w:hAnsi="Calibri" w:eastAsia="微軟正黑體"/>
+                <w:sz w:val="18"/>
               </w:rPr>
+              <w:t xml:space="preserve">From-To   : </w:t>
             </w:r>
-          </w:p>
-        </w:tc>
-        <w:tc>
-          <w:tcPr>
-            <w:tcW w:type="dxa" w:w="2551"/>
-            <w:tcBorders>
-              <w:top w:val="nil"/>
-              <w:left w:val="nil"/>
-              <w:bottom w:val="nil"/>
-              <w:right w:val="nil"/>
-            </w:tcBorders>
-          </w:tcPr>
-          <w:p>
-            <w:pPr>
-              <w:spacing w:before="0" w:after="0"/>
-            </w:pPr>
             <w:r>
               <w:rPr>
-                <w:sz w:val="20"/>
+                <w:rFonts w:ascii="Calibri" w:hAnsi="Calibri" w:eastAsia="微軟正黑體"/>
+                <w:b/>
+                <w:sz w:val="18"/>
               </w:rPr>
               <w:t>From {{ from_country }} To {{ to_country }}</w:t>
             </w:r>
           </w:p>
-        </w:tc>
-        <w:tc>
-          <w:tcPr>
-            <w:tcW w:type="dxa" w:w="2551"/>
-            <w:tcBorders>
-              <w:top w:val="nil"/>
-              <w:left w:val="nil"/>
-              <w:bottom w:val="nil"/>
-              <w:right w:val="nil"/>
-            </w:tcBorders>
-          </w:tcPr>
           <w:p>
             <w:pPr>
-              <w:spacing w:before="0" w:after="0"/>
+              <w:spacing w:after="0"/>
             </w:pPr>
             <w:r>
               <w:rPr>
-                <w:b/>
-                <w:sz w:val="20"/>
+                <w:rFonts w:ascii="Calibri" w:hAnsi="Calibri" w:eastAsia="微軟正黑體"/>
+                <w:sz w:val="18"/>
               </w:rPr>
-              <w:t>Fax #</w:t>
-            </w:r>
-          </w:p>
-        </w:tc>
-        <w:tc>
-          <w:tcPr>
-            <w:tcW w:type="dxa" w:w="2551"/>
-            <w:tcBorders>
-              <w:top w:val="nil"/>
-              <w:left w:val="nil"/>
-              <w:bottom w:val="nil"/>
-              <w:right w:val="nil"/>
-            </w:tcBorders>
-          </w:tcPr>
-          <w:p>
-            <w:pPr>
-              <w:spacing w:before="0" w:after="0"/>
-            </w:pPr>
-            <w:r>
-              <w:rPr>
-                <w:sz w:val="20"/>
-              </w:rPr>
-              <w:t xml:space="preserve">: </w:t>
+              <w:t xml:space="preserve">Terms     : </w:t>
             </w:r>
             <w:r>
               <w:rPr>
-                <w:sz w:val="20"/>
-              </w:rPr>
-              <w:t>{{ customer_fax }}</w:t>
-            </w:r>
-          </w:p>
-        </w:tc>
-      </w:tr>
-      <w:tr>
-        <w:tc>
-          <w:tcPr>
-            <w:tcW w:type="dxa" w:w="2551"/>
-            <w:tcBorders>
-              <w:top w:val="nil"/>
-              <w:left w:val="nil"/>
-              <w:bottom w:val="nil"/>
-              <w:right w:val="nil"/>
-            </w:tcBorders>
-          </w:tcPr>
-          <w:p>
-            <w:pPr>
-              <w:spacing w:before="0" w:after="0"/>
-            </w:pPr>
-            <w:r>
-              <w:rPr>
+                <w:rFonts w:ascii="Calibri" w:hAnsi="Calibri" w:eastAsia="微軟正黑體"/>
                 <w:b/>
-                <w:sz w:val="20"/>
-              </w:rPr>
-              <w:t>Terms</w:t>
-            </w:r>
-          </w:p>
-        </w:tc>
-        <w:tc>
-          <w:tcPr>
-            <w:tcW w:type="dxa" w:w="2551"/>
-            <w:tcBorders>
-              <w:top w:val="nil"/>
-              <w:left w:val="nil"/>
-              <w:bottom w:val="nil"/>
-              <w:right w:val="nil"/>
-            </w:tcBorders>
-          </w:tcPr>
-          <w:p>
-            <w:pPr>
-              <w:spacing w:before="0" w:after="0"/>
-            </w:pPr>
-            <w:r>
-              <w:rPr>
-                <w:sz w:val="20"/>
-              </w:rPr>
-              <w:t xml:space="preserve">: </w:t>
-            </w:r>
-            <w:r>
-              <w:rPr>
-                <w:sz w:val="20"/>
+                <w:sz w:val="18"/>
               </w:rPr>
               <w:t>{{ terms_text }}</w:t>
             </w:r>
@@ -844,44 +598,39 @@
         </w:tc>
         <w:tc>
           <w:tcPr>
-            <w:tcW w:type="dxa" w:w="2551"/>
+            <w:tcW w:type="dxa" w:w="3969"/>
             <w:tcBorders>
               <w:top w:val="nil"/>
               <w:left w:val="nil"/>
               <w:bottom w:val="nil"/>
               <w:right w:val="nil"/>
             </w:tcBorders>
+            <w:tcMar>
+              <w:top w:w="10" w:type="dxa"/>
+              <w:bottom w:w="10" w:type="dxa"/>
+              <w:left w:w="40" w:type="dxa"/>
+              <w:right w:w="40" w:type="dxa"/>
+            </w:tcMar>
+            <w:vAlign w:val="center"/>
           </w:tcPr>
           <w:p>
             <w:pPr>
-              <w:spacing w:before="0" w:after="0"/>
+              <w:spacing w:after="0"/>
             </w:pPr>
             <w:r>
               <w:rPr>
-                <w:b/>
-                <w:sz w:val="20"/>
+                <w:rFonts w:ascii="Calibri" w:hAnsi="Calibri" w:eastAsia="微軟正黑體"/>
+                <w:sz w:val="18"/>
               </w:rPr>
+              <w:t xml:space="preserve">Fax #         : </w:t>
             </w:r>
-          </w:p>
-        </w:tc>
-        <w:tc>
-          <w:tcPr>
-            <w:tcW w:type="dxa" w:w="2551"/>
-            <w:tcBorders>
-              <w:top w:val="nil"/>
-              <w:left w:val="nil"/>
-              <w:bottom w:val="nil"/>
-              <w:right w:val="nil"/>
-            </w:tcBorders>
-          </w:tcPr>
-          <w:p>
-            <w:pPr>
-              <w:spacing w:before="0" w:after="0"/>
-            </w:pPr>
             <w:r>
               <w:rPr>
-                <w:sz w:val="20"/>
+                <w:rFonts w:ascii="Calibri" w:hAnsi="Calibri" w:eastAsia="微軟正黑體"/>
+                <w:b/>
+                <w:sz w:val="18"/>
               </w:rPr>
+              <w:t>{{ customer_fax }}</w:t>
             </w:r>
           </w:p>
         </w:tc>
@@ -889,7 +638,7 @@
     </w:tbl>
     <w:p>
       <w:pPr>
-        <w:spacing w:before="80" w:after="0"/>
+        <w:spacing w:before="40" w:after="40"/>
       </w:pPr>
     </w:p>
     <w:tbl>
@@ -899,58 +648,72 @@
         <w:tblLook w:firstColumn="1" w:firstRow="1" w:lastColumn="0" w:lastRow="0" w:noHBand="0" w:noVBand="1" w:val="04A0"/>
       </w:tblPr>
       <w:tblGrid>
-        <w:gridCol w:w="1417"/>
-        <w:gridCol w:w="4819"/>
+        <w:gridCol w:w="1361"/>
+        <w:gridCol w:w="4535"/>
         <w:gridCol w:w="1134"/>
-        <w:gridCol w:w="1417"/>
-        <w:gridCol w:w="1417"/>
+        <w:gridCol w:w="1361"/>
+        <w:gridCol w:w="1361"/>
       </w:tblGrid>
       <w:tr>
         <w:tc>
           <w:tcPr>
-            <w:tcW w:type="dxa" w:w="2041"/>
+            <w:tcW w:type="dxa" w:w="1361"/>
             <w:tcBorders>
-              <w:top w:val="single" w:sz="12" w:color="000000"/>
+              <w:top w:val="single" w:sz="8" w:color="000000"/>
               <w:left w:val="nil"/>
-              <w:bottom w:val="single" w:sz="12" w:color="000000"/>
+              <w:bottom w:val="single" w:sz="8" w:color="000000"/>
               <w:right w:val="nil"/>
             </w:tcBorders>
+            <w:tcMar>
+              <w:top w:w="60" w:type="dxa"/>
+              <w:bottom w:w="60" w:type="dxa"/>
+              <w:left w:w="80" w:type="dxa"/>
+              <w:right w:w="80" w:type="dxa"/>
+            </w:tcMar>
+            <w:vAlign w:val="center"/>
           </w:tcPr>
           <w:p>
             <w:pPr>
-              <w:spacing w:before="40" w:after="40"/>
+              <w:spacing w:after="0"/>
               <w:jc w:val="center"/>
             </w:pPr>
             <w:r>
               <w:rPr>
+                <w:rFonts w:ascii="Calibri" w:hAnsi="Calibri" w:eastAsia="微軟正黑體"/>
                 <w:b/>
-                <w:sz w:val="20"/>
+                <w:sz w:val="18"/>
               </w:rPr>
-              <w:t>Item No. /</w:t>
-              <w:br/>
-              <w:t>Cust_Item No.</w:t>
+              <w:t>Item No.</w:t>
             </w:r>
           </w:p>
         </w:tc>
         <w:tc>
           <w:tcPr>
-            <w:tcW w:type="dxa" w:w="2041"/>
+            <w:tcW w:type="dxa" w:w="4535"/>
             <w:tcBorders>
-              <w:top w:val="single" w:sz="12" w:color="000000"/>
+              <w:top w:val="single" w:sz="8" w:color="000000"/>
               <w:left w:val="nil"/>
-              <w:bottom w:val="single" w:sz="12" w:color="000000"/>
+              <w:bottom w:val="single" w:sz="8" w:color="000000"/>
               <w:right w:val="nil"/>
             </w:tcBorders>
+            <w:tcMar>
+              <w:top w:w="60" w:type="dxa"/>
+              <w:bottom w:w="60" w:type="dxa"/>
+              <w:left w:w="80" w:type="dxa"/>
+              <w:right w:w="80" w:type="dxa"/>
+            </w:tcMar>
+            <w:vAlign w:val="center"/>
           </w:tcPr>
           <w:p>
             <w:pPr>
-              <w:spacing w:before="40" w:after="40"/>
+              <w:spacing w:after="0"/>
               <w:jc w:val="center"/>
             </w:pPr>
             <w:r>
               <w:rPr>
+                <w:rFonts w:ascii="Calibri" w:hAnsi="Calibri" w:eastAsia="微軟正黑體"/>
                 <w:b/>
-                <w:sz w:val="20"/>
+                <w:sz w:val="18"/>
               </w:rPr>
               <w:t>Description</w:t>
             </w:r>
@@ -958,23 +721,31 @@
         </w:tc>
         <w:tc>
           <w:tcPr>
-            <w:tcW w:type="dxa" w:w="2041"/>
+            <w:tcW w:type="dxa" w:w="1134"/>
             <w:tcBorders>
-              <w:top w:val="single" w:sz="12" w:color="000000"/>
+              <w:top w:val="single" w:sz="8" w:color="000000"/>
               <w:left w:val="nil"/>
-              <w:bottom w:val="single" w:sz="12" w:color="000000"/>
+              <w:bottom w:val="single" w:sz="8" w:color="000000"/>
               <w:right w:val="nil"/>
             </w:tcBorders>
+            <w:tcMar>
+              <w:top w:w="60" w:type="dxa"/>
+              <w:bottom w:w="60" w:type="dxa"/>
+              <w:left w:w="80" w:type="dxa"/>
+              <w:right w:w="80" w:type="dxa"/>
+            </w:tcMar>
+            <w:vAlign w:val="center"/>
           </w:tcPr>
           <w:p>
             <w:pPr>
-              <w:spacing w:before="40" w:after="40"/>
+              <w:spacing w:after="0"/>
               <w:jc w:val="center"/>
             </w:pPr>
             <w:r>
               <w:rPr>
+                <w:rFonts w:ascii="Calibri" w:hAnsi="Calibri" w:eastAsia="微軟正黑體"/>
                 <w:b/>
-                <w:sz w:val="20"/>
+                <w:sz w:val="18"/>
               </w:rPr>
               <w:t>Quantity</w:t>
             </w:r>
@@ -982,23 +753,31 @@
         </w:tc>
         <w:tc>
           <w:tcPr>
-            <w:tcW w:type="dxa" w:w="2041"/>
+            <w:tcW w:type="dxa" w:w="1361"/>
             <w:tcBorders>
-              <w:top w:val="single" w:sz="12" w:color="000000"/>
+              <w:top w:val="single" w:sz="8" w:color="000000"/>
               <w:left w:val="nil"/>
-              <w:bottom w:val="single" w:sz="12" w:color="000000"/>
+              <w:bottom w:val="single" w:sz="8" w:color="000000"/>
               <w:right w:val="nil"/>
             </w:tcBorders>
+            <w:tcMar>
+              <w:top w:w="60" w:type="dxa"/>
+              <w:bottom w:w="60" w:type="dxa"/>
+              <w:left w:w="80" w:type="dxa"/>
+              <w:right w:w="80" w:type="dxa"/>
+            </w:tcMar>
+            <w:vAlign w:val="center"/>
           </w:tcPr>
           <w:p>
             <w:pPr>
-              <w:spacing w:before="40" w:after="40"/>
+              <w:spacing w:after="0"/>
               <w:jc w:val="center"/>
             </w:pPr>
             <w:r>
               <w:rPr>
+                <w:rFonts w:ascii="Calibri" w:hAnsi="Calibri" w:eastAsia="微軟正黑體"/>
                 <w:b/>
-                <w:sz w:val="20"/>
+                <w:sz w:val="18"/>
               </w:rPr>
               <w:t>Unit Price</w:t>
             </w:r>
@@ -1006,23 +785,31 @@
         </w:tc>
         <w:tc>
           <w:tcPr>
-            <w:tcW w:type="dxa" w:w="2041"/>
+            <w:tcW w:type="dxa" w:w="1361"/>
             <w:tcBorders>
-              <w:top w:val="single" w:sz="12" w:color="000000"/>
+              <w:top w:val="single" w:sz="8" w:color="000000"/>
               <w:left w:val="nil"/>
-              <w:bottom w:val="single" w:sz="12" w:color="000000"/>
+              <w:bottom w:val="single" w:sz="8" w:color="000000"/>
               <w:right w:val="nil"/>
             </w:tcBorders>
+            <w:tcMar>
+              <w:top w:w="60" w:type="dxa"/>
+              <w:bottom w:w="60" w:type="dxa"/>
+              <w:left w:w="80" w:type="dxa"/>
+              <w:right w:w="80" w:type="dxa"/>
+            </w:tcMar>
+            <w:vAlign w:val="center"/>
           </w:tcPr>
           <w:p>
             <w:pPr>
-              <w:spacing w:before="40" w:after="40"/>
+              <w:spacing w:after="0"/>
               <w:jc w:val="center"/>
             </w:pPr>
             <w:r>
               <w:rPr>
+                <w:rFonts w:ascii="Calibri" w:hAnsi="Calibri" w:eastAsia="微軟正黑體"/>
                 <w:b/>
-                <w:sz w:val="20"/>
+                <w:sz w:val="18"/>
               </w:rPr>
               <w:t>Amount</w:t>
             </w:r>
@@ -1032,121 +819,156 @@
       <w:tr>
         <w:tc>
           <w:tcPr>
-            <w:tcW w:type="dxa" w:w="2041"/>
+            <w:tcW w:type="dxa" w:w="1361"/>
             <w:tcBorders>
               <w:top w:val="nil"/>
               <w:left w:val="nil"/>
               <w:bottom w:val="nil"/>
               <w:right w:val="nil"/>
             </w:tcBorders>
+            <w:tcMar>
+              <w:top w:w="120" w:type="dxa"/>
+              <w:bottom w:w="120" w:type="dxa"/>
+              <w:left w:w="80" w:type="dxa"/>
+              <w:right w:w="80" w:type="dxa"/>
+            </w:tcMar>
             <w:vAlign w:val="top"/>
           </w:tcPr>
           <w:p>
             <w:pPr>
-              <w:spacing w:before="40" w:after="40"/>
-              <w:jc w:val="left"/>
+              <w:spacing w:after="0"/>
+              <w:jc w:val="center"/>
             </w:pPr>
             <w:r>
               <w:rPr>
-                <w:sz w:val="20"/>
+                <w:rFonts w:ascii="Calibri" w:hAnsi="Calibri" w:eastAsia="微軟正黑體"/>
+                <w:sz w:val="18"/>
               </w:rPr>
-              <w:t>{{ item.item_no }}</w:t>
+              <w:t>{{ it.item_no }}</w:t>
             </w:r>
           </w:p>
         </w:tc>
         <w:tc>
           <w:tcPr>
-            <w:tcW w:type="dxa" w:w="2041"/>
+            <w:tcW w:type="dxa" w:w="4535"/>
             <w:tcBorders>
               <w:top w:val="nil"/>
               <w:left w:val="nil"/>
               <w:bottom w:val="nil"/>
               <w:right w:val="nil"/>
             </w:tcBorders>
+            <w:tcMar>
+              <w:top w:w="120" w:type="dxa"/>
+              <w:bottom w:w="120" w:type="dxa"/>
+              <w:left w:w="80" w:type="dxa"/>
+              <w:right w:w="80" w:type="dxa"/>
+            </w:tcMar>
             <w:vAlign w:val="top"/>
           </w:tcPr>
           <w:p>
             <w:pPr>
-              <w:spacing w:before="40" w:after="40"/>
+              <w:spacing w:after="0"/>
               <w:jc w:val="left"/>
             </w:pPr>
             <w:r>
               <w:rPr>
-                <w:sz w:val="20"/>
+                <w:rFonts w:ascii="Calibri" w:hAnsi="Calibri" w:eastAsia="微軟正黑體"/>
+                <w:sz w:val="18"/>
               </w:rPr>
-              <w:t>{{ item.description|safe }}</w:t>
+              <w:t>{{ it.description|safe }}</w:t>
             </w:r>
           </w:p>
         </w:tc>
         <w:tc>
           <w:tcPr>
-            <w:tcW w:type="dxa" w:w="2041"/>
+            <w:tcW w:type="dxa" w:w="1134"/>
             <w:tcBorders>
               <w:top w:val="nil"/>
               <w:left w:val="nil"/>
               <w:bottom w:val="nil"/>
               <w:right w:val="nil"/>
             </w:tcBorders>
+            <w:tcMar>
+              <w:top w:w="120" w:type="dxa"/>
+              <w:bottom w:w="120" w:type="dxa"/>
+              <w:left w:w="80" w:type="dxa"/>
+              <w:right w:w="80" w:type="dxa"/>
+            </w:tcMar>
             <w:vAlign w:val="top"/>
           </w:tcPr>
           <w:p>
             <w:pPr>
-              <w:spacing w:before="40" w:after="40"/>
-              <w:jc w:val="right"/>
+              <w:spacing w:after="0"/>
+              <w:jc w:val="center"/>
             </w:pPr>
             <w:r>
               <w:rPr>
-                <w:sz w:val="20"/>
+                <w:rFonts w:ascii="Calibri" w:hAnsi="Calibri" w:eastAsia="微軟正黑體"/>
+                <w:sz w:val="18"/>
               </w:rPr>
-              <w:t>{{ item.quantity_display }}</w:t>
+              <w:t>{{ it.quantity_display }}</w:t>
             </w:r>
           </w:p>
         </w:tc>
         <w:tc>
           <w:tcPr>
-            <w:tcW w:type="dxa" w:w="2041"/>
+            <w:tcW w:type="dxa" w:w="1361"/>
             <w:tcBorders>
               <w:top w:val="nil"/>
               <w:left w:val="nil"/>
               <w:bottom w:val="nil"/>
               <w:right w:val="nil"/>
             </w:tcBorders>
+            <w:tcMar>
+              <w:top w:w="120" w:type="dxa"/>
+              <w:bottom w:w="120" w:type="dxa"/>
+              <w:left w:w="80" w:type="dxa"/>
+              <w:right w:w="80" w:type="dxa"/>
+            </w:tcMar>
             <w:vAlign w:val="top"/>
           </w:tcPr>
           <w:p>
             <w:pPr>
-              <w:spacing w:before="40" w:after="40"/>
+              <w:spacing w:after="0"/>
               <w:jc w:val="right"/>
             </w:pPr>
             <w:r>
               <w:rPr>
-                <w:sz w:val="20"/>
+                <w:rFonts w:ascii="Calibri" w:hAnsi="Calibri" w:eastAsia="微軟正黑體"/>
+                <w:sz w:val="18"/>
               </w:rPr>
-              <w:t>{{ item.unit_price_display }}</w:t>
+              <w:t>{{ it.unit_price_display }}</w:t>
             </w:r>
           </w:p>
         </w:tc>
         <w:tc>
           <w:tcPr>
-            <w:tcW w:type="dxa" w:w="2041"/>
+            <w:tcW w:type="dxa" w:w="1361"/>
             <w:tcBorders>
               <w:top w:val="nil"/>
               <w:left w:val="nil"/>
               <w:bottom w:val="nil"/>
               <w:right w:val="nil"/>
             </w:tcBorders>
+            <w:tcMar>
+              <w:top w:w="120" w:type="dxa"/>
+              <w:bottom w:w="120" w:type="dxa"/>
+              <w:left w:w="80" w:type="dxa"/>
+              <w:right w:w="80" w:type="dxa"/>
+            </w:tcMar>
             <w:vAlign w:val="top"/>
           </w:tcPr>
           <w:p>
             <w:pPr>
-              <w:spacing w:before="40" w:after="40"/>
+              <w:spacing w:after="0"/>
               <w:jc w:val="right"/>
             </w:pPr>
             <w:r>
               <w:rPr>
-                <w:sz w:val="20"/>
+                <w:rFonts w:ascii="Calibri" w:hAnsi="Calibri" w:eastAsia="微軟正黑體"/>
+                <w:sz w:val="18"/>
               </w:rPr>
-              <w:t>{{ item.amount_display }}</w:t>
+              <w:t>{{ it.amount_display }}</w:t>
             </w:r>
           </w:p>
         </w:tc>
@@ -1154,165 +976,88 @@
       <w:tr>
         <w:tc>
           <w:tcPr>
-            <w:tcW w:type="dxa" w:w="2041"/>
-            <w:tcBorders>
-              <w:top w:val="nil"/>
-              <w:left w:val="nil"/>
-              <w:bottom w:val="nil"/>
-              <w:right w:val="nil"/>
-            </w:tcBorders>
-          </w:tcPr>
-          <w:p/>
-        </w:tc>
-        <w:tc>
-          <w:tcPr>
-            <w:tcW w:type="dxa" w:w="2041"/>
-            <w:tcBorders>
-              <w:top w:val="nil"/>
-              <w:left w:val="nil"/>
-              <w:bottom w:val="nil"/>
-              <w:right w:val="nil"/>
-            </w:tcBorders>
-          </w:tcPr>
-          <w:p>
-            <w:pPr>
-              <w:spacing w:before="40" w:after="40"/>
-              <w:jc w:val="left"/>
-            </w:pPr>
-            <w:r>
-              <w:rPr>
-                <w:sz w:val="20"/>
-              </w:rPr>
-              <w:t>Bank fee</w:t>
-            </w:r>
-          </w:p>
-        </w:tc>
-        <w:tc>
-          <w:tcPr>
-            <w:tcW w:type="dxa" w:w="2041"/>
-            <w:tcBorders>
-              <w:top w:val="nil"/>
-              <w:left w:val="nil"/>
-              <w:bottom w:val="nil"/>
-              <w:right w:val="nil"/>
-            </w:tcBorders>
-          </w:tcPr>
-          <w:p>
-            <w:pPr>
-              <w:spacing w:before="40" w:after="40"/>
-              <w:jc w:val="right"/>
-            </w:pPr>
-            <w:r>
-              <w:rPr>
-                <w:sz w:val="20"/>
-              </w:rPr>
-              <w:t>1 set</w:t>
-            </w:r>
-          </w:p>
-        </w:tc>
-        <w:tc>
-          <w:tcPr>
-            <w:tcW w:type="dxa" w:w="2041"/>
-            <w:tcBorders>
-              <w:top w:val="nil"/>
-              <w:left w:val="nil"/>
-              <w:bottom w:val="nil"/>
-              <w:right w:val="nil"/>
-            </w:tcBorders>
-          </w:tcPr>
-          <w:p>
-            <w:pPr>
-              <w:spacing w:before="40" w:after="40"/>
-              <w:jc w:val="right"/>
-            </w:pPr>
-            <w:r>
-              <w:rPr>
-                <w:sz w:val="20"/>
-              </w:rPr>
-              <w:t>{{ bank_fee_display }}</w:t>
-            </w:r>
-          </w:p>
-        </w:tc>
-        <w:tc>
-          <w:tcPr>
-            <w:tcW w:type="dxa" w:w="2041"/>
-            <w:tcBorders>
-              <w:top w:val="nil"/>
-              <w:left w:val="nil"/>
-              <w:bottom w:val="nil"/>
-              <w:right w:val="nil"/>
-            </w:tcBorders>
-          </w:tcPr>
-          <w:p>
-            <w:pPr>
-              <w:spacing w:before="40" w:after="40"/>
-              <w:jc w:val="right"/>
-            </w:pPr>
-            <w:r>
-              <w:rPr>
-                <w:sz w:val="20"/>
-              </w:rPr>
-              <w:t>{{ bank_fee_display }}</w:t>
-            </w:r>
-          </w:p>
-        </w:tc>
-      </w:tr>
-      <w:tr>
-        <w:tc>
-          <w:tcPr>
-            <w:tcW w:type="dxa" w:w="2041"/>
+            <w:tcW w:type="dxa" w:w="1361"/>
             <w:tcBorders>
               <w:top w:val="single" w:sz="8" w:color="000000"/>
               <w:left w:val="nil"/>
               <w:bottom w:val="nil"/>
               <w:right w:val="nil"/>
             </w:tcBorders>
+            <w:tcMar>
+              <w:top w:w="80" w:type="dxa"/>
+              <w:bottom w:w="60" w:type="dxa"/>
+              <w:left w:w="80" w:type="dxa"/>
+              <w:right w:w="80" w:type="dxa"/>
+            </w:tcMar>
+            <w:vAlign w:val="center"/>
           </w:tcPr>
           <w:p/>
         </w:tc>
         <w:tc>
           <w:tcPr>
-            <w:tcW w:type="dxa" w:w="2041"/>
+            <w:tcW w:type="dxa" w:w="4535"/>
             <w:tcBorders>
               <w:top w:val="single" w:sz="8" w:color="000000"/>
               <w:left w:val="nil"/>
               <w:bottom w:val="nil"/>
               <w:right w:val="nil"/>
             </w:tcBorders>
+            <w:tcMar>
+              <w:top w:w="80" w:type="dxa"/>
+              <w:bottom w:w="60" w:type="dxa"/>
+              <w:left w:w="80" w:type="dxa"/>
+              <w:right w:w="80" w:type="dxa"/>
+            </w:tcMar>
+            <w:vAlign w:val="center"/>
           </w:tcPr>
           <w:p/>
         </w:tc>
         <w:tc>
           <w:tcPr>
-            <w:tcW w:type="dxa" w:w="2041"/>
+            <w:tcW w:type="dxa" w:w="1134"/>
             <w:tcBorders>
               <w:top w:val="single" w:sz="8" w:color="000000"/>
               <w:left w:val="nil"/>
               <w:bottom w:val="nil"/>
               <w:right w:val="nil"/>
             </w:tcBorders>
+            <w:tcMar>
+              <w:top w:w="80" w:type="dxa"/>
+              <w:bottom w:w="60" w:type="dxa"/>
+              <w:left w:w="80" w:type="dxa"/>
+              <w:right w:w="80" w:type="dxa"/>
+            </w:tcMar>
+            <w:vAlign w:val="center"/>
           </w:tcPr>
           <w:p/>
         </w:tc>
         <w:tc>
           <w:tcPr>
-            <w:tcW w:type="dxa" w:w="2041"/>
+            <w:tcW w:type="dxa" w:w="1361"/>
             <w:tcBorders>
               <w:top w:val="single" w:sz="8" w:color="000000"/>
               <w:left w:val="nil"/>
               <w:bottom w:val="nil"/>
               <w:right w:val="nil"/>
             </w:tcBorders>
+            <w:tcMar>
+              <w:top w:w="80" w:type="dxa"/>
+              <w:bottom w:w="60" w:type="dxa"/>
+              <w:left w:w="80" w:type="dxa"/>
+              <w:right w:w="80" w:type="dxa"/>
+            </w:tcMar>
+            <w:vAlign w:val="center"/>
           </w:tcPr>
           <w:p>
             <w:pPr>
-              <w:spacing w:before="40" w:after="40"/>
+              <w:spacing w:after="0"/>
               <w:jc w:val="right"/>
             </w:pPr>
             <w:r>
               <w:rPr>
+                <w:rFonts w:ascii="Calibri" w:hAnsi="Calibri" w:eastAsia="微軟正黑體"/>
                 <w:b/>
-                <w:sz w:val="22"/>
+                <w:sz w:val="20"/>
               </w:rPr>
               <w:t>Total :</w:t>
             </w:r>
@@ -1320,23 +1065,31 @@
         </w:tc>
         <w:tc>
           <w:tcPr>
-            <w:tcW w:type="dxa" w:w="2041"/>
+            <w:tcW w:type="dxa" w:w="1361"/>
             <w:tcBorders>
               <w:top w:val="single" w:sz="8" w:color="000000"/>
               <w:left w:val="nil"/>
               <w:bottom w:val="nil"/>
               <w:right w:val="nil"/>
             </w:tcBorders>
+            <w:tcMar>
+              <w:top w:w="80" w:type="dxa"/>
+              <w:bottom w:w="60" w:type="dxa"/>
+              <w:left w:w="80" w:type="dxa"/>
+              <w:right w:w="80" w:type="dxa"/>
+            </w:tcMar>
+            <w:vAlign w:val="center"/>
           </w:tcPr>
           <w:p>
             <w:pPr>
-              <w:spacing w:before="40" w:after="40"/>
+              <w:spacing w:after="0"/>
               <w:jc w:val="right"/>
             </w:pPr>
             <w:r>
               <w:rPr>
+                <w:rFonts w:ascii="Calibri" w:hAnsi="Calibri" w:eastAsia="微軟正黑體"/>
                 <w:b/>
-                <w:sz w:val="22"/>
+                <w:sz w:val="20"/>
               </w:rPr>
               <w:t>{{ total_display }}</w:t>
             </w:r>
@@ -1346,78 +1099,85 @@
     </w:tbl>
     <w:p>
       <w:pPr>
-        <w:spacing w:before="120" w:after="40"/>
+        <w:spacing w:before="160" w:after="40"/>
       </w:pPr>
     </w:p>
     <w:p>
       <w:pPr>
-        <w:spacing w:before="0" w:after="20"/>
+        <w:spacing w:after="40"/>
       </w:pPr>
       <w:r>
         <w:rPr>
+          <w:rFonts w:ascii="Calibri" w:hAnsi="Calibri" w:eastAsia="微軟正黑體"/>
+          <w:b/>
           <w:sz w:val="20"/>
         </w:rPr>
-        <w:t>PAYMENT: T/T, Pay in advance</w:t>
+        <w:t>PAYMENT:</w:t>
       </w:r>
     </w:p>
     <w:p>
       <w:pPr>
-        <w:spacing w:before="0" w:after="20"/>
+        <w:spacing w:after="0" w:line="276" w:lineRule="auto"/>
       </w:pPr>
       <w:r>
         <w:rPr>
-          <w:sz w:val="20"/>
+          <w:rFonts w:ascii="Calibri" w:hAnsi="Calibri" w:eastAsia="微軟正黑體"/>
+          <w:sz w:val="16"/>
         </w:rPr>
-        <w:t>BENEFICIARY: GLOCOM ELECTRONICS LTD.</w:t>
+        <w:t xml:space="preserve">  BENEFICIARY: GLOCOM ELECTRONICS LTD.</w:t>
       </w:r>
     </w:p>
     <w:p>
       <w:pPr>
-        <w:spacing w:before="0" w:after="20"/>
+        <w:spacing w:after="0" w:line="276" w:lineRule="auto"/>
       </w:pPr>
       <w:r>
         <w:rPr>
-          <w:sz w:val="20"/>
+          <w:rFonts w:ascii="Calibri" w:hAnsi="Calibri" w:eastAsia="微軟正黑體"/>
+          <w:sz w:val="16"/>
         </w:rPr>
-        <w:t>Bank Detail: TAIWAN COOPERATIVE BANK</w:t>
+        <w:t xml:space="preserve">  Bank: TAIWAN COOPERATIVE BANK</w:t>
       </w:r>
     </w:p>
     <w:p>
       <w:pPr>
-        <w:spacing w:before="0" w:after="20"/>
+        <w:spacing w:after="0" w:line="276" w:lineRule="auto"/>
       </w:pPr>
       <w:r>
         <w:rPr>
-          <w:sz w:val="20"/>
+          <w:rFonts w:ascii="Calibri" w:hAnsi="Calibri" w:eastAsia="微軟正黑體"/>
+          <w:sz w:val="16"/>
         </w:rPr>
-        <w:t>NO.196, JIAN 1 ST RD., Zhonghe DIST., New Taipei City 23553, Taiwan, R.O.C.</w:t>
+        <w:t xml:space="preserve">  Bank address: NO.196 JIAN 1 ST RD., CHUNG HO DIST., NEW TAIPEI CITY,TAIWAN 23553</w:t>
       </w:r>
     </w:p>
     <w:p>
       <w:pPr>
-        <w:spacing w:before="0" w:after="20"/>
+        <w:spacing w:after="0" w:line="276" w:lineRule="auto"/>
       </w:pPr>
       <w:r>
         <w:rPr>
-          <w:sz w:val="20"/>
+          <w:rFonts w:ascii="Calibri" w:hAnsi="Calibri" w:eastAsia="微軟正黑體"/>
+          <w:sz w:val="16"/>
         </w:rPr>
-        <w:t>ACCOUNT NO.: 1449-665-041680</w:t>
+        <w:t xml:space="preserve">  ACCOUNT NO.: 1449-665-041680</w:t>
       </w:r>
     </w:p>
     <w:p>
       <w:pPr>
-        <w:spacing w:before="0" w:after="20"/>
+        <w:spacing w:after="0" w:line="276" w:lineRule="auto"/>
       </w:pPr>
       <w:r>
         <w:rPr>
-          <w:sz w:val="20"/>
+          <w:rFonts w:ascii="Calibri" w:hAnsi="Calibri" w:eastAsia="微軟正黑體"/>
+          <w:sz w:val="16"/>
         </w:rPr>
-        <w:t>SWIFT ACCOUNT: TACBTWTP144</w:t>
+        <w:t xml:space="preserve">  SWIFT: TACBTWTP144</w:t>
       </w:r>
     </w:p>
     <w:p>
       <w:pPr>
-        <w:spacing w:before="280" w:after="0"/>
+        <w:spacing w:before="400" w:after="0"/>
       </w:pPr>
     </w:p>
     <w:tbl>
@@ -1427,53 +1187,70 @@
         <w:tblLook w:firstColumn="1" w:firstRow="1" w:lastColumn="0" w:lastRow="0" w:noHBand="0" w:noVBand="1" w:val="04A0"/>
       </w:tblPr>
       <w:tblGrid>
-        <w:gridCol w:w="5102"/>
-        <w:gridCol w:w="5102"/>
+        <w:gridCol w:w="3969"/>
+        <w:gridCol w:w="1134"/>
+        <w:gridCol w:w="3969"/>
       </w:tblGrid>
       <w:tr>
         <w:tc>
           <w:tcPr>
-            <w:tcW w:type="dxa" w:w="5103"/>
+            <w:tcW w:type="dxa" w:w="3969"/>
+            <w:tcBorders>
+              <w:top w:val="nil"/>
+              <w:left w:val="nil"/>
+              <w:bottom w:val="single" w:sz="8" w:color="000000"/>
+              <w:right w:val="nil"/>
+            </w:tcBorders>
+            <w:tcMar>
+              <w:top w:w="10" w:type="dxa"/>
+              <w:bottom w:w="10" w:type="dxa"/>
+              <w:left w:w="40" w:type="dxa"/>
+              <w:right w:w="40" w:type="dxa"/>
+            </w:tcMar>
+          </w:tcPr>
+          <w:p>
+            <w:r>
+              <w:t xml:space="preserve"> </w:t>
+            </w:r>
+          </w:p>
+        </w:tc>
+        <w:tc>
+          <w:tcPr>
+            <w:tcW w:type="dxa" w:w="1134"/>
             <w:tcBorders>
               <w:top w:val="nil"/>
               <w:left w:val="nil"/>
               <w:bottom w:val="nil"/>
               <w:right w:val="nil"/>
             </w:tcBorders>
+            <w:tcMar>
+              <w:top w:w="10" w:type="dxa"/>
+              <w:bottom w:w="10" w:type="dxa"/>
+              <w:left w:w="40" w:type="dxa"/>
+              <w:right w:w="40" w:type="dxa"/>
+            </w:tcMar>
           </w:tcPr>
-          <w:p>
-            <w:pPr>
-              <w:spacing w:before="0" w:after="0"/>
-              <w:jc w:val="left"/>
-            </w:pPr>
-            <w:r>
-              <w:rPr>
-                <w:sz w:val="20"/>
-              </w:rPr>
-              <w:t>{{ customer_name }}</w:t>
-            </w:r>
-          </w:p>
+          <w:p/>
         </w:tc>
         <w:tc>
           <w:tcPr>
-            <w:tcW w:type="dxa" w:w="5103"/>
+            <w:tcW w:type="dxa" w:w="3969"/>
             <w:tcBorders>
               <w:top w:val="nil"/>
               <w:left w:val="nil"/>
-              <w:bottom w:val="nil"/>
+              <w:bottom w:val="single" w:sz="8" w:color="000000"/>
               <w:right w:val="nil"/>
             </w:tcBorders>
+            <w:tcMar>
+              <w:top w:w="10" w:type="dxa"/>
+              <w:bottom w:w="10" w:type="dxa"/>
+              <w:left w:w="40" w:type="dxa"/>
+              <w:right w:w="40" w:type="dxa"/>
+            </w:tcMar>
           </w:tcPr>
           <w:p>
-            <w:pPr>
-              <w:spacing w:before="0" w:after="0"/>
-              <w:jc w:val="left"/>
-            </w:pPr>
             <w:r>
-              <w:rPr>
-                <w:sz w:val="20"/>
-              </w:rPr>
-              <w:t>GLOCOM ELECTRONICS LTD.</w:t>
+              <w:t xml:space="preserve"> </w:t>
             </w:r>
           </w:p>
         </w:tc>
@@ -1481,45 +1258,77 @@
       <w:tr>
         <w:tc>
           <w:tcPr>
-            <w:tcW w:type="dxa" w:w="5103"/>
+            <w:tcW w:type="dxa" w:w="3969"/>
             <w:tcBorders>
               <w:top w:val="nil"/>
               <w:left w:val="nil"/>
               <w:bottom w:val="nil"/>
               <w:right w:val="nil"/>
             </w:tcBorders>
+            <w:tcMar>
+              <w:top w:w="10" w:type="dxa"/>
+              <w:bottom w:w="10" w:type="dxa"/>
+              <w:left w:w="40" w:type="dxa"/>
+              <w:right w:w="40" w:type="dxa"/>
+            </w:tcMar>
           </w:tcPr>
           <w:p>
             <w:pPr>
-              <w:spacing w:before="400" w:after="0"/>
+              <w:jc w:val="center"/>
             </w:pPr>
             <w:r>
               <w:rPr>
-                <w:sz w:val="20"/>
+                <w:rFonts w:ascii="Calibri" w:hAnsi="Calibri" w:eastAsia="微軟正黑體"/>
+                <w:sz w:val="18"/>
               </w:rPr>
-              <w:t>______________________________</w:t>
+              <w:t>{{ customer_short }}</w:t>
             </w:r>
           </w:p>
         </w:tc>
         <w:tc>
           <w:tcPr>
-            <w:tcW w:type="dxa" w:w="5103"/>
+            <w:tcW w:type="dxa" w:w="1134"/>
             <w:tcBorders>
               <w:top w:val="nil"/>
               <w:left w:val="nil"/>
               <w:bottom w:val="nil"/>
               <w:right w:val="nil"/>
             </w:tcBorders>
+            <w:tcMar>
+              <w:top w:w="10" w:type="dxa"/>
+              <w:bottom w:w="10" w:type="dxa"/>
+              <w:left w:w="40" w:type="dxa"/>
+              <w:right w:w="40" w:type="dxa"/>
+            </w:tcMar>
+          </w:tcPr>
+          <w:p/>
+        </w:tc>
+        <w:tc>
+          <w:tcPr>
+            <w:tcW w:type="dxa" w:w="3969"/>
+            <w:tcBorders>
+              <w:top w:val="nil"/>
+              <w:left w:val="nil"/>
+              <w:bottom w:val="nil"/>
+              <w:right w:val="nil"/>
+            </w:tcBorders>
+            <w:tcMar>
+              <w:top w:w="10" w:type="dxa"/>
+              <w:bottom w:w="10" w:type="dxa"/>
+              <w:left w:w="40" w:type="dxa"/>
+              <w:right w:w="40" w:type="dxa"/>
+            </w:tcMar>
           </w:tcPr>
           <w:p>
             <w:pPr>
-              <w:spacing w:before="400" w:after="0"/>
+              <w:jc w:val="center"/>
             </w:pPr>
             <w:r>
               <w:rPr>
-                <w:sz w:val="20"/>
+                <w:rFonts w:ascii="Calibri" w:hAnsi="Calibri" w:eastAsia="微軟正黑體"/>
+                <w:sz w:val="18"/>
               </w:rPr>
-              <w:t>______________________________</w:t>
+              <w:t>GLOCOM ELECTRONICS LTD.</w:t>
             </w:r>
           </w:p>
         </w:tc>
@@ -1899,9 +1708,9 @@
     <w:qFormat/>
     <w:rsid w:val="00FC693F"/>
     <w:rPr>
-      <w:rFonts w:ascii="Times New Roman" w:hAnsi="Times New Roman"/>
-      <w:sz w:val="20"/>
-      <w:rFonts w:eastAsia="微軟正黑體" w:ascii="Times New Roman" w:hAnsi="Times New Roman"/>
+      <w:rFonts w:ascii="微軟正黑體" w:hAnsi="微軟正黑體"/>
+      <w:sz w:val="18"/>
+      <w:rFonts w:eastAsia="微軟正黑體" w:ascii="Calibri" w:hAnsi="Calibri"/>
     </w:rPr>
   </w:style>
   <w:style w:type="paragraph" w:styleId="Header">

--- a/templates/PI_GLOCOM.docx
+++ b/templates/PI_GLOCOM.docx
@@ -11,7 +11,7 @@
       </w:tblPr>
       <w:tblGrid>
         <w:gridCol w:w="2268"/>
-        <w:gridCol w:w="5102"/>
+        <w:gridCol w:w="5669"/>
       </w:tblGrid>
       <w:tr>
         <w:tc>
@@ -24,8 +24,8 @@
               <w:right w:val="nil"/>
             </w:tcBorders>
             <w:tcMar>
-              <w:top w:w="20" w:type="dxa"/>
-              <w:bottom w:w="20" w:type="dxa"/>
+              <w:top w:w="0" w:type="dxa"/>
+              <w:bottom w:w="0" w:type="dxa"/>
               <w:left w:w="40" w:type="dxa"/>
               <w:right w:w="40" w:type="dxa"/>
             </w:tcMar>
@@ -33,6 +33,7 @@
           </w:tcPr>
           <w:p>
             <w:pPr>
+              <w:spacing w:before="0" w:after="0"/>
               <w:jc w:val="center"/>
             </w:pPr>
             <w:r>
@@ -46,7 +47,7 @@
         </w:tc>
         <w:tc>
           <w:tcPr>
-            <w:tcW w:type="dxa" w:w="5102"/>
+            <w:tcW w:type="dxa" w:w="5669"/>
             <w:tcBorders>
               <w:top w:val="nil"/>
               <w:left w:val="nil"/>
@@ -54,8 +55,8 @@
               <w:right w:val="nil"/>
             </w:tcBorders>
             <w:tcMar>
-              <w:top w:w="20" w:type="dxa"/>
-              <w:bottom w:w="20" w:type="dxa"/>
+              <w:top w:w="0" w:type="dxa"/>
+              <w:bottom w:w="0" w:type="dxa"/>
               <w:left w:w="40" w:type="dxa"/>
               <w:right w:w="40" w:type="dxa"/>
             </w:tcMar>
@@ -63,6 +64,7 @@
           </w:tcPr>
           <w:p>
             <w:pPr>
+              <w:spacing w:before="0" w:after="40"/>
               <w:jc w:val="left"/>
             </w:pPr>
             <w:r>
@@ -75,6 +77,9 @@
             </w:r>
           </w:p>
           <w:p>
+            <w:pPr>
+              <w:spacing w:before="0" w:after="40"/>
+            </w:pPr>
             <w:r>
               <w:rPr>
                 <w:rFonts w:ascii="Calibri" w:hAnsi="Calibri" w:eastAsia="微軟正黑體"/>
@@ -85,6 +90,9 @@
             </w:r>
           </w:p>
           <w:p>
+            <w:pPr>
+              <w:spacing w:before="0" w:after="20"/>
+            </w:pPr>
             <w:r>
               <w:rPr>
                 <w:rFonts w:ascii="Calibri" w:hAnsi="Calibri" w:eastAsia="微軟正黑體"/>
@@ -94,6 +102,9 @@
             </w:r>
           </w:p>
           <w:p>
+            <w:pPr>
+              <w:spacing w:before="0" w:after="20"/>
+            </w:pPr>
             <w:r>
               <w:rPr>
                 <w:rFonts w:ascii="Calibri" w:hAnsi="Calibri" w:eastAsia="微軟正黑體"/>
@@ -103,6 +114,9 @@
             </w:r>
           </w:p>
           <w:p>
+            <w:pPr>
+              <w:spacing w:before="0" w:after="20"/>
+            </w:pPr>
             <w:r>
               <w:rPr>
                 <w:rFonts w:ascii="Calibri" w:hAnsi="Calibri" w:eastAsia="微軟正黑體"/>
@@ -112,6 +126,9 @@
             </w:r>
           </w:p>
           <w:p>
+            <w:pPr>
+              <w:spacing w:before="0" w:after="0"/>
+            </w:pPr>
             <w:r>
               <w:rPr>
                 <w:rFonts w:ascii="Calibri" w:hAnsi="Calibri" w:eastAsia="微軟正黑體"/>
@@ -125,13 +142,14 @@
     </w:tbl>
     <w:p>
       <w:pPr>
-        <w:spacing w:before="160" w:after="80"/>
+        <w:spacing w:before="200" w:after="120"/>
         <w:jc w:val="center"/>
       </w:pPr>
       <w:r>
         <w:rPr>
+          <w:rFonts w:ascii="Times New Roman" w:hAnsi="Times New Roman" w:cs="Times New Roman"/>
           <w:b/>
-          <w:sz w:val="32"/>
+          <w:sz w:val="36"/>
           <w:u w:val="single"/>
         </w:rPr>
         <w:t>P R O F O R M A    I N V O I C E</w:t>
@@ -167,7 +185,7 @@
           </w:tcPr>
           <w:p>
             <w:pPr>
-              <w:spacing w:after="0"/>
+              <w:spacing w:before="0" w:after="0"/>
             </w:pPr>
             <w:r>
               <w:rPr>
@@ -205,7 +223,7 @@
           </w:tcPr>
           <w:p>
             <w:pPr>
-              <w:spacing w:after="0"/>
+              <w:spacing w:before="0" w:after="0"/>
             </w:pPr>
             <w:r>
               <w:rPr>
@@ -245,7 +263,7 @@
           </w:tcPr>
           <w:p>
             <w:pPr>
-              <w:spacing w:after="0"/>
+              <w:spacing w:before="0" w:after="0"/>
             </w:pPr>
             <w:r>
               <w:rPr>
@@ -283,7 +301,7 @@
           </w:tcPr>
           <w:p>
             <w:pPr>
-              <w:spacing w:after="0"/>
+              <w:spacing w:before="0" w:after="0"/>
             </w:pPr>
             <w:r>
               <w:rPr>
@@ -323,7 +341,7 @@
           </w:tcPr>
           <w:p>
             <w:pPr>
-              <w:spacing w:after="0"/>
+              <w:spacing w:before="0" w:after="0"/>
             </w:pPr>
             <w:r>
               <w:rPr>
@@ -361,7 +379,7 @@
           </w:tcPr>
           <w:p>
             <w:pPr>
-              <w:spacing w:after="0"/>
+              <w:spacing w:before="0" w:after="0"/>
             </w:pPr>
             <w:r>
               <w:rPr>
@@ -401,7 +419,7 @@
           </w:tcPr>
           <w:p>
             <w:pPr>
-              <w:spacing w:after="0"/>
+              <w:spacing w:before="0" w:after="0"/>
             </w:pPr>
             <w:r>
               <w:rPr>
@@ -439,7 +457,7 @@
           </w:tcPr>
           <w:p>
             <w:pPr>
-              <w:spacing w:after="0"/>
+              <w:spacing w:before="0" w:after="0"/>
             </w:pPr>
             <w:r>
               <w:rPr>
@@ -479,14 +497,14 @@
           </w:tcPr>
           <w:p>
             <w:pPr>
-              <w:spacing w:after="0"/>
+              <w:spacing w:before="0" w:after="0"/>
             </w:pPr>
             <w:r>
               <w:rPr>
                 <w:rFonts w:ascii="Calibri" w:hAnsi="Calibri" w:eastAsia="微軟正黑體"/>
                 <w:sz w:val="18"/>
               </w:rPr>
-              <w:t xml:space="preserve">Shipment  : </w:t>
+              <w:t xml:space="preserve">          : </w:t>
             </w:r>
             <w:r>
               <w:rPr>
@@ -494,7 +512,6 @@
                 <w:b/>
                 <w:sz w:val="18"/>
               </w:rPr>
-              <w:t>{{ shipment_text }}</w:t>
             </w:r>
           </w:p>
         </w:tc>
@@ -517,7 +534,7 @@
           </w:tcPr>
           <w:p>
             <w:pPr>
-              <w:spacing w:after="0"/>
+              <w:spacing w:before="0" w:after="0"/>
             </w:pPr>
             <w:r>
               <w:rPr>
@@ -553,18 +570,18 @@
               <w:left w:w="40" w:type="dxa"/>
               <w:right w:w="40" w:type="dxa"/>
             </w:tcMar>
-            <w:vAlign w:val="top"/>
+            <w:vAlign w:val="center"/>
           </w:tcPr>
           <w:p>
             <w:pPr>
-              <w:spacing w:after="0"/>
+              <w:spacing w:before="0" w:after="0"/>
             </w:pPr>
             <w:r>
               <w:rPr>
                 <w:rFonts w:ascii="Calibri" w:hAnsi="Calibri" w:eastAsia="微軟正黑體"/>
                 <w:sz w:val="18"/>
               </w:rPr>
-              <w:t xml:space="preserve">From-To   : </w:t>
+              <w:t xml:space="preserve">          : </w:t>
             </w:r>
             <w:r>
               <w:rPr>
@@ -572,27 +589,6 @@
                 <w:b/>
                 <w:sz w:val="18"/>
               </w:rPr>
-              <w:t>From {{ from_country }} To {{ to_country }}</w:t>
-            </w:r>
-          </w:p>
-          <w:p>
-            <w:pPr>
-              <w:spacing w:after="0"/>
-            </w:pPr>
-            <w:r>
-              <w:rPr>
-                <w:rFonts w:ascii="Calibri" w:hAnsi="Calibri" w:eastAsia="微軟正黑體"/>
-                <w:sz w:val="18"/>
-              </w:rPr>
-              <w:t xml:space="preserve">Terms     : </w:t>
-            </w:r>
-            <w:r>
-              <w:rPr>
-                <w:rFonts w:ascii="Calibri" w:hAnsi="Calibri" w:eastAsia="微軟正黑體"/>
-                <w:b/>
-                <w:sz w:val="18"/>
-              </w:rPr>
-              <w:t>{{ terms_text }}</w:t>
             </w:r>
           </w:p>
         </w:tc>
@@ -615,7 +611,7 @@
           </w:tcPr>
           <w:p>
             <w:pPr>
-              <w:spacing w:after="0"/>
+              <w:spacing w:before="0" w:after="0"/>
             </w:pPr>
             <w:r>
               <w:rPr>
@@ -638,7 +634,67 @@
     </w:tbl>
     <w:p>
       <w:pPr>
-        <w:spacing w:before="40" w:after="40"/>
+        <w:spacing w:before="40" w:after="0"/>
+      </w:pPr>
+      <w:r>
+        <w:rPr>
+          <w:rFonts w:ascii="Calibri" w:hAnsi="Calibri" w:eastAsia="微軟正黑體"/>
+          <w:sz w:val="18"/>
+        </w:rPr>
+        <w:t xml:space="preserve">Shipment  : </w:t>
+      </w:r>
+      <w:r>
+        <w:rPr>
+          <w:rFonts w:ascii="Calibri" w:hAnsi="Calibri" w:eastAsia="微軟正黑體"/>
+          <w:b/>
+          <w:sz w:val="18"/>
+        </w:rPr>
+        <w:t>{{ shipment_text }}</w:t>
+      </w:r>
+    </w:p>
+    <w:p>
+      <w:pPr>
+        <w:spacing w:before="0" w:after="0"/>
+      </w:pPr>
+      <w:r>
+        <w:rPr>
+          <w:rFonts w:ascii="Calibri" w:hAnsi="Calibri" w:eastAsia="微軟正黑體"/>
+          <w:sz w:val="18"/>
+        </w:rPr>
+        <w:t xml:space="preserve">From-To   : </w:t>
+      </w:r>
+      <w:r>
+        <w:rPr>
+          <w:rFonts w:ascii="Calibri" w:hAnsi="Calibri" w:eastAsia="微軟正黑體"/>
+          <w:b/>
+          <w:sz w:val="18"/>
+        </w:rPr>
+        <w:t>From {{ from_country }} To {{ to_country }}</w:t>
+      </w:r>
+    </w:p>
+    <w:p>
+      <w:pPr>
+        <w:spacing w:before="0" w:after="40"/>
+      </w:pPr>
+      <w:r>
+        <w:rPr>
+          <w:rFonts w:ascii="Calibri" w:hAnsi="Calibri" w:eastAsia="微軟正黑體"/>
+          <w:sz w:val="18"/>
+        </w:rPr>
+        <w:t xml:space="preserve">Terms     : </w:t>
+      </w:r>
+      <w:r>
+        <w:rPr>
+          <w:rFonts w:ascii="Calibri" w:hAnsi="Calibri" w:eastAsia="微軟正黑體"/>
+          <w:b/>
+          <w:sz w:val="18"/>
+        </w:rPr>
+        <w:t>{{ terms_text }}</w:t>
+      </w:r>
+    </w:p>
+    <w:p>
+      <w:pPr>
+        <w:spacing w:before="80" w:after="0"/>
       </w:pPr>
     </w:p>
     <w:tbl>
@@ -665,8 +721,8 @@
               <w:right w:val="nil"/>
             </w:tcBorders>
             <w:tcMar>
-              <w:top w:w="60" w:type="dxa"/>
-              <w:bottom w:w="60" w:type="dxa"/>
+              <w:top w:w="80" w:type="dxa"/>
+              <w:bottom w:w="80" w:type="dxa"/>
               <w:left w:w="80" w:type="dxa"/>
               <w:right w:w="80" w:type="dxa"/>
             </w:tcMar>
@@ -674,7 +730,7 @@
           </w:tcPr>
           <w:p>
             <w:pPr>
-              <w:spacing w:after="0"/>
+              <w:spacing w:before="0" w:after="0"/>
               <w:jc w:val="center"/>
             </w:pPr>
             <w:r>
@@ -697,8 +753,8 @@
               <w:right w:val="nil"/>
             </w:tcBorders>
             <w:tcMar>
-              <w:top w:w="60" w:type="dxa"/>
-              <w:bottom w:w="60" w:type="dxa"/>
+              <w:top w:w="80" w:type="dxa"/>
+              <w:bottom w:w="80" w:type="dxa"/>
               <w:left w:w="80" w:type="dxa"/>
               <w:right w:w="80" w:type="dxa"/>
             </w:tcMar>
@@ -706,7 +762,7 @@
           </w:tcPr>
           <w:p>
             <w:pPr>
-              <w:spacing w:after="0"/>
+              <w:spacing w:before="0" w:after="0"/>
               <w:jc w:val="center"/>
             </w:pPr>
             <w:r>
@@ -729,8 +785,8 @@
               <w:right w:val="nil"/>
             </w:tcBorders>
             <w:tcMar>
-              <w:top w:w="60" w:type="dxa"/>
-              <w:bottom w:w="60" w:type="dxa"/>
+              <w:top w:w="80" w:type="dxa"/>
+              <w:bottom w:w="80" w:type="dxa"/>
               <w:left w:w="80" w:type="dxa"/>
               <w:right w:w="80" w:type="dxa"/>
             </w:tcMar>
@@ -738,7 +794,7 @@
           </w:tcPr>
           <w:p>
             <w:pPr>
-              <w:spacing w:after="0"/>
+              <w:spacing w:before="0" w:after="0"/>
               <w:jc w:val="center"/>
             </w:pPr>
             <w:r>
@@ -761,8 +817,8 @@
               <w:right w:val="nil"/>
             </w:tcBorders>
             <w:tcMar>
-              <w:top w:w="60" w:type="dxa"/>
-              <w:bottom w:w="60" w:type="dxa"/>
+              <w:top w:w="80" w:type="dxa"/>
+              <w:bottom w:w="80" w:type="dxa"/>
               <w:left w:w="80" w:type="dxa"/>
               <w:right w:w="80" w:type="dxa"/>
             </w:tcMar>
@@ -770,7 +826,7 @@
           </w:tcPr>
           <w:p>
             <w:pPr>
-              <w:spacing w:after="0"/>
+              <w:spacing w:before="0" w:after="0"/>
               <w:jc w:val="center"/>
             </w:pPr>
             <w:r>
@@ -793,8 +849,8 @@
               <w:right w:val="nil"/>
             </w:tcBorders>
             <w:tcMar>
-              <w:top w:w="60" w:type="dxa"/>
-              <w:bottom w:w="60" w:type="dxa"/>
+              <w:top w:w="80" w:type="dxa"/>
+              <w:bottom w:w="80" w:type="dxa"/>
               <w:left w:w="80" w:type="dxa"/>
               <w:right w:w="80" w:type="dxa"/>
             </w:tcMar>
@@ -802,7 +858,7 @@
           </w:tcPr>
           <w:p>
             <w:pPr>
-              <w:spacing w:after="0"/>
+              <w:spacing w:before="0" w:after="0"/>
               <w:jc w:val="center"/>
             </w:pPr>
             <w:r>
@@ -827,8 +883,8 @@
               <w:right w:val="nil"/>
             </w:tcBorders>
             <w:tcMar>
-              <w:top w:w="120" w:type="dxa"/>
-              <w:bottom w:w="120" w:type="dxa"/>
+              <w:top w:w="160" w:type="dxa"/>
+              <w:bottom w:w="160" w:type="dxa"/>
               <w:left w:w="80" w:type="dxa"/>
               <w:right w:w="80" w:type="dxa"/>
             </w:tcMar>
@@ -836,7 +892,7 @@
           </w:tcPr>
           <w:p>
             <w:pPr>
-              <w:spacing w:after="0"/>
+              <w:spacing w:before="0" w:after="0"/>
               <w:jc w:val="center"/>
             </w:pPr>
             <w:r>
@@ -858,8 +914,8 @@
               <w:right w:val="nil"/>
             </w:tcBorders>
             <w:tcMar>
-              <w:top w:w="120" w:type="dxa"/>
-              <w:bottom w:w="120" w:type="dxa"/>
+              <w:top w:w="160" w:type="dxa"/>
+              <w:bottom w:w="160" w:type="dxa"/>
               <w:left w:w="80" w:type="dxa"/>
               <w:right w:w="80" w:type="dxa"/>
             </w:tcMar>
@@ -867,7 +923,7 @@
           </w:tcPr>
           <w:p>
             <w:pPr>
-              <w:spacing w:after="0"/>
+              <w:spacing w:before="0" w:after="0"/>
               <w:jc w:val="left"/>
             </w:pPr>
             <w:r>
@@ -889,8 +945,8 @@
               <w:right w:val="nil"/>
             </w:tcBorders>
             <w:tcMar>
-              <w:top w:w="120" w:type="dxa"/>
-              <w:bottom w:w="120" w:type="dxa"/>
+              <w:top w:w="160" w:type="dxa"/>
+              <w:bottom w:w="160" w:type="dxa"/>
               <w:left w:w="80" w:type="dxa"/>
               <w:right w:w="80" w:type="dxa"/>
             </w:tcMar>
@@ -898,7 +954,7 @@
           </w:tcPr>
           <w:p>
             <w:pPr>
-              <w:spacing w:after="0"/>
+              <w:spacing w:before="0" w:after="0"/>
               <w:jc w:val="center"/>
             </w:pPr>
             <w:r>
@@ -920,8 +976,8 @@
               <w:right w:val="nil"/>
             </w:tcBorders>
             <w:tcMar>
-              <w:top w:w="120" w:type="dxa"/>
-              <w:bottom w:w="120" w:type="dxa"/>
+              <w:top w:w="160" w:type="dxa"/>
+              <w:bottom w:w="160" w:type="dxa"/>
               <w:left w:w="80" w:type="dxa"/>
               <w:right w:w="80" w:type="dxa"/>
             </w:tcMar>
@@ -929,7 +985,7 @@
           </w:tcPr>
           <w:p>
             <w:pPr>
-              <w:spacing w:after="0"/>
+              <w:spacing w:before="0" w:after="0"/>
               <w:jc w:val="right"/>
             </w:pPr>
             <w:r>
@@ -951,8 +1007,8 @@
               <w:right w:val="nil"/>
             </w:tcBorders>
             <w:tcMar>
-              <w:top w:w="120" w:type="dxa"/>
-              <w:bottom w:w="120" w:type="dxa"/>
+              <w:top w:w="160" w:type="dxa"/>
+              <w:bottom w:w="160" w:type="dxa"/>
               <w:left w:w="80" w:type="dxa"/>
               <w:right w:w="80" w:type="dxa"/>
             </w:tcMar>
@@ -960,7 +1016,7 @@
           </w:tcPr>
           <w:p>
             <w:pPr>
-              <w:spacing w:after="0"/>
+              <w:spacing w:before="0" w:after="0"/>
               <w:jc w:val="right"/>
             </w:pPr>
             <w:r>
@@ -970,6 +1026,126 @@
               </w:rPr>
               <w:t>{{ it.amount_display }}</w:t>
             </w:r>
+          </w:p>
+        </w:tc>
+      </w:tr>
+      <w:tr>
+        <w:trPr>
+          <w:trHeight w:val="2551" w:hRule="atLeast"/>
+        </w:trPr>
+        <w:tc>
+          <w:tcPr>
+            <w:tcW w:type="dxa" w:w="1361"/>
+            <w:tcBorders>
+              <w:top w:val="nil"/>
+              <w:left w:val="nil"/>
+              <w:bottom w:val="nil"/>
+              <w:right w:val="nil"/>
+            </w:tcBorders>
+            <w:tcMar>
+              <w:top w:w="20" w:type="dxa"/>
+              <w:bottom w:w="20" w:type="dxa"/>
+              <w:left w:w="80" w:type="dxa"/>
+              <w:right w:w="80" w:type="dxa"/>
+            </w:tcMar>
+          </w:tcPr>
+          <w:p>
+            <w:pPr>
+              <w:spacing w:before="0" w:after="0"/>
+            </w:pPr>
+            <w:r/>
+          </w:p>
+        </w:tc>
+        <w:tc>
+          <w:tcPr>
+            <w:tcW w:type="dxa" w:w="4535"/>
+            <w:tcBorders>
+              <w:top w:val="nil"/>
+              <w:left w:val="nil"/>
+              <w:bottom w:val="nil"/>
+              <w:right w:val="nil"/>
+            </w:tcBorders>
+            <w:tcMar>
+              <w:top w:w="20" w:type="dxa"/>
+              <w:bottom w:w="20" w:type="dxa"/>
+              <w:left w:w="80" w:type="dxa"/>
+              <w:right w:w="80" w:type="dxa"/>
+            </w:tcMar>
+          </w:tcPr>
+          <w:p>
+            <w:pPr>
+              <w:spacing w:before="0" w:after="0"/>
+            </w:pPr>
+            <w:r/>
+          </w:p>
+        </w:tc>
+        <w:tc>
+          <w:tcPr>
+            <w:tcW w:type="dxa" w:w="1134"/>
+            <w:tcBorders>
+              <w:top w:val="nil"/>
+              <w:left w:val="nil"/>
+              <w:bottom w:val="nil"/>
+              <w:right w:val="nil"/>
+            </w:tcBorders>
+            <w:tcMar>
+              <w:top w:w="20" w:type="dxa"/>
+              <w:bottom w:w="20" w:type="dxa"/>
+              <w:left w:w="80" w:type="dxa"/>
+              <w:right w:w="80" w:type="dxa"/>
+            </w:tcMar>
+          </w:tcPr>
+          <w:p>
+            <w:pPr>
+              <w:spacing w:before="0" w:after="0"/>
+            </w:pPr>
+            <w:r/>
+          </w:p>
+        </w:tc>
+        <w:tc>
+          <w:tcPr>
+            <w:tcW w:type="dxa" w:w="1361"/>
+            <w:tcBorders>
+              <w:top w:val="nil"/>
+              <w:left w:val="nil"/>
+              <w:bottom w:val="nil"/>
+              <w:right w:val="nil"/>
+            </w:tcBorders>
+            <w:tcMar>
+              <w:top w:w="20" w:type="dxa"/>
+              <w:bottom w:w="20" w:type="dxa"/>
+              <w:left w:w="80" w:type="dxa"/>
+              <w:right w:w="80" w:type="dxa"/>
+            </w:tcMar>
+          </w:tcPr>
+          <w:p>
+            <w:pPr>
+              <w:spacing w:before="0" w:after="0"/>
+            </w:pPr>
+            <w:r/>
+          </w:p>
+        </w:tc>
+        <w:tc>
+          <w:tcPr>
+            <w:tcW w:type="dxa" w:w="1361"/>
+            <w:tcBorders>
+              <w:top w:val="nil"/>
+              <w:left w:val="nil"/>
+              <w:bottom w:val="nil"/>
+              <w:right w:val="nil"/>
+            </w:tcBorders>
+            <w:tcMar>
+              <w:top w:w="20" w:type="dxa"/>
+              <w:bottom w:w="20" w:type="dxa"/>
+              <w:left w:w="80" w:type="dxa"/>
+              <w:right w:w="80" w:type="dxa"/>
+            </w:tcMar>
+          </w:tcPr>
+          <w:p>
+            <w:pPr>
+              <w:spacing w:before="0" w:after="0"/>
+            </w:pPr>
+            <w:r/>
           </w:p>
         </w:tc>
       </w:tr>
@@ -984,8 +1160,8 @@
               <w:right w:val="nil"/>
             </w:tcBorders>
             <w:tcMar>
-              <w:top w:w="80" w:type="dxa"/>
-              <w:bottom w:w="60" w:type="dxa"/>
+              <w:top w:w="100" w:type="dxa"/>
+              <w:bottom w:w="80" w:type="dxa"/>
               <w:left w:w="80" w:type="dxa"/>
               <w:right w:w="80" w:type="dxa"/>
             </w:tcMar>
@@ -1003,8 +1179,8 @@
               <w:right w:val="nil"/>
             </w:tcBorders>
             <w:tcMar>
-              <w:top w:w="80" w:type="dxa"/>
-              <w:bottom w:w="60" w:type="dxa"/>
+              <w:top w:w="100" w:type="dxa"/>
+              <w:bottom w:w="80" w:type="dxa"/>
               <w:left w:w="80" w:type="dxa"/>
               <w:right w:w="80" w:type="dxa"/>
             </w:tcMar>
@@ -1022,8 +1198,8 @@
               <w:right w:val="nil"/>
             </w:tcBorders>
             <w:tcMar>
-              <w:top w:w="80" w:type="dxa"/>
-              <w:bottom w:w="60" w:type="dxa"/>
+              <w:top w:w="100" w:type="dxa"/>
+              <w:bottom w:w="80" w:type="dxa"/>
               <w:left w:w="80" w:type="dxa"/>
               <w:right w:w="80" w:type="dxa"/>
             </w:tcMar>
@@ -1041,8 +1217,8 @@
               <w:right w:val="nil"/>
             </w:tcBorders>
             <w:tcMar>
-              <w:top w:w="80" w:type="dxa"/>
-              <w:bottom w:w="60" w:type="dxa"/>
+              <w:top w:w="100" w:type="dxa"/>
+              <w:bottom w:w="80" w:type="dxa"/>
               <w:left w:w="80" w:type="dxa"/>
               <w:right w:w="80" w:type="dxa"/>
             </w:tcMar>
@@ -1050,7 +1226,7 @@
           </w:tcPr>
           <w:p>
             <w:pPr>
-              <w:spacing w:after="0"/>
+              <w:spacing w:before="0" w:after="0"/>
               <w:jc w:val="right"/>
             </w:pPr>
             <w:r>
@@ -1073,8 +1249,8 @@
               <w:right w:val="nil"/>
             </w:tcBorders>
             <w:tcMar>
-              <w:top w:w="80" w:type="dxa"/>
-              <w:bottom w:w="60" w:type="dxa"/>
+              <w:top w:w="100" w:type="dxa"/>
+              <w:bottom w:w="80" w:type="dxa"/>
               <w:left w:w="80" w:type="dxa"/>
               <w:right w:w="80" w:type="dxa"/>
             </w:tcMar>
@@ -1082,7 +1258,7 @@
           </w:tcPr>
           <w:p>
             <w:pPr>
-              <w:spacing w:after="0"/>
+              <w:spacing w:before="0" w:after="0"/>
               <w:jc w:val="right"/>
             </w:pPr>
             <w:r>
@@ -1099,12 +1275,12 @@
     </w:tbl>
     <w:p>
       <w:pPr>
-        <w:spacing w:before="160" w:after="40"/>
+        <w:spacing w:before="160" w:after="0"/>
       </w:pPr>
     </w:p>
     <w:p>
       <w:pPr>
-        <w:spacing w:after="40"/>
+        <w:spacing w:before="0" w:after="40"/>
       </w:pPr>
       <w:r>
         <w:rPr>
@@ -1117,7 +1293,7 @@
     </w:p>
     <w:p>
       <w:pPr>
-        <w:spacing w:after="0" w:line="276" w:lineRule="auto"/>
+        <w:spacing w:before="0" w:after="0" w:line="276" w:lineRule="auto"/>
       </w:pPr>
       <w:r>
         <w:rPr>
@@ -1129,7 +1305,7 @@
     </w:p>
     <w:p>
       <w:pPr>
-        <w:spacing w:after="0" w:line="276" w:lineRule="auto"/>
+        <w:spacing w:before="0" w:after="0" w:line="276" w:lineRule="auto"/>
       </w:pPr>
       <w:r>
         <w:rPr>
@@ -1141,7 +1317,7 @@
     </w:p>
     <w:p>
       <w:pPr>
-        <w:spacing w:after="0" w:line="276" w:lineRule="auto"/>
+        <w:spacing w:before="0" w:after="0" w:line="276" w:lineRule="auto"/>
       </w:pPr>
       <w:r>
         <w:rPr>
@@ -1153,7 +1329,7 @@
     </w:p>
     <w:p>
       <w:pPr>
-        <w:spacing w:after="0" w:line="276" w:lineRule="auto"/>
+        <w:spacing w:before="0" w:after="0" w:line="276" w:lineRule="auto"/>
       </w:pPr>
       <w:r>
         <w:rPr>
@@ -1165,7 +1341,7 @@
     </w:p>
     <w:p>
       <w:pPr>
-        <w:spacing w:after="0" w:line="276" w:lineRule="auto"/>
+        <w:spacing w:before="0" w:after="0" w:line="276" w:lineRule="auto"/>
       </w:pPr>
       <w:r>
         <w:rPr>
@@ -1177,7 +1353,7 @@
     </w:p>
     <w:p>
       <w:pPr>
-        <w:spacing w:before="400" w:after="0"/>
+        <w:spacing w:before="320" w:after="0"/>
       </w:pPr>
     </w:p>
     <w:tbl>

--- a/templates/PI_GLOCOM.docx
+++ b/templates/PI_GLOCOM.docx
@@ -5,18 +5,17 @@
     <w:tbl>
       <w:tblPr>
         <w:tblW w:type="auto" w:w="0"/>
-        <w:jc w:val="center"/>
         <w:tblLayout w:type="fixed"/>
         <w:tblLook w:firstColumn="1" w:firstRow="1" w:lastColumn="0" w:lastRow="0" w:noHBand="0" w:noVBand="1" w:val="04A0"/>
       </w:tblPr>
       <w:tblGrid>
-        <w:gridCol w:w="2268"/>
-        <w:gridCol w:w="5669"/>
+        <w:gridCol w:w="2551"/>
+        <w:gridCol w:w="7370"/>
       </w:tblGrid>
       <w:tr>
         <w:tc>
           <w:tcPr>
-            <w:tcW w:type="dxa" w:w="2268"/>
+            <w:tcW w:type="dxa" w:w="2551"/>
             <w:tcBorders>
               <w:top w:val="nil"/>
               <w:left w:val="nil"/>
@@ -38,8 +37,8 @@
             </w:pPr>
             <w:r>
               <w:rPr>
-                <w:rFonts w:ascii="Calibri" w:hAnsi="Calibri" w:eastAsia="微軟正黑體"/>
-                <w:sz w:val="22"/>
+                <w:rFonts w:eastAsia="微軟正黑體" w:ascii="Times New Roman" w:hAnsi="Times New Roman"/>
+                <w:sz w:val="20"/>
               </w:rPr>
               <w:t>{{ logo_img }}</w:t>
             </w:r>
@@ -47,7 +46,7 @@
         </w:tc>
         <w:tc>
           <w:tcPr>
-            <w:tcW w:type="dxa" w:w="5669"/>
+            <w:tcW w:type="dxa" w:w="7370"/>
             <w:tcBorders>
               <w:top w:val="nil"/>
               <w:left w:val="nil"/>
@@ -65,76 +64,81 @@
           <w:p>
             <w:pPr>
               <w:spacing w:before="0" w:after="40"/>
-              <w:jc w:val="left"/>
+              <w:jc w:val="center"/>
             </w:pPr>
             <w:r>
               <w:rPr>
-                <w:rFonts w:ascii="Calibri" w:hAnsi="Calibri" w:eastAsia="微軟正黑體"/>
+                <w:rFonts w:eastAsia="微軟正黑體" w:ascii="Times New Roman" w:hAnsi="Times New Roman"/>
                 <w:b/>
                 <w:sz w:val="28"/>
               </w:rPr>
-              <w:t>西拓電子有限公司</w:t>
+              <w:t>西 拓 電 子 有 限 公 司</w:t>
             </w:r>
           </w:p>
           <w:p>
             <w:pPr>
               <w:spacing w:before="0" w:after="40"/>
+              <w:jc w:val="center"/>
             </w:pPr>
             <w:r>
               <w:rPr>
-                <w:rFonts w:ascii="Calibri" w:hAnsi="Calibri" w:eastAsia="微軟正黑體"/>
+                <w:rFonts w:eastAsia="微軟正黑體" w:ascii="Times New Roman" w:hAnsi="Times New Roman"/>
                 <w:b/>
-                <w:sz w:val="22"/>
+                <w:sz w:val="24"/>
               </w:rPr>
               <w:t>GLOCOM ELECTRONICS LTD.</w:t>
             </w:r>
           </w:p>
           <w:p>
             <w:pPr>
-              <w:spacing w:before="0" w:after="20"/>
+              <w:spacing w:before="0" w:after="0"/>
+              <w:jc w:val="left"/>
             </w:pPr>
             <w:r>
               <w:rPr>
-                <w:rFonts w:ascii="Calibri" w:hAnsi="Calibri" w:eastAsia="微軟正黑體"/>
-                <w:sz w:val="16"/>
+                <w:rFonts w:eastAsia="微軟正黑體" w:ascii="Times New Roman" w:hAnsi="Times New Roman"/>
+                <w:sz w:val="18"/>
               </w:rPr>
-              <w:t>台北市大安區忠孝東路四段295號6樓之2</w:t>
-            </w:r>
-          </w:p>
-          <w:p>
-            <w:pPr>
-              <w:spacing w:before="0" w:after="20"/>
-            </w:pPr>
-            <w:r>
-              <w:rPr>
-                <w:rFonts w:ascii="Calibri" w:hAnsi="Calibri" w:eastAsia="微軟正黑體"/>
-                <w:sz w:val="16"/>
-              </w:rPr>
-              <w:t>6F-2, No.295, Sec.4, Chung Hsiao East Rd.,</w:t>
-            </w:r>
-          </w:p>
-          <w:p>
-            <w:pPr>
-              <w:spacing w:before="0" w:after="20"/>
-            </w:pPr>
-            <w:r>
-              <w:rPr>
-                <w:rFonts w:ascii="Calibri" w:hAnsi="Calibri" w:eastAsia="微軟正黑體"/>
-                <w:sz w:val="16"/>
-              </w:rPr>
-              <w:t>Taipei 10692, Taiwan</w:t>
+              <w:t>3FL.-2, NO.268, LIANCHENG RD., ZHONGHE DISTRICT,</w:t>
             </w:r>
           </w:p>
           <w:p>
             <w:pPr>
               <w:spacing w:before="0" w:after="0"/>
+              <w:jc w:val="left"/>
             </w:pPr>
             <w:r>
               <w:rPr>
-                <w:rFonts w:ascii="Calibri" w:hAnsi="Calibri" w:eastAsia="微軟正黑體"/>
-                <w:sz w:val="16"/>
+                <w:rFonts w:eastAsia="微軟正黑體" w:ascii="Times New Roman" w:hAnsi="Times New Roman"/>
+                <w:sz w:val="18"/>
               </w:rPr>
-              <w:t>TEL:886-2-2741-3536  FAX:886-2-2741-3553</w:t>
+              <w:t>NEW TAIPEI CITY 23553, TAIWAN R.O.C.</w:t>
+            </w:r>
+          </w:p>
+          <w:p>
+            <w:pPr>
+              <w:spacing w:before="0" w:after="0"/>
+              <w:jc w:val="left"/>
+            </w:pPr>
+            <w:r>
+              <w:rPr>
+                <w:rFonts w:eastAsia="微軟正黑體" w:ascii="Times New Roman" w:hAnsi="Times New Roman"/>
+                <w:sz w:val="18"/>
+              </w:rPr>
+              <w:t>新北市中和區連城路268號3樓之2;  統一編號:70489361</w:t>
+            </w:r>
+          </w:p>
+          <w:p>
+            <w:pPr>
+              <w:spacing w:before="0" w:after="0"/>
+              <w:jc w:val="left"/>
+            </w:pPr>
+            <w:r>
+              <w:rPr>
+                <w:rFonts w:eastAsia="微軟正黑體" w:ascii="Times New Roman" w:hAnsi="Times New Roman"/>
+                <w:sz w:val="18"/>
+              </w:rPr>
+              <w:t>PHONE: 886 2 82273189;  FAX: 886 2 82273187</w:t>
             </w:r>
           </w:p>
         </w:tc>
@@ -142,17 +146,17 @@
     </w:tbl>
     <w:p>
       <w:pPr>
-        <w:spacing w:before="200" w:after="120"/>
+        <w:spacing w:before="280" w:after="160"/>
         <w:jc w:val="center"/>
       </w:pPr>
       <w:r>
         <w:rPr>
-          <w:rFonts w:ascii="Times New Roman" w:hAnsi="Times New Roman" w:cs="Times New Roman"/>
+          <w:rFonts w:ascii="Times New Roman" w:hAnsi="Times New Roman"/>
           <w:b/>
-          <w:sz w:val="36"/>
+          <w:sz w:val="32"/>
           <w:u w:val="single"/>
         </w:rPr>
-        <w:t>P R O F O R M A    I N V O I C E</w:t>
+        <w:t>PROFORMA  INVOICE</w:t>
       </w:r>
     </w:p>
     <w:tbl>
@@ -162,13 +166,13 @@
         <w:tblLook w:firstColumn="1" w:firstRow="1" w:lastColumn="0" w:lastRow="0" w:noHBand="0" w:noVBand="1" w:val="04A0"/>
       </w:tblPr>
       <w:tblGrid>
-        <w:gridCol w:w="6236"/>
-        <w:gridCol w:w="3969"/>
+        <w:gridCol w:w="6520"/>
+        <w:gridCol w:w="3685"/>
       </w:tblGrid>
       <w:tr>
         <w:tc>
           <w:tcPr>
-            <w:tcW w:type="dxa" w:w="6236"/>
+            <w:tcW w:type="dxa" w:w="6520"/>
             <w:tcBorders>
               <w:top w:val="nil"/>
               <w:left w:val="nil"/>
@@ -178,10 +182,10 @@
             <w:tcMar>
               <w:top w:w="10" w:type="dxa"/>
               <w:bottom w:w="10" w:type="dxa"/>
-              <w:left w:w="40" w:type="dxa"/>
-              <w:right w:w="40" w:type="dxa"/>
+              <w:left w:w="0" w:type="dxa"/>
+              <w:right w:w="0" w:type="dxa"/>
             </w:tcMar>
-            <w:vAlign w:val="center"/>
+            <w:vAlign w:val="top"/>
           </w:tcPr>
           <w:p>
             <w:pPr>
@@ -189,16 +193,16 @@
             </w:pPr>
             <w:r>
               <w:rPr>
-                <w:rFonts w:ascii="Calibri" w:hAnsi="Calibri" w:eastAsia="微軟正黑體"/>
-                <w:sz w:val="18"/>
+                <w:rFonts w:eastAsia="微軟正黑體" w:ascii="Times New Roman" w:hAnsi="Times New Roman"/>
+                <w:sz w:val="20"/>
               </w:rPr>
-              <w:t xml:space="preserve">Messrs    : </w:t>
+              <w:t xml:space="preserve">Messrs.  : </w:t>
             </w:r>
             <w:r>
               <w:rPr>
-                <w:rFonts w:ascii="Calibri" w:hAnsi="Calibri" w:eastAsia="微軟正黑體"/>
+                <w:rFonts w:eastAsia="微軟正黑體" w:ascii="Times New Roman" w:hAnsi="Times New Roman"/>
                 <w:b/>
-                <w:sz w:val="18"/>
+                <w:sz w:val="20"/>
               </w:rPr>
               <w:t>{{ contact_person }}</w:t>
             </w:r>
@@ -206,7 +210,7 @@
         </w:tc>
         <w:tc>
           <w:tcPr>
-            <w:tcW w:type="dxa" w:w="3969"/>
+            <w:tcW w:type="dxa" w:w="3685"/>
             <w:tcBorders>
               <w:top w:val="nil"/>
               <w:left w:val="nil"/>
@@ -216,10 +220,10 @@
             <w:tcMar>
               <w:top w:w="10" w:type="dxa"/>
               <w:bottom w:w="10" w:type="dxa"/>
-              <w:left w:w="40" w:type="dxa"/>
-              <w:right w:w="40" w:type="dxa"/>
+              <w:left w:w="0" w:type="dxa"/>
+              <w:right w:w="0" w:type="dxa"/>
             </w:tcMar>
-            <w:vAlign w:val="center"/>
+            <w:vAlign w:val="top"/>
           </w:tcPr>
           <w:p>
             <w:pPr>
@@ -227,16 +231,16 @@
             </w:pPr>
             <w:r>
               <w:rPr>
-                <w:rFonts w:ascii="Calibri" w:hAnsi="Calibri" w:eastAsia="微軟正黑體"/>
-                <w:sz w:val="18"/>
+                <w:rFonts w:eastAsia="微軟正黑體" w:ascii="Times New Roman" w:hAnsi="Times New Roman"/>
+                <w:sz w:val="20"/>
               </w:rPr>
-              <w:t xml:space="preserve">Date          : </w:t>
+              <w:t xml:space="preserve">Date : </w:t>
             </w:r>
             <w:r>
               <w:rPr>
-                <w:rFonts w:ascii="Calibri" w:hAnsi="Calibri" w:eastAsia="微軟正黑體"/>
+                <w:rFonts w:eastAsia="微軟正黑體" w:ascii="Times New Roman" w:hAnsi="Times New Roman"/>
                 <w:b/>
-                <w:sz w:val="18"/>
+                <w:sz w:val="20"/>
               </w:rPr>
               <w:t>{{ date_str }}</w:t>
             </w:r>
@@ -246,7 +250,7 @@
       <w:tr>
         <w:tc>
           <w:tcPr>
-            <w:tcW w:type="dxa" w:w="6236"/>
+            <w:tcW w:type="dxa" w:w="6520"/>
             <w:tcBorders>
               <w:top w:val="nil"/>
               <w:left w:val="nil"/>
@@ -256,10 +260,10 @@
             <w:tcMar>
               <w:top w:w="10" w:type="dxa"/>
               <w:bottom w:w="10" w:type="dxa"/>
-              <w:left w:w="40" w:type="dxa"/>
-              <w:right w:w="40" w:type="dxa"/>
+              <w:left w:w="0" w:type="dxa"/>
+              <w:right w:w="0" w:type="dxa"/>
             </w:tcMar>
-            <w:vAlign w:val="center"/>
+            <w:vAlign w:val="top"/>
           </w:tcPr>
           <w:p>
             <w:pPr>
@@ -267,16 +271,16 @@
             </w:pPr>
             <w:r>
               <w:rPr>
-                <w:rFonts w:ascii="Calibri" w:hAnsi="Calibri" w:eastAsia="微軟正黑體"/>
-                <w:sz w:val="18"/>
+                <w:rFonts w:eastAsia="微軟正黑體" w:ascii="Times New Roman" w:hAnsi="Times New Roman"/>
+                <w:sz w:val="20"/>
               </w:rPr>
-              <w:t xml:space="preserve">Customer  : </w:t>
+              <w:t xml:space="preserve">           </w:t>
             </w:r>
             <w:r>
               <w:rPr>
-                <w:rFonts w:ascii="Calibri" w:hAnsi="Calibri" w:eastAsia="微軟正黑體"/>
+                <w:rFonts w:eastAsia="微軟正黑體" w:ascii="Times New Roman" w:hAnsi="Times New Roman"/>
                 <w:b/>
-                <w:sz w:val="18"/>
+                <w:sz w:val="20"/>
               </w:rPr>
               <w:t>{{ customer_name }}</w:t>
             </w:r>
@@ -284,7 +288,7 @@
         </w:tc>
         <w:tc>
           <w:tcPr>
-            <w:tcW w:type="dxa" w:w="3969"/>
+            <w:tcW w:type="dxa" w:w="3685"/>
             <w:tcBorders>
               <w:top w:val="nil"/>
               <w:left w:val="nil"/>
@@ -294,10 +298,10 @@
             <w:tcMar>
               <w:top w:w="10" w:type="dxa"/>
               <w:bottom w:w="10" w:type="dxa"/>
-              <w:left w:w="40" w:type="dxa"/>
-              <w:right w:w="40" w:type="dxa"/>
+              <w:left w:w="0" w:type="dxa"/>
+              <w:right w:w="0" w:type="dxa"/>
             </w:tcMar>
-            <w:vAlign w:val="center"/>
+            <w:vAlign w:val="top"/>
           </w:tcPr>
           <w:p>
             <w:pPr>
@@ -305,16 +309,16 @@
             </w:pPr>
             <w:r>
               <w:rPr>
-                <w:rFonts w:ascii="Calibri" w:hAnsi="Calibri" w:eastAsia="微軟正黑體"/>
-                <w:sz w:val="18"/>
+                <w:rFonts w:eastAsia="微軟正黑體" w:ascii="Times New Roman" w:hAnsi="Times New Roman"/>
+                <w:sz w:val="20"/>
               </w:rPr>
-              <w:t xml:space="preserve">Invoice No.   : </w:t>
+              <w:t xml:space="preserve">Invoice No. </w:t>
             </w:r>
             <w:r>
               <w:rPr>
-                <w:rFonts w:ascii="Calibri" w:hAnsi="Calibri" w:eastAsia="微軟正黑體"/>
+                <w:rFonts w:eastAsia="微軟正黑體" w:ascii="Times New Roman" w:hAnsi="Times New Roman"/>
                 <w:b/>
-                <w:sz w:val="18"/>
+                <w:sz w:val="20"/>
               </w:rPr>
               <w:t>{{ invoice_no }}</w:t>
             </w:r>
@@ -324,7 +328,7 @@
       <w:tr>
         <w:tc>
           <w:tcPr>
-            <w:tcW w:type="dxa" w:w="6236"/>
+            <w:tcW w:type="dxa" w:w="6520"/>
             <w:tcBorders>
               <w:top w:val="nil"/>
               <w:left w:val="nil"/>
@@ -334,10 +338,10 @@
             <w:tcMar>
               <w:top w:w="10" w:type="dxa"/>
               <w:bottom w:w="10" w:type="dxa"/>
-              <w:left w:w="40" w:type="dxa"/>
-              <w:right w:w="40" w:type="dxa"/>
+              <w:left w:w="0" w:type="dxa"/>
+              <w:right w:w="0" w:type="dxa"/>
             </w:tcMar>
-            <w:vAlign w:val="center"/>
+            <w:vAlign w:val="top"/>
           </w:tcPr>
           <w:p>
             <w:pPr>
@@ -345,24 +349,24 @@
             </w:pPr>
             <w:r>
               <w:rPr>
-                <w:rFonts w:ascii="Calibri" w:hAnsi="Calibri" w:eastAsia="微軟正黑體"/>
-                <w:sz w:val="18"/>
+                <w:rFonts w:eastAsia="微軟正黑體" w:ascii="Times New Roman" w:hAnsi="Times New Roman"/>
+                <w:sz w:val="20"/>
               </w:rPr>
-              <w:t xml:space="preserve">Address   : </w:t>
+              <w:t xml:space="preserve">Address  : </w:t>
             </w:r>
             <w:r>
               <w:rPr>
-                <w:rFonts w:ascii="Calibri" w:hAnsi="Calibri" w:eastAsia="微軟正黑體"/>
+                <w:rFonts w:eastAsia="微軟正黑體" w:ascii="Times New Roman" w:hAnsi="Times New Roman"/>
                 <w:b/>
-                <w:sz w:val="18"/>
+                <w:sz w:val="20"/>
               </w:rPr>
-              <w:t>{{ customer_address1 }}</w:t>
+              <w:t>{{ customer_address_full }}</w:t>
             </w:r>
           </w:p>
         </w:tc>
         <w:tc>
           <w:tcPr>
-            <w:tcW w:type="dxa" w:w="3969"/>
+            <w:tcW w:type="dxa" w:w="3685"/>
             <w:tcBorders>
               <w:top w:val="nil"/>
               <w:left w:val="nil"/>
@@ -372,10 +376,10 @@
             <w:tcMar>
               <w:top w:w="10" w:type="dxa"/>
               <w:bottom w:w="10" w:type="dxa"/>
-              <w:left w:w="40" w:type="dxa"/>
-              <w:right w:w="40" w:type="dxa"/>
+              <w:left w:w="0" w:type="dxa"/>
+              <w:right w:w="0" w:type="dxa"/>
             </w:tcMar>
-            <w:vAlign w:val="center"/>
+            <w:vAlign w:val="top"/>
           </w:tcPr>
           <w:p>
             <w:pPr>
@@ -383,16 +387,16 @@
             </w:pPr>
             <w:r>
               <w:rPr>
-                <w:rFonts w:ascii="Calibri" w:hAnsi="Calibri" w:eastAsia="微軟正黑體"/>
-                <w:sz w:val="18"/>
+                <w:rFonts w:eastAsia="微軟正黑體" w:ascii="Times New Roman" w:hAnsi="Times New Roman"/>
+                <w:sz w:val="20"/>
               </w:rPr>
-              <w:t xml:space="preserve">PO No.        : </w:t>
+              <w:t xml:space="preserve">PO No. : </w:t>
             </w:r>
             <w:r>
               <w:rPr>
-                <w:rFonts w:ascii="Calibri" w:hAnsi="Calibri" w:eastAsia="微軟正黑體"/>
+                <w:rFonts w:eastAsia="微軟正黑體" w:ascii="Times New Roman" w:hAnsi="Times New Roman"/>
                 <w:b/>
-                <w:sz w:val="18"/>
+                <w:sz w:val="20"/>
               </w:rPr>
               <w:t>{{ customer_po_no }}</w:t>
             </w:r>
@@ -402,7 +406,7 @@
       <w:tr>
         <w:tc>
           <w:tcPr>
-            <w:tcW w:type="dxa" w:w="6236"/>
+            <w:tcW w:type="dxa" w:w="6520"/>
             <w:tcBorders>
               <w:top w:val="nil"/>
               <w:left w:val="nil"/>
@@ -412,35 +416,26 @@
             <w:tcMar>
               <w:top w:w="10" w:type="dxa"/>
               <w:bottom w:w="10" w:type="dxa"/>
-              <w:left w:w="40" w:type="dxa"/>
-              <w:right w:w="40" w:type="dxa"/>
+              <w:left w:w="0" w:type="dxa"/>
+              <w:right w:w="0" w:type="dxa"/>
             </w:tcMar>
-            <w:vAlign w:val="center"/>
+            <w:vAlign w:val="top"/>
           </w:tcPr>
           <w:p>
             <w:pPr>
-              <w:spacing w:before="0" w:after="0"/>
+              <w:spacing w:before="40" w:after="0"/>
             </w:pPr>
             <w:r>
               <w:rPr>
-                <w:rFonts w:ascii="Calibri" w:hAnsi="Calibri" w:eastAsia="微軟正黑體"/>
-                <w:sz w:val="18"/>
+                <w:rFonts w:eastAsia="微軟正黑體" w:ascii="Times New Roman" w:hAnsi="Times New Roman"/>
+                <w:sz w:val="20"/>
               </w:rPr>
-              <w:t xml:space="preserve">          : </w:t>
-            </w:r>
-            <w:r>
-              <w:rPr>
-                <w:rFonts w:ascii="Calibri" w:hAnsi="Calibri" w:eastAsia="微軟正黑體"/>
-                <w:b/>
-                <w:sz w:val="18"/>
-              </w:rPr>
-              <w:t>{{ customer_address2 }}</w:t>
             </w:r>
           </w:p>
         </w:tc>
         <w:tc>
           <w:tcPr>
-            <w:tcW w:type="dxa" w:w="3969"/>
+            <w:tcW w:type="dxa" w:w="3685"/>
             <w:tcBorders>
               <w:top w:val="nil"/>
               <w:left w:val="nil"/>
@@ -450,10 +445,10 @@
             <w:tcMar>
               <w:top w:w="10" w:type="dxa"/>
               <w:bottom w:w="10" w:type="dxa"/>
-              <w:left w:w="40" w:type="dxa"/>
-              <w:right w:w="40" w:type="dxa"/>
+              <w:left w:w="0" w:type="dxa"/>
+              <w:right w:w="0" w:type="dxa"/>
             </w:tcMar>
-            <w:vAlign w:val="center"/>
+            <w:vAlign w:val="top"/>
           </w:tcPr>
           <w:p>
             <w:pPr>
@@ -461,16 +456,16 @@
             </w:pPr>
             <w:r>
               <w:rPr>
-                <w:rFonts w:ascii="Calibri" w:hAnsi="Calibri" w:eastAsia="微軟正黑體"/>
-                <w:sz w:val="18"/>
+                <w:rFonts w:eastAsia="微軟正黑體" w:ascii="Times New Roman" w:hAnsi="Times New Roman"/>
+                <w:sz w:val="20"/>
               </w:rPr>
-              <w:t xml:space="preserve">Cust#         : </w:t>
+              <w:t xml:space="preserve">Cust#: </w:t>
             </w:r>
             <w:r>
               <w:rPr>
-                <w:rFonts w:ascii="Calibri" w:hAnsi="Calibri" w:eastAsia="微軟正黑體"/>
+                <w:rFonts w:eastAsia="微軟正黑體" w:ascii="Times New Roman" w:hAnsi="Times New Roman"/>
                 <w:b/>
-                <w:sz w:val="18"/>
+                <w:sz w:val="20"/>
               </w:rPr>
               <w:t>{{ customer_code }}</w:t>
             </w:r>
@@ -480,7 +475,7 @@
       <w:tr>
         <w:tc>
           <w:tcPr>
-            <w:tcW w:type="dxa" w:w="6236"/>
+            <w:tcW w:type="dxa" w:w="6520"/>
             <w:tcBorders>
               <w:top w:val="nil"/>
               <w:left w:val="nil"/>
@@ -490,10 +485,10 @@
             <w:tcMar>
               <w:top w:w="10" w:type="dxa"/>
               <w:bottom w:w="10" w:type="dxa"/>
-              <w:left w:w="40" w:type="dxa"/>
-              <w:right w:w="40" w:type="dxa"/>
+              <w:left w:w="0" w:type="dxa"/>
+              <w:right w:w="0" w:type="dxa"/>
             </w:tcMar>
-            <w:vAlign w:val="center"/>
+            <w:vAlign w:val="top"/>
           </w:tcPr>
           <w:p>
             <w:pPr>
@@ -501,23 +496,24 @@
             </w:pPr>
             <w:r>
               <w:rPr>
-                <w:rFonts w:ascii="Calibri" w:hAnsi="Calibri" w:eastAsia="微軟正黑體"/>
-                <w:sz w:val="18"/>
+                <w:rFonts w:eastAsia="微軟正黑體" w:ascii="Times New Roman" w:hAnsi="Times New Roman"/>
+                <w:sz w:val="20"/>
               </w:rPr>
-              <w:t xml:space="preserve">          : </w:t>
+              <w:t xml:space="preserve">Shipment : </w:t>
             </w:r>
             <w:r>
               <w:rPr>
-                <w:rFonts w:ascii="Calibri" w:hAnsi="Calibri" w:eastAsia="微軟正黑體"/>
+                <w:rFonts w:eastAsia="微軟正黑體" w:ascii="Times New Roman" w:hAnsi="Times New Roman"/>
                 <w:b/>
-                <w:sz w:val="18"/>
+                <w:sz w:val="20"/>
               </w:rPr>
+              <w:t>{{ shipment_text }}</w:t>
             </w:r>
           </w:p>
         </w:tc>
         <w:tc>
           <w:tcPr>
-            <w:tcW w:type="dxa" w:w="3969"/>
+            <w:tcW w:type="dxa" w:w="3685"/>
             <w:tcBorders>
               <w:top w:val="nil"/>
               <w:left w:val="nil"/>
@@ -527,10 +523,10 @@
             <w:tcMar>
               <w:top w:w="10" w:type="dxa"/>
               <w:bottom w:w="10" w:type="dxa"/>
-              <w:left w:w="40" w:type="dxa"/>
-              <w:right w:w="40" w:type="dxa"/>
+              <w:left w:w="0" w:type="dxa"/>
+              <w:right w:w="0" w:type="dxa"/>
             </w:tcMar>
-            <w:vAlign w:val="center"/>
+            <w:vAlign w:val="top"/>
           </w:tcPr>
           <w:p>
             <w:pPr>
@@ -538,16 +534,16 @@
             </w:pPr>
             <w:r>
               <w:rPr>
-                <w:rFonts w:ascii="Calibri" w:hAnsi="Calibri" w:eastAsia="微軟正黑體"/>
-                <w:sz w:val="18"/>
+                <w:rFonts w:eastAsia="微軟正黑體" w:ascii="Times New Roman" w:hAnsi="Times New Roman"/>
+                <w:sz w:val="20"/>
               </w:rPr>
-              <w:t xml:space="preserve">Tel #         : </w:t>
+              <w:t xml:space="preserve">Tel #: </w:t>
             </w:r>
             <w:r>
               <w:rPr>
-                <w:rFonts w:ascii="Calibri" w:hAnsi="Calibri" w:eastAsia="微軟正黑體"/>
+                <w:rFonts w:eastAsia="微軟正黑體" w:ascii="Times New Roman" w:hAnsi="Times New Roman"/>
                 <w:b/>
-                <w:sz w:val="18"/>
+                <w:sz w:val="20"/>
               </w:rPr>
               <w:t>{{ customer_tel }}</w:t>
             </w:r>
@@ -557,7 +553,7 @@
       <w:tr>
         <w:tc>
           <w:tcPr>
-            <w:tcW w:type="dxa" w:w="6236"/>
+            <w:tcW w:type="dxa" w:w="6520"/>
             <w:tcBorders>
               <w:top w:val="nil"/>
               <w:left w:val="nil"/>
@@ -567,10 +563,10 @@
             <w:tcMar>
               <w:top w:w="10" w:type="dxa"/>
               <w:bottom w:w="10" w:type="dxa"/>
-              <w:left w:w="40" w:type="dxa"/>
-              <w:right w:w="40" w:type="dxa"/>
+              <w:left w:w="0" w:type="dxa"/>
+              <w:right w:w="0" w:type="dxa"/>
             </w:tcMar>
-            <w:vAlign w:val="center"/>
+            <w:vAlign w:val="top"/>
           </w:tcPr>
           <w:p>
             <w:pPr>
@@ -578,23 +574,24 @@
             </w:pPr>
             <w:r>
               <w:rPr>
-                <w:rFonts w:ascii="Calibri" w:hAnsi="Calibri" w:eastAsia="微軟正黑體"/>
-                <w:sz w:val="18"/>
+                <w:rFonts w:eastAsia="微軟正黑體" w:ascii="Times New Roman" w:hAnsi="Times New Roman"/>
+                <w:sz w:val="20"/>
               </w:rPr>
-              <w:t xml:space="preserve">          : </w:t>
+              <w:t xml:space="preserve">           </w:t>
             </w:r>
             <w:r>
               <w:rPr>
-                <w:rFonts w:ascii="Calibri" w:hAnsi="Calibri" w:eastAsia="微軟正黑體"/>
+                <w:rFonts w:eastAsia="微軟正黑體" w:ascii="Times New Roman" w:hAnsi="Times New Roman"/>
                 <w:b/>
-                <w:sz w:val="18"/>
+                <w:sz w:val="20"/>
               </w:rPr>
+              <w:t>From {{ from_country }} To {{ to_country }}</w:t>
             </w:r>
           </w:p>
         </w:tc>
         <w:tc>
           <w:tcPr>
-            <w:tcW w:type="dxa" w:w="3969"/>
+            <w:tcW w:type="dxa" w:w="3685"/>
             <w:tcBorders>
               <w:top w:val="nil"/>
               <w:left w:val="nil"/>
@@ -604,10 +601,10 @@
             <w:tcMar>
               <w:top w:w="10" w:type="dxa"/>
               <w:bottom w:w="10" w:type="dxa"/>
-              <w:left w:w="40" w:type="dxa"/>
-              <w:right w:w="40" w:type="dxa"/>
+              <w:left w:w="0" w:type="dxa"/>
+              <w:right w:w="0" w:type="dxa"/>
             </w:tcMar>
-            <w:vAlign w:val="center"/>
+            <w:vAlign w:val="top"/>
           </w:tcPr>
           <w:p>
             <w:pPr>
@@ -615,88 +612,163 @@
             </w:pPr>
             <w:r>
               <w:rPr>
-                <w:rFonts w:ascii="Calibri" w:hAnsi="Calibri" w:eastAsia="微軟正黑體"/>
-                <w:sz w:val="18"/>
+                <w:rFonts w:eastAsia="微軟正黑體" w:ascii="Times New Roman" w:hAnsi="Times New Roman"/>
+                <w:sz w:val="20"/>
               </w:rPr>
-              <w:t xml:space="preserve">Fax #         : </w:t>
+            </w:r>
+          </w:p>
+        </w:tc>
+      </w:tr>
+      <w:tr>
+        <w:tc>
+          <w:tcPr>
+            <w:tcW w:type="dxa" w:w="6520"/>
+            <w:tcBorders>
+              <w:top w:val="nil"/>
+              <w:left w:val="nil"/>
+              <w:bottom w:val="nil"/>
+              <w:right w:val="nil"/>
+            </w:tcBorders>
+            <w:tcMar>
+              <w:top w:w="10" w:type="dxa"/>
+              <w:bottom w:w="10" w:type="dxa"/>
+              <w:left w:w="0" w:type="dxa"/>
+              <w:right w:w="0" w:type="dxa"/>
+            </w:tcMar>
+            <w:vAlign w:val="top"/>
+          </w:tcPr>
+          <w:p>
+            <w:pPr>
+              <w:tabs>
+                <w:tab w:pos="6236" w:val="right"/>
+              </w:tabs>
+              <w:spacing w:before="0" w:after="0"/>
+            </w:pPr>
+            <w:r>
+              <w:rPr>
+                <w:rFonts w:eastAsia="微軟正黑體" w:ascii="Times New Roman" w:hAnsi="Times New Roman"/>
+                <w:sz w:val="20"/>
+              </w:rPr>
+              <w:t xml:space="preserve">Terms    : </w:t>
             </w:r>
             <w:r>
               <w:rPr>
-                <w:rFonts w:ascii="Calibri" w:hAnsi="Calibri" w:eastAsia="微軟正黑體"/>
+                <w:rFonts w:eastAsia="微軟正黑體" w:ascii="Times New Roman" w:hAnsi="Times New Roman"/>
                 <w:b/>
-                <w:sz w:val="18"/>
+                <w:sz w:val="20"/>
+              </w:rPr>
+              <w:t>{{ terms_text }}</w:t>
+            </w:r>
+            <w:r>
+              <w:rPr>
+                <w:rFonts w:eastAsia="微軟正黑體" w:ascii="Times New Roman" w:hAnsi="Times New Roman"/>
+                <w:sz w:val="20"/>
+              </w:rPr>
+              <w:tab/>
+              <w:t>({{ currency_symbol }} Exwork Taiwan)</w:t>
+            </w:r>
+          </w:p>
+        </w:tc>
+        <w:tc>
+          <w:tcPr>
+            <w:tcW w:type="dxa" w:w="3685"/>
+            <w:tcBorders>
+              <w:top w:val="nil"/>
+              <w:left w:val="nil"/>
+              <w:bottom w:val="nil"/>
+              <w:right w:val="nil"/>
+            </w:tcBorders>
+            <w:tcMar>
+              <w:top w:w="10" w:type="dxa"/>
+              <w:bottom w:w="10" w:type="dxa"/>
+              <w:left w:w="0" w:type="dxa"/>
+              <w:right w:w="0" w:type="dxa"/>
+            </w:tcMar>
+            <w:vAlign w:val="top"/>
+          </w:tcPr>
+          <w:p>
+            <w:pPr>
+              <w:spacing w:before="0" w:after="0"/>
+            </w:pPr>
+            <w:r>
+              <w:rPr>
+                <w:rFonts w:eastAsia="微軟正黑體" w:ascii="Times New Roman" w:hAnsi="Times New Roman"/>
+                <w:sz w:val="20"/>
+              </w:rPr>
+              <w:t xml:space="preserve">Fax#: </w:t>
+            </w:r>
+            <w:r>
+              <w:rPr>
+                <w:rFonts w:eastAsia="微軟正黑體" w:ascii="Times New Roman" w:hAnsi="Times New Roman"/>
+                <w:b/>
+                <w:sz w:val="20"/>
               </w:rPr>
               <w:t>{{ customer_fax }}</w:t>
             </w:r>
           </w:p>
         </w:tc>
       </w:tr>
+      <w:tr>
+        <w:tc>
+          <w:tcPr>
+            <w:tcW w:type="dxa" w:w="6520"/>
+            <w:tcBorders>
+              <w:top w:val="nil"/>
+              <w:left w:val="nil"/>
+              <w:bottom w:val="nil"/>
+              <w:right w:val="nil"/>
+            </w:tcBorders>
+            <w:tcMar>
+              <w:top w:w="10" w:type="dxa"/>
+              <w:bottom w:w="10" w:type="dxa"/>
+              <w:left w:w="0" w:type="dxa"/>
+              <w:right w:w="0" w:type="dxa"/>
+            </w:tcMar>
+            <w:vAlign w:val="top"/>
+          </w:tcPr>
+          <w:p>
+            <w:pPr>
+              <w:spacing w:before="0" w:after="0"/>
+            </w:pPr>
+            <w:r>
+              <w:rPr>
+                <w:rFonts w:eastAsia="微軟正黑體" w:ascii="Times New Roman" w:hAnsi="Times New Roman"/>
+                <w:sz w:val="8"/>
+              </w:rPr>
+            </w:r>
+          </w:p>
+        </w:tc>
+        <w:tc>
+          <w:tcPr>
+            <w:tcW w:type="dxa" w:w="3685"/>
+            <w:tcBorders>
+              <w:top w:val="nil"/>
+              <w:left w:val="nil"/>
+              <w:bottom w:val="nil"/>
+              <w:right w:val="nil"/>
+            </w:tcBorders>
+            <w:tcMar>
+              <w:top w:w="10" w:type="dxa"/>
+              <w:bottom w:w="10" w:type="dxa"/>
+              <w:left w:w="0" w:type="dxa"/>
+              <w:right w:w="0" w:type="dxa"/>
+            </w:tcMar>
+            <w:vAlign w:val="top"/>
+          </w:tcPr>
+          <w:p>
+            <w:pPr>
+              <w:spacing w:before="0" w:after="0"/>
+            </w:pPr>
+            <w:r>
+              <w:rPr>
+                <w:rFonts w:eastAsia="微軟正黑體" w:ascii="Times New Roman" w:hAnsi="Times New Roman"/>
+                <w:sz w:val="8"/>
+              </w:rPr>
+            </w:r>
+          </w:p>
+        </w:tc>
+      </w:tr>
     </w:tbl>
-    <w:p>
-      <w:pPr>
-        <w:spacing w:before="40" w:after="0"/>
-      </w:pPr>
-      <w:r>
-        <w:rPr>
-          <w:rFonts w:ascii="Calibri" w:hAnsi="Calibri" w:eastAsia="微軟正黑體"/>
-          <w:sz w:val="18"/>
-        </w:rPr>
-        <w:t xml:space="preserve">Shipment  : </w:t>
-      </w:r>
-      <w:r>
-        <w:rPr>
-          <w:rFonts w:ascii="Calibri" w:hAnsi="Calibri" w:eastAsia="微軟正黑體"/>
-          <w:b/>
-          <w:sz w:val="18"/>
-        </w:rPr>
-        <w:t>{{ shipment_text }}</w:t>
-      </w:r>
-    </w:p>
-    <w:p>
-      <w:pPr>
-        <w:spacing w:before="0" w:after="0"/>
-      </w:pPr>
-      <w:r>
-        <w:rPr>
-          <w:rFonts w:ascii="Calibri" w:hAnsi="Calibri" w:eastAsia="微軟正黑體"/>
-          <w:sz w:val="18"/>
-        </w:rPr>
-        <w:t xml:space="preserve">From-To   : </w:t>
-      </w:r>
-      <w:r>
-        <w:rPr>
-          <w:rFonts w:ascii="Calibri" w:hAnsi="Calibri" w:eastAsia="微軟正黑體"/>
-          <w:b/>
-          <w:sz w:val="18"/>
-        </w:rPr>
-        <w:t>From {{ from_country }} To {{ to_country }}</w:t>
-      </w:r>
-    </w:p>
-    <w:p>
-      <w:pPr>
-        <w:spacing w:before="0" w:after="40"/>
-      </w:pPr>
-      <w:r>
-        <w:rPr>
-          <w:rFonts w:ascii="Calibri" w:hAnsi="Calibri" w:eastAsia="微軟正黑體"/>
-          <w:sz w:val="18"/>
-        </w:rPr>
-        <w:t xml:space="preserve">Terms     : </w:t>
-      </w:r>
-      <w:r>
-        <w:rPr>
-          <w:rFonts w:ascii="Calibri" w:hAnsi="Calibri" w:eastAsia="微軟正黑體"/>
-          <w:b/>
-          <w:sz w:val="18"/>
-        </w:rPr>
-        <w:t>{{ terms_text }}</w:t>
-      </w:r>
-    </w:p>
-    <w:p>
-      <w:pPr>
-        <w:spacing w:before="80" w:after="0"/>
-      </w:pPr>
-    </w:p>
     <w:tbl>
       <w:tblPr>
         <w:tblW w:type="auto" w:w="0"/>
@@ -704,25 +776,25 @@
         <w:tblLook w:firstColumn="1" w:firstRow="1" w:lastColumn="0" w:lastRow="0" w:noHBand="0" w:noVBand="1" w:val="04A0"/>
       </w:tblPr>
       <w:tblGrid>
-        <w:gridCol w:w="1361"/>
-        <w:gridCol w:w="4535"/>
+        <w:gridCol w:w="1587"/>
+        <w:gridCol w:w="4365"/>
         <w:gridCol w:w="1134"/>
-        <w:gridCol w:w="1361"/>
-        <w:gridCol w:w="1361"/>
+        <w:gridCol w:w="1417"/>
+        <w:gridCol w:w="1701"/>
       </w:tblGrid>
       <w:tr>
         <w:tc>
           <w:tcPr>
-            <w:tcW w:type="dxa" w:w="1361"/>
+            <w:tcW w:type="dxa" w:w="1587"/>
             <w:tcBorders>
-              <w:top w:val="single" w:sz="8" w:color="000000"/>
+              <w:top w:val="single" w:sz="6" w:color="000000"/>
               <w:left w:val="nil"/>
-              <w:bottom w:val="single" w:sz="8" w:color="000000"/>
+              <w:bottom w:val="single" w:sz="6" w:color="000000"/>
               <w:right w:val="nil"/>
             </w:tcBorders>
             <w:tcMar>
-              <w:top w:w="80" w:type="dxa"/>
-              <w:bottom w:w="80" w:type="dxa"/>
+              <w:top w:w="60" w:type="dxa"/>
+              <w:bottom w:w="60" w:type="dxa"/>
               <w:left w:w="80" w:type="dxa"/>
               <w:right w:w="80" w:type="dxa"/>
             </w:tcMar>
@@ -735,26 +807,25 @@
             </w:pPr>
             <w:r>
               <w:rPr>
-                <w:rFonts w:ascii="Calibri" w:hAnsi="Calibri" w:eastAsia="微軟正黑體"/>
-                <w:b/>
-                <w:sz w:val="18"/>
+                <w:rFonts w:eastAsia="微軟正黑體" w:ascii="Times New Roman" w:hAnsi="Times New Roman"/>
+                <w:sz w:val="20"/>
               </w:rPr>
-              <w:t>Item No.</w:t>
+              <w:t>Item No. / Cust_Item No.</w:t>
             </w:r>
           </w:p>
         </w:tc>
         <w:tc>
           <w:tcPr>
-            <w:tcW w:type="dxa" w:w="4535"/>
+            <w:tcW w:type="dxa" w:w="4365"/>
             <w:tcBorders>
-              <w:top w:val="single" w:sz="8" w:color="000000"/>
+              <w:top w:val="single" w:sz="6" w:color="000000"/>
               <w:left w:val="nil"/>
-              <w:bottom w:val="single" w:sz="8" w:color="000000"/>
+              <w:bottom w:val="single" w:sz="6" w:color="000000"/>
               <w:right w:val="nil"/>
             </w:tcBorders>
             <w:tcMar>
-              <w:top w:w="80" w:type="dxa"/>
-              <w:bottom w:w="80" w:type="dxa"/>
+              <w:top w:w="60" w:type="dxa"/>
+              <w:bottom w:w="60" w:type="dxa"/>
               <w:left w:w="80" w:type="dxa"/>
               <w:right w:w="80" w:type="dxa"/>
             </w:tcMar>
@@ -767,9 +838,8 @@
             </w:pPr>
             <w:r>
               <w:rPr>
-                <w:rFonts w:ascii="Calibri" w:hAnsi="Calibri" w:eastAsia="微軟正黑體"/>
-                <w:b/>
-                <w:sz w:val="18"/>
+                <w:rFonts w:eastAsia="微軟正黑體" w:ascii="Times New Roman" w:hAnsi="Times New Roman"/>
+                <w:sz w:val="20"/>
               </w:rPr>
               <w:t>Description</w:t>
             </w:r>
@@ -779,14 +849,14 @@
           <w:tcPr>
             <w:tcW w:type="dxa" w:w="1134"/>
             <w:tcBorders>
-              <w:top w:val="single" w:sz="8" w:color="000000"/>
+              <w:top w:val="single" w:sz="6" w:color="000000"/>
               <w:left w:val="nil"/>
-              <w:bottom w:val="single" w:sz="8" w:color="000000"/>
+              <w:bottom w:val="single" w:sz="6" w:color="000000"/>
               <w:right w:val="nil"/>
             </w:tcBorders>
             <w:tcMar>
-              <w:top w:w="80" w:type="dxa"/>
-              <w:bottom w:w="80" w:type="dxa"/>
+              <w:top w:w="60" w:type="dxa"/>
+              <w:bottom w:w="60" w:type="dxa"/>
               <w:left w:w="80" w:type="dxa"/>
               <w:right w:w="80" w:type="dxa"/>
             </w:tcMar>
@@ -799,9 +869,8 @@
             </w:pPr>
             <w:r>
               <w:rPr>
-                <w:rFonts w:ascii="Calibri" w:hAnsi="Calibri" w:eastAsia="微軟正黑體"/>
-                <w:b/>
-                <w:sz w:val="18"/>
+                <w:rFonts w:eastAsia="微軟正黑體" w:ascii="Times New Roman" w:hAnsi="Times New Roman"/>
+                <w:sz w:val="20"/>
               </w:rPr>
               <w:t>Quantity</w:t>
             </w:r>
@@ -809,16 +878,16 @@
         </w:tc>
         <w:tc>
           <w:tcPr>
-            <w:tcW w:type="dxa" w:w="1361"/>
+            <w:tcW w:type="dxa" w:w="1417"/>
             <w:tcBorders>
-              <w:top w:val="single" w:sz="8" w:color="000000"/>
+              <w:top w:val="single" w:sz="6" w:color="000000"/>
               <w:left w:val="nil"/>
-              <w:bottom w:val="single" w:sz="8" w:color="000000"/>
+              <w:bottom w:val="single" w:sz="6" w:color="000000"/>
               <w:right w:val="nil"/>
             </w:tcBorders>
             <w:tcMar>
-              <w:top w:w="80" w:type="dxa"/>
-              <w:bottom w:w="80" w:type="dxa"/>
+              <w:top w:w="60" w:type="dxa"/>
+              <w:bottom w:w="60" w:type="dxa"/>
               <w:left w:w="80" w:type="dxa"/>
               <w:right w:w="80" w:type="dxa"/>
             </w:tcMar>
@@ -831,9 +900,8 @@
             </w:pPr>
             <w:r>
               <w:rPr>
-                <w:rFonts w:ascii="Calibri" w:hAnsi="Calibri" w:eastAsia="微軟正黑體"/>
-                <w:b/>
-                <w:sz w:val="18"/>
+                <w:rFonts w:eastAsia="微軟正黑體" w:ascii="Times New Roman" w:hAnsi="Times New Roman"/>
+                <w:sz w:val="20"/>
               </w:rPr>
               <w:t>Unit Price</w:t>
             </w:r>
@@ -841,16 +909,16 @@
         </w:tc>
         <w:tc>
           <w:tcPr>
-            <w:tcW w:type="dxa" w:w="1361"/>
+            <w:tcW w:type="dxa" w:w="1701"/>
             <w:tcBorders>
-              <w:top w:val="single" w:sz="8" w:color="000000"/>
+              <w:top w:val="single" w:sz="6" w:color="000000"/>
               <w:left w:val="nil"/>
-              <w:bottom w:val="single" w:sz="8" w:color="000000"/>
+              <w:bottom w:val="single" w:sz="6" w:color="000000"/>
               <w:right w:val="nil"/>
             </w:tcBorders>
             <w:tcMar>
-              <w:top w:w="80" w:type="dxa"/>
-              <w:bottom w:w="80" w:type="dxa"/>
+              <w:top w:w="60" w:type="dxa"/>
+              <w:bottom w:w="60" w:type="dxa"/>
               <w:left w:w="80" w:type="dxa"/>
               <w:right w:w="80" w:type="dxa"/>
             </w:tcMar>
@@ -863,9 +931,8 @@
             </w:pPr>
             <w:r>
               <w:rPr>
-                <w:rFonts w:ascii="Calibri" w:hAnsi="Calibri" w:eastAsia="微軟正黑體"/>
-                <w:b/>
-                <w:sz w:val="18"/>
+                <w:rFonts w:eastAsia="微軟正黑體" w:ascii="Times New Roman" w:hAnsi="Times New Roman"/>
+                <w:sz w:val="20"/>
               </w:rPr>
               <w:t>Amount</w:t>
             </w:r>
@@ -875,7 +942,7 @@
       <w:tr>
         <w:tc>
           <w:tcPr>
-            <w:tcW w:type="dxa" w:w="1361"/>
+            <w:tcW w:type="dxa" w:w="1587"/>
             <w:tcBorders>
               <w:top w:val="nil"/>
               <w:left w:val="nil"/>
@@ -883,8 +950,8 @@
               <w:right w:val="nil"/>
             </w:tcBorders>
             <w:tcMar>
-              <w:top w:w="160" w:type="dxa"/>
-              <w:bottom w:w="160" w:type="dxa"/>
+              <w:top w:w="120" w:type="dxa"/>
+              <w:bottom w:w="120" w:type="dxa"/>
               <w:left w:w="80" w:type="dxa"/>
               <w:right w:w="80" w:type="dxa"/>
             </w:tcMar>
@@ -897,8 +964,8 @@
             </w:pPr>
             <w:r>
               <w:rPr>
-                <w:rFonts w:ascii="Calibri" w:hAnsi="Calibri" w:eastAsia="微軟正黑體"/>
-                <w:sz w:val="18"/>
+                <w:rFonts w:eastAsia="微軟正黑體" w:ascii="Times New Roman" w:hAnsi="Times New Roman"/>
+                <w:sz w:val="20"/>
               </w:rPr>
               <w:t>{{ it.item_no }}</w:t>
             </w:r>
@@ -906,7 +973,7 @@
         </w:tc>
         <w:tc>
           <w:tcPr>
-            <w:tcW w:type="dxa" w:w="4535"/>
+            <w:tcW w:type="dxa" w:w="4365"/>
             <w:tcBorders>
               <w:top w:val="nil"/>
               <w:left w:val="nil"/>
@@ -914,8 +981,8 @@
               <w:right w:val="nil"/>
             </w:tcBorders>
             <w:tcMar>
-              <w:top w:w="160" w:type="dxa"/>
-              <w:bottom w:w="160" w:type="dxa"/>
+              <w:top w:w="120" w:type="dxa"/>
+              <w:bottom w:w="120" w:type="dxa"/>
               <w:left w:w="80" w:type="dxa"/>
               <w:right w:w="80" w:type="dxa"/>
             </w:tcMar>
@@ -928,8 +995,8 @@
             </w:pPr>
             <w:r>
               <w:rPr>
-                <w:rFonts w:ascii="Calibri" w:hAnsi="Calibri" w:eastAsia="微軟正黑體"/>
-                <w:sz w:val="18"/>
+                <w:rFonts w:eastAsia="微軟正黑體" w:ascii="Times New Roman" w:hAnsi="Times New Roman"/>
+                <w:sz w:val="20"/>
               </w:rPr>
               <w:t>{{ it.description|safe }}</w:t>
             </w:r>
@@ -945,8 +1012,8 @@
               <w:right w:val="nil"/>
             </w:tcBorders>
             <w:tcMar>
-              <w:top w:w="160" w:type="dxa"/>
-              <w:bottom w:w="160" w:type="dxa"/>
+              <w:top w:w="120" w:type="dxa"/>
+              <w:bottom w:w="120" w:type="dxa"/>
               <w:left w:w="80" w:type="dxa"/>
               <w:right w:w="80" w:type="dxa"/>
             </w:tcMar>
@@ -959,8 +1026,8 @@
             </w:pPr>
             <w:r>
               <w:rPr>
-                <w:rFonts w:ascii="Calibri" w:hAnsi="Calibri" w:eastAsia="微軟正黑體"/>
-                <w:sz w:val="18"/>
+                <w:rFonts w:eastAsia="微軟正黑體" w:ascii="Times New Roman" w:hAnsi="Times New Roman"/>
+                <w:sz w:val="20"/>
               </w:rPr>
               <w:t>{{ it.quantity_display }}</w:t>
             </w:r>
@@ -968,7 +1035,7 @@
         </w:tc>
         <w:tc>
           <w:tcPr>
-            <w:tcW w:type="dxa" w:w="1361"/>
+            <w:tcW w:type="dxa" w:w="1417"/>
             <w:tcBorders>
               <w:top w:val="nil"/>
               <w:left w:val="nil"/>
@@ -976,8 +1043,8 @@
               <w:right w:val="nil"/>
             </w:tcBorders>
             <w:tcMar>
-              <w:top w:w="160" w:type="dxa"/>
-              <w:bottom w:w="160" w:type="dxa"/>
+              <w:top w:w="120" w:type="dxa"/>
+              <w:bottom w:w="120" w:type="dxa"/>
               <w:left w:w="80" w:type="dxa"/>
               <w:right w:w="80" w:type="dxa"/>
             </w:tcMar>
@@ -986,12 +1053,12 @@
           <w:p>
             <w:pPr>
               <w:spacing w:before="0" w:after="0"/>
-              <w:jc w:val="right"/>
+              <w:jc w:val="center"/>
             </w:pPr>
             <w:r>
               <w:rPr>
-                <w:rFonts w:ascii="Calibri" w:hAnsi="Calibri" w:eastAsia="微軟正黑體"/>
-                <w:sz w:val="18"/>
+                <w:rFonts w:eastAsia="微軟正黑體" w:ascii="Times New Roman" w:hAnsi="Times New Roman"/>
+                <w:sz w:val="20"/>
               </w:rPr>
               <w:t>{{ it.unit_price_display }}</w:t>
             </w:r>
@@ -999,7 +1066,7 @@
         </w:tc>
         <w:tc>
           <w:tcPr>
-            <w:tcW w:type="dxa" w:w="1361"/>
+            <w:tcW w:type="dxa" w:w="1701"/>
             <w:tcBorders>
               <w:top w:val="nil"/>
               <w:left w:val="nil"/>
@@ -1007,8 +1074,8 @@
               <w:right w:val="nil"/>
             </w:tcBorders>
             <w:tcMar>
-              <w:top w:w="160" w:type="dxa"/>
-              <w:bottom w:w="160" w:type="dxa"/>
+              <w:top w:w="120" w:type="dxa"/>
+              <w:bottom w:w="120" w:type="dxa"/>
               <w:left w:w="80" w:type="dxa"/>
               <w:right w:w="80" w:type="dxa"/>
             </w:tcMar>
@@ -1017,12 +1084,12 @@
           <w:p>
             <w:pPr>
               <w:spacing w:before="0" w:after="0"/>
-              <w:jc w:val="right"/>
+              <w:jc w:val="center"/>
             </w:pPr>
             <w:r>
               <w:rPr>
-                <w:rFonts w:ascii="Calibri" w:hAnsi="Calibri" w:eastAsia="微軟正黑體"/>
-                <w:sz w:val="18"/>
+                <w:rFonts w:eastAsia="微軟正黑體" w:ascii="Times New Roman" w:hAnsi="Times New Roman"/>
+                <w:sz w:val="20"/>
               </w:rPr>
               <w:t>{{ it.amount_display }}</w:t>
             </w:r>
@@ -1031,11 +1098,11 @@
       </w:tr>
       <w:tr>
         <w:trPr>
-          <w:trHeight w:val="2551" w:hRule="atLeast"/>
+          <w:trHeight w:val="2268" w:hRule="atLeast"/>
         </w:trPr>
         <w:tc>
           <w:tcPr>
-            <w:tcW w:type="dxa" w:w="1361"/>
+            <w:tcW w:type="dxa" w:w="1587"/>
             <w:tcBorders>
               <w:top w:val="nil"/>
               <w:left w:val="nil"/>
@@ -1043,8 +1110,8 @@
               <w:right w:val="nil"/>
             </w:tcBorders>
             <w:tcMar>
-              <w:top w:w="20" w:type="dxa"/>
-              <w:bottom w:w="20" w:type="dxa"/>
+              <w:top w:w="10" w:type="dxa"/>
+              <w:bottom w:w="10" w:type="dxa"/>
               <w:left w:w="80" w:type="dxa"/>
               <w:right w:w="80" w:type="dxa"/>
             </w:tcMar>
@@ -1058,7 +1125,7 @@
         </w:tc>
         <w:tc>
           <w:tcPr>
-            <w:tcW w:type="dxa" w:w="4535"/>
+            <w:tcW w:type="dxa" w:w="4365"/>
             <w:tcBorders>
               <w:top w:val="nil"/>
               <w:left w:val="nil"/>
@@ -1066,8 +1133,8 @@
               <w:right w:val="nil"/>
             </w:tcBorders>
             <w:tcMar>
-              <w:top w:w="20" w:type="dxa"/>
-              <w:bottom w:w="20" w:type="dxa"/>
+              <w:top w:w="10" w:type="dxa"/>
+              <w:bottom w:w="10" w:type="dxa"/>
               <w:left w:w="80" w:type="dxa"/>
               <w:right w:w="80" w:type="dxa"/>
             </w:tcMar>
@@ -1089,8 +1156,8 @@
               <w:right w:val="nil"/>
             </w:tcBorders>
             <w:tcMar>
-              <w:top w:w="20" w:type="dxa"/>
-              <w:bottom w:w="20" w:type="dxa"/>
+              <w:top w:w="10" w:type="dxa"/>
+              <w:bottom w:w="10" w:type="dxa"/>
               <w:left w:w="80" w:type="dxa"/>
               <w:right w:w="80" w:type="dxa"/>
             </w:tcMar>
@@ -1104,7 +1171,7 @@
         </w:tc>
         <w:tc>
           <w:tcPr>
-            <w:tcW w:type="dxa" w:w="1361"/>
+            <w:tcW w:type="dxa" w:w="1417"/>
             <w:tcBorders>
               <w:top w:val="nil"/>
               <w:left w:val="nil"/>
@@ -1112,8 +1179,8 @@
               <w:right w:val="nil"/>
             </w:tcBorders>
             <w:tcMar>
-              <w:top w:w="20" w:type="dxa"/>
-              <w:bottom w:w="20" w:type="dxa"/>
+              <w:top w:w="10" w:type="dxa"/>
+              <w:bottom w:w="10" w:type="dxa"/>
               <w:left w:w="80" w:type="dxa"/>
               <w:right w:w="80" w:type="dxa"/>
             </w:tcMar>
@@ -1127,7 +1194,7 @@
         </w:tc>
         <w:tc>
           <w:tcPr>
-            <w:tcW w:type="dxa" w:w="1361"/>
+            <w:tcW w:type="dxa" w:w="1701"/>
             <w:tcBorders>
               <w:top w:val="nil"/>
               <w:left w:val="nil"/>
@@ -1135,8 +1202,8 @@
               <w:right w:val="nil"/>
             </w:tcBorders>
             <w:tcMar>
-              <w:top w:w="20" w:type="dxa"/>
-              <w:bottom w:w="20" w:type="dxa"/>
+              <w:top w:w="10" w:type="dxa"/>
+              <w:bottom w:w="10" w:type="dxa"/>
               <w:left w:w="80" w:type="dxa"/>
               <w:right w:w="80" w:type="dxa"/>
             </w:tcMar>
@@ -1152,16 +1219,16 @@
       <w:tr>
         <w:tc>
           <w:tcPr>
-            <w:tcW w:type="dxa" w:w="1361"/>
+            <w:tcW w:type="dxa" w:w="1587"/>
             <w:tcBorders>
-              <w:top w:val="single" w:sz="8" w:color="000000"/>
+              <w:top w:val="single" w:sz="6" w:color="000000"/>
               <w:left w:val="nil"/>
               <w:bottom w:val="nil"/>
               <w:right w:val="nil"/>
             </w:tcBorders>
             <w:tcMar>
-              <w:top w:w="100" w:type="dxa"/>
-              <w:bottom w:w="80" w:type="dxa"/>
+              <w:top w:w="80" w:type="dxa"/>
+              <w:bottom w:w="60" w:type="dxa"/>
               <w:left w:w="80" w:type="dxa"/>
               <w:right w:w="80" w:type="dxa"/>
             </w:tcMar>
@@ -1171,16 +1238,16 @@
         </w:tc>
         <w:tc>
           <w:tcPr>
-            <w:tcW w:type="dxa" w:w="4535"/>
+            <w:tcW w:type="dxa" w:w="4365"/>
             <w:tcBorders>
-              <w:top w:val="single" w:sz="8" w:color="000000"/>
+              <w:top w:val="single" w:sz="6" w:color="000000"/>
               <w:left w:val="nil"/>
               <w:bottom w:val="nil"/>
               <w:right w:val="nil"/>
             </w:tcBorders>
             <w:tcMar>
-              <w:top w:w="100" w:type="dxa"/>
-              <w:bottom w:w="80" w:type="dxa"/>
+              <w:top w:w="80" w:type="dxa"/>
+              <w:bottom w:w="60" w:type="dxa"/>
               <w:left w:w="80" w:type="dxa"/>
               <w:right w:w="80" w:type="dxa"/>
             </w:tcMar>
@@ -1192,14 +1259,14 @@
           <w:tcPr>
             <w:tcW w:type="dxa" w:w="1134"/>
             <w:tcBorders>
-              <w:top w:val="single" w:sz="8" w:color="000000"/>
+              <w:top w:val="single" w:sz="6" w:color="000000"/>
               <w:left w:val="nil"/>
               <w:bottom w:val="nil"/>
               <w:right w:val="nil"/>
             </w:tcBorders>
             <w:tcMar>
-              <w:top w:w="100" w:type="dxa"/>
-              <w:bottom w:w="80" w:type="dxa"/>
+              <w:top w:w="80" w:type="dxa"/>
+              <w:bottom w:w="60" w:type="dxa"/>
               <w:left w:w="80" w:type="dxa"/>
               <w:right w:w="80" w:type="dxa"/>
             </w:tcMar>
@@ -1209,16 +1276,16 @@
         </w:tc>
         <w:tc>
           <w:tcPr>
-            <w:tcW w:type="dxa" w:w="1361"/>
+            <w:tcW w:type="dxa" w:w="1417"/>
             <w:tcBorders>
-              <w:top w:val="single" w:sz="8" w:color="000000"/>
+              <w:top w:val="single" w:sz="6" w:color="000000"/>
               <w:left w:val="nil"/>
               <w:bottom w:val="nil"/>
               <w:right w:val="nil"/>
             </w:tcBorders>
             <w:tcMar>
-              <w:top w:w="100" w:type="dxa"/>
-              <w:bottom w:w="80" w:type="dxa"/>
+              <w:top w:w="80" w:type="dxa"/>
+              <w:bottom w:w="60" w:type="dxa"/>
               <w:left w:w="80" w:type="dxa"/>
               <w:right w:w="80" w:type="dxa"/>
             </w:tcMar>
@@ -1231,26 +1298,26 @@
             </w:pPr>
             <w:r>
               <w:rPr>
-                <w:rFonts w:ascii="Calibri" w:hAnsi="Calibri" w:eastAsia="微軟正黑體"/>
+                <w:rFonts w:eastAsia="微軟正黑體" w:ascii="Times New Roman" w:hAnsi="Times New Roman"/>
                 <w:b/>
-                <w:sz w:val="20"/>
+                <w:sz w:val="22"/>
               </w:rPr>
-              <w:t>Total :</w:t>
+              <w:t>Total:</w:t>
             </w:r>
           </w:p>
         </w:tc>
         <w:tc>
           <w:tcPr>
-            <w:tcW w:type="dxa" w:w="1361"/>
+            <w:tcW w:type="dxa" w:w="1701"/>
             <w:tcBorders>
-              <w:top w:val="single" w:sz="8" w:color="000000"/>
+              <w:top w:val="single" w:sz="6" w:color="000000"/>
               <w:left w:val="nil"/>
               <w:bottom w:val="nil"/>
               <w:right w:val="nil"/>
             </w:tcBorders>
             <w:tcMar>
-              <w:top w:w="100" w:type="dxa"/>
-              <w:bottom w:w="80" w:type="dxa"/>
+              <w:top w:w="80" w:type="dxa"/>
+              <w:bottom w:w="60" w:type="dxa"/>
               <w:left w:w="80" w:type="dxa"/>
               <w:right w:w="80" w:type="dxa"/>
             </w:tcMar>
@@ -1259,13 +1326,13 @@
           <w:p>
             <w:pPr>
               <w:spacing w:before="0" w:after="0"/>
-              <w:jc w:val="right"/>
+              <w:jc w:val="center"/>
             </w:pPr>
             <w:r>
               <w:rPr>
-                <w:rFonts w:ascii="Calibri" w:hAnsi="Calibri" w:eastAsia="微軟正黑體"/>
+                <w:rFonts w:eastAsia="微軟正黑體" w:ascii="Times New Roman" w:hAnsi="Times New Roman"/>
                 <w:b/>
-                <w:sz w:val="20"/>
+                <w:sz w:val="22"/>
               </w:rPr>
               <w:t>{{ total_display }}</w:t>
             </w:r>
@@ -1275,85 +1342,92 @@
     </w:tbl>
     <w:p>
       <w:pPr>
-        <w:spacing w:before="160" w:after="0"/>
+        <w:spacing w:before="200" w:after="0"/>
       </w:pPr>
     </w:p>
     <w:p>
       <w:pPr>
-        <w:spacing w:before="0" w:after="40"/>
+        <w:spacing w:before="0" w:after="0" w:line="288" w:lineRule="auto"/>
       </w:pPr>
       <w:r>
         <w:rPr>
-          <w:rFonts w:ascii="Calibri" w:hAnsi="Calibri" w:eastAsia="微軟正黑體"/>
+          <w:rFonts w:eastAsia="微軟正黑體" w:ascii="Times New Roman" w:hAnsi="Times New Roman"/>
           <w:b/>
           <w:sz w:val="20"/>
         </w:rPr>
         <w:t>PAYMENT:</w:t>
       </w:r>
-    </w:p>
-    <w:p>
-      <w:pPr>
-        <w:spacing w:before="0" w:after="0" w:line="276" w:lineRule="auto"/>
-      </w:pPr>
       <w:r>
         <w:rPr>
-          <w:rFonts w:ascii="Calibri" w:hAnsi="Calibri" w:eastAsia="微軟正黑體"/>
-          <w:sz w:val="16"/>
+          <w:rFonts w:eastAsia="微軟正黑體" w:ascii="Times New Roman" w:hAnsi="Times New Roman"/>
+          <w:sz w:val="20"/>
         </w:rPr>
-        <w:t xml:space="preserve">  BENEFICIARY: GLOCOM ELECTRONICS LTD.</w:t>
+        <w:t>T/T, Pay in advance</w:t>
       </w:r>
     </w:p>
     <w:p>
       <w:pPr>
-        <w:spacing w:before="0" w:after="0" w:line="276" w:lineRule="auto"/>
+        <w:spacing w:before="0" w:after="0" w:line="288" w:lineRule="auto"/>
       </w:pPr>
       <w:r>
         <w:rPr>
-          <w:rFonts w:ascii="Calibri" w:hAnsi="Calibri" w:eastAsia="微軟正黑體"/>
-          <w:sz w:val="16"/>
+          <w:rFonts w:eastAsia="微軟正黑體" w:ascii="Times New Roman" w:hAnsi="Times New Roman"/>
+          <w:sz w:val="20"/>
         </w:rPr>
-        <w:t xml:space="preserve">  Bank: TAIWAN COOPERATIVE BANK</w:t>
+        <w:t>BENEFICIARY: GLOCOM ELECTRONICS LTD.</w:t>
       </w:r>
     </w:p>
     <w:p>
       <w:pPr>
-        <w:spacing w:before="0" w:after="0" w:line="276" w:lineRule="auto"/>
+        <w:spacing w:before="0" w:after="0" w:line="288" w:lineRule="auto"/>
       </w:pPr>
       <w:r>
         <w:rPr>
-          <w:rFonts w:ascii="Calibri" w:hAnsi="Calibri" w:eastAsia="微軟正黑體"/>
-          <w:sz w:val="16"/>
+          <w:rFonts w:eastAsia="微軟正黑體" w:ascii="Times New Roman" w:hAnsi="Times New Roman"/>
+          <w:sz w:val="20"/>
         </w:rPr>
-        <w:t xml:space="preserve">  Bank address: NO.196 JIAN 1 ST RD., CHUNG HO DIST., NEW TAIPEI CITY,TAIWAN 23553</w:t>
+        <w:t>Bank Detail: TAIWAN COOPERATIVE BANK</w:t>
       </w:r>
     </w:p>
     <w:p>
       <w:pPr>
-        <w:spacing w:before="0" w:after="0" w:line="276" w:lineRule="auto"/>
+        <w:spacing w:before="0" w:after="0" w:line="288" w:lineRule="auto"/>
       </w:pPr>
       <w:r>
         <w:rPr>
-          <w:rFonts w:ascii="Calibri" w:hAnsi="Calibri" w:eastAsia="微軟正黑體"/>
-          <w:sz w:val="16"/>
+          <w:rFonts w:eastAsia="微軟正黑體" w:ascii="Times New Roman" w:hAnsi="Times New Roman"/>
+          <w:sz w:val="20"/>
         </w:rPr>
-        <w:t xml:space="preserve">  ACCOUNT NO.: 1449-665-041680</w:t>
+        <w:t>NO.196, JIAN 1 ST RD., Zhonghe DIST., New Taipei City 23553, Taiwan, R.O.C.</w:t>
       </w:r>
     </w:p>
     <w:p>
       <w:pPr>
-        <w:spacing w:before="0" w:after="0" w:line="276" w:lineRule="auto"/>
+        <w:spacing w:before="0" w:after="0" w:line="288" w:lineRule="auto"/>
       </w:pPr>
       <w:r>
         <w:rPr>
-          <w:rFonts w:ascii="Calibri" w:hAnsi="Calibri" w:eastAsia="微軟正黑體"/>
-          <w:sz w:val="16"/>
+          <w:rFonts w:eastAsia="微軟正黑體" w:ascii="Times New Roman" w:hAnsi="Times New Roman"/>
+          <w:sz w:val="20"/>
         </w:rPr>
-        <w:t xml:space="preserve">  SWIFT: TACBTWTP144</w:t>
+        <w:t>ACCOUNT NO.:1449-665-041680</w:t>
       </w:r>
     </w:p>
     <w:p>
       <w:pPr>
-        <w:spacing w:before="320" w:after="0"/>
+        <w:spacing w:before="0" w:after="0" w:line="288" w:lineRule="auto"/>
+      </w:pPr>
+      <w:r>
+        <w:rPr>
+          <w:rFonts w:eastAsia="微軟正黑體" w:ascii="Times New Roman" w:hAnsi="Times New Roman"/>
+          <w:sz w:val="20"/>
+        </w:rPr>
+        <w:t>SWIFT ACCOUNT:TACBTWTP144</w:t>
+      </w:r>
+    </w:p>
+    <w:p>
+      <w:pPr>
+        <w:spacing w:before="160" w:after="0"/>
       </w:pPr>
     </w:p>
     <w:tbl>
@@ -1363,18 +1437,18 @@
         <w:tblLook w:firstColumn="1" w:firstRow="1" w:lastColumn="0" w:lastRow="0" w:noHBand="0" w:noVBand="1" w:val="04A0"/>
       </w:tblPr>
       <w:tblGrid>
-        <w:gridCol w:w="3969"/>
-        <w:gridCol w:w="1134"/>
-        <w:gridCol w:w="3969"/>
+        <w:gridCol w:w="4252"/>
+        <w:gridCol w:w="283"/>
+        <w:gridCol w:w="4252"/>
       </w:tblGrid>
       <w:tr>
         <w:tc>
           <w:tcPr>
-            <w:tcW w:type="dxa" w:w="3969"/>
+            <w:tcW w:type="dxa" w:w="4252"/>
             <w:tcBorders>
               <w:top w:val="nil"/>
               <w:left w:val="nil"/>
-              <w:bottom w:val="single" w:sz="8" w:color="000000"/>
+              <w:bottom w:val="nil"/>
               <w:right w:val="nil"/>
             </w:tcBorders>
             <w:tcMar>
@@ -1385,14 +1459,22 @@
             </w:tcMar>
           </w:tcPr>
           <w:p>
+            <w:pPr>
+              <w:spacing w:before="0" w:after="0"/>
+              <w:jc w:val="left"/>
+            </w:pPr>
             <w:r>
-              <w:t xml:space="preserve"> </w:t>
+              <w:rPr>
+                <w:rFonts w:eastAsia="微軟正黑體" w:ascii="Times New Roman" w:hAnsi="Times New Roman"/>
+                <w:sz w:val="20"/>
+              </w:rPr>
+              <w:t>{{ customer_name }}</w:t>
             </w:r>
           </w:p>
         </w:tc>
         <w:tc>
           <w:tcPr>
-            <w:tcW w:type="dxa" w:w="1134"/>
+            <w:tcW w:type="dxa" w:w="283"/>
             <w:tcBorders>
               <w:top w:val="nil"/>
               <w:left w:val="nil"/>
@@ -1410,31 +1492,7 @@
         </w:tc>
         <w:tc>
           <w:tcPr>
-            <w:tcW w:type="dxa" w:w="3969"/>
-            <w:tcBorders>
-              <w:top w:val="nil"/>
-              <w:left w:val="nil"/>
-              <w:bottom w:val="single" w:sz="8" w:color="000000"/>
-              <w:right w:val="nil"/>
-            </w:tcBorders>
-            <w:tcMar>
-              <w:top w:w="10" w:type="dxa"/>
-              <w:bottom w:w="10" w:type="dxa"/>
-              <w:left w:w="40" w:type="dxa"/>
-              <w:right w:w="40" w:type="dxa"/>
-            </w:tcMar>
-          </w:tcPr>
-          <w:p>
-            <w:r>
-              <w:t xml:space="preserve"> </w:t>
-            </w:r>
-          </w:p>
-        </w:tc>
-      </w:tr>
-      <w:tr>
-        <w:tc>
-          <w:tcPr>
-            <w:tcW w:type="dxa" w:w="3969"/>
+            <w:tcW w:type="dxa" w:w="4252"/>
             <w:tcBorders>
               <w:top w:val="nil"/>
               <w:left w:val="nil"/>
@@ -1450,20 +1508,51 @@
           </w:tcPr>
           <w:p>
             <w:pPr>
-              <w:jc w:val="center"/>
+              <w:spacing w:before="0" w:after="0"/>
+              <w:jc w:val="left"/>
             </w:pPr>
             <w:r>
               <w:rPr>
-                <w:rFonts w:ascii="Calibri" w:hAnsi="Calibri" w:eastAsia="微軟正黑體"/>
-                <w:sz w:val="18"/>
+                <w:rFonts w:eastAsia="微軟正黑體" w:ascii="Times New Roman" w:hAnsi="Times New Roman"/>
+                <w:sz w:val="20"/>
               </w:rPr>
-              <w:t>{{ customer_short }}</w:t>
+              <w:t>GLOCOM ELECTRONICS LTD.</w:t>
+            </w:r>
+          </w:p>
+        </w:tc>
+      </w:tr>
+      <w:tr>
+        <w:trPr>
+          <w:trHeight w:val="680" w:hRule="exact"/>
+        </w:trPr>
+        <w:tc>
+          <w:tcPr>
+            <w:tcW w:type="dxa" w:w="4252"/>
+            <w:tcBorders>
+              <w:top w:val="nil"/>
+              <w:left w:val="nil"/>
+              <w:bottom w:val="single" w:sz="6" w:color="000000"/>
+              <w:right w:val="nil"/>
+            </w:tcBorders>
+            <w:tcMar>
+              <w:top w:w="10" w:type="dxa"/>
+              <w:bottom w:w="10" w:type="dxa"/>
+              <w:left w:w="40" w:type="dxa"/>
+              <w:right w:w="40" w:type="dxa"/>
+            </w:tcMar>
+          </w:tcPr>
+          <w:p>
+            <w:pPr>
+              <w:spacing w:before="0" w:after="0"/>
+            </w:pPr>
+            <w:r>
+              <w:t xml:space="preserve"> </w:t>
             </w:r>
           </w:p>
         </w:tc>
         <w:tc>
           <w:tcPr>
-            <w:tcW w:type="dxa" w:w="1134"/>
+            <w:tcW w:type="dxa" w:w="283"/>
             <w:tcBorders>
               <w:top w:val="nil"/>
               <w:left w:val="nil"/>
@@ -1481,11 +1570,11 @@
         </w:tc>
         <w:tc>
           <w:tcPr>
-            <w:tcW w:type="dxa" w:w="3969"/>
+            <w:tcW w:type="dxa" w:w="4252"/>
             <w:tcBorders>
               <w:top w:val="nil"/>
               <w:left w:val="nil"/>
-              <w:bottom w:val="nil"/>
+              <w:bottom w:val="single" w:sz="6" w:color="000000"/>
               <w:right w:val="nil"/>
             </w:tcBorders>
             <w:tcMar>
@@ -1497,14 +1586,10 @@
           </w:tcPr>
           <w:p>
             <w:pPr>
-              <w:jc w:val="center"/>
+              <w:spacing w:before="0" w:after="0"/>
             </w:pPr>
             <w:r>
-              <w:rPr>
-                <w:rFonts w:ascii="Calibri" w:hAnsi="Calibri" w:eastAsia="微軟正黑體"/>
-                <w:sz w:val="18"/>
-              </w:rPr>
-              <w:t>GLOCOM ELECTRONICS LTD.</w:t>
+              <w:t xml:space="preserve"> </w:t>
             </w:r>
           </w:p>
         </w:tc>
@@ -1512,7 +1597,7 @@
     </w:tbl>
     <w:sectPr>
       <w:pgSz w:w="11906" w:h="16838"/>
-      <w:pgMar w:top="567" w:right="850" w:bottom="567" w:left="850" w:header="720" w:footer="720" w:gutter="0"/>
+      <w:pgMar w:top="680" w:right="850" w:bottom="567" w:left="1020" w:header="720" w:footer="720" w:gutter="0"/>
       <w:cols w:space="720"/>
       <w:docGrid w:linePitch="360"/>
     </w:sectPr>
@@ -1884,9 +1969,9 @@
     <w:qFormat/>
     <w:rsid w:val="00FC693F"/>
     <w:rPr>
-      <w:rFonts w:ascii="微軟正黑體" w:hAnsi="微軟正黑體"/>
-      <w:sz w:val="18"/>
-      <w:rFonts w:eastAsia="微軟正黑體" w:ascii="Calibri" w:hAnsi="Calibri"/>
+      <w:rFonts w:ascii="Times New Roman" w:hAnsi="Times New Roman"/>
+      <w:sz w:val="20"/>
+      <w:rFonts w:eastAsia="微軟正黑體" w:ascii="Times New Roman" w:hAnsi="Times New Roman"/>
     </w:rPr>
   </w:style>
   <w:style w:type="paragraph" w:styleId="Header">

--- a/templates/PI_GLOCOM.docx
+++ b/templates/PI_GLOCOM.docx
@@ -9,13 +9,13 @@
         <w:tblLook w:firstColumn="1" w:firstRow="1" w:lastColumn="0" w:lastRow="0" w:noHBand="0" w:noVBand="1" w:val="04A0"/>
       </w:tblPr>
       <w:tblGrid>
-        <w:gridCol w:w="2551"/>
-        <w:gridCol w:w="7370"/>
+        <w:gridCol w:w="1701"/>
+        <w:gridCol w:w="8220"/>
       </w:tblGrid>
       <w:tr>
         <w:tc>
           <w:tcPr>
-            <w:tcW w:type="dxa" w:w="2551"/>
+            <w:tcW w:type="dxa" w:w="1701"/>
             <w:tcBorders>
               <w:top w:val="nil"/>
               <w:left w:val="nil"/>
@@ -46,7 +46,7 @@
         </w:tc>
         <w:tc>
           <w:tcPr>
-            <w:tcW w:type="dxa" w:w="7370"/>
+            <w:tcW w:type="dxa" w:w="8220"/>
             <w:tcBorders>
               <w:top w:val="nil"/>
               <w:left w:val="nil"/>
@@ -64,7 +64,7 @@
           <w:p>
             <w:pPr>
               <w:spacing w:before="0" w:after="40"/>
-              <w:jc w:val="center"/>
+              <w:jc w:val="left"/>
             </w:pPr>
             <w:r>
               <w:rPr>
@@ -78,7 +78,7 @@
           <w:p>
             <w:pPr>
               <w:spacing w:before="0" w:after="40"/>
-              <w:jc w:val="center"/>
+              <w:jc w:val="left"/>
             </w:pPr>
             <w:r>
               <w:rPr>
@@ -194,6 +194,7 @@
             <w:r>
               <w:rPr>
                 <w:rFonts w:eastAsia="微軟正黑體" w:ascii="Times New Roman" w:hAnsi="Times New Roman"/>
+                <w:b/>
                 <w:sz w:val="20"/>
               </w:rPr>
               <w:t xml:space="preserve">Messrs.  : </w:t>
@@ -201,7 +202,6 @@
             <w:r>
               <w:rPr>
                 <w:rFonts w:eastAsia="微軟正黑體" w:ascii="Times New Roman" w:hAnsi="Times New Roman"/>
-                <w:b/>
                 <w:sz w:val="20"/>
               </w:rPr>
               <w:t>{{ contact_person }}</w:t>
@@ -232,6 +232,7 @@
             <w:r>
               <w:rPr>
                 <w:rFonts w:eastAsia="微軟正黑體" w:ascii="Times New Roman" w:hAnsi="Times New Roman"/>
+                <w:b/>
                 <w:sz w:val="20"/>
               </w:rPr>
               <w:t xml:space="preserve">Date : </w:t>
@@ -239,7 +240,6 @@
             <w:r>
               <w:rPr>
                 <w:rFonts w:eastAsia="微軟正黑體" w:ascii="Times New Roman" w:hAnsi="Times New Roman"/>
-                <w:b/>
                 <w:sz w:val="20"/>
               </w:rPr>
               <w:t>{{ date_str }}</w:t>
@@ -280,7 +280,7 @@
               <w:rPr>
                 <w:rFonts w:eastAsia="微軟正黑體" w:ascii="Times New Roman" w:hAnsi="Times New Roman"/>
                 <w:b/>
-                <w:sz w:val="20"/>
+                <w:sz w:val="22"/>
               </w:rPr>
               <w:t>{{ customer_name }}</w:t>
             </w:r>
@@ -310,6 +310,7 @@
             <w:r>
               <w:rPr>
                 <w:rFonts w:eastAsia="微軟正黑體" w:ascii="Times New Roman" w:hAnsi="Times New Roman"/>
+                <w:b/>
                 <w:sz w:val="20"/>
               </w:rPr>
               <w:t xml:space="preserve">Invoice No. </w:t>
@@ -317,7 +318,6 @@
             <w:r>
               <w:rPr>
                 <w:rFonts w:eastAsia="微軟正黑體" w:ascii="Times New Roman" w:hAnsi="Times New Roman"/>
-                <w:b/>
                 <w:sz w:val="20"/>
               </w:rPr>
               <w:t>{{ invoice_no }}</w:t>
@@ -350,6 +350,7 @@
             <w:r>
               <w:rPr>
                 <w:rFonts w:eastAsia="微軟正黑體" w:ascii="Times New Roman" w:hAnsi="Times New Roman"/>
+                <w:b/>
                 <w:sz w:val="20"/>
               </w:rPr>
               <w:t xml:space="preserve">Address  : </w:t>
@@ -357,7 +358,6 @@
             <w:r>
               <w:rPr>
                 <w:rFonts w:eastAsia="微軟正黑體" w:ascii="Times New Roman" w:hAnsi="Times New Roman"/>
-                <w:b/>
                 <w:sz w:val="20"/>
               </w:rPr>
               <w:t>{{ customer_address_full }}</w:t>
@@ -388,6 +388,7 @@
             <w:r>
               <w:rPr>
                 <w:rFonts w:eastAsia="微軟正黑體" w:ascii="Times New Roman" w:hAnsi="Times New Roman"/>
+                <w:b/>
                 <w:sz w:val="20"/>
               </w:rPr>
               <w:t xml:space="preserve">PO No. : </w:t>
@@ -395,7 +396,6 @@
             <w:r>
               <w:rPr>
                 <w:rFonts w:eastAsia="微軟正黑體" w:ascii="Times New Roman" w:hAnsi="Times New Roman"/>
-                <w:b/>
                 <w:sz w:val="20"/>
               </w:rPr>
               <w:t>{{ customer_po_no }}</w:t>
@@ -457,6 +457,7 @@
             <w:r>
               <w:rPr>
                 <w:rFonts w:eastAsia="微軟正黑體" w:ascii="Times New Roman" w:hAnsi="Times New Roman"/>
+                <w:b/>
                 <w:sz w:val="20"/>
               </w:rPr>
               <w:t xml:space="preserve">Cust#: </w:t>
@@ -464,7 +465,6 @@
             <w:r>
               <w:rPr>
                 <w:rFonts w:eastAsia="微軟正黑體" w:ascii="Times New Roman" w:hAnsi="Times New Roman"/>
-                <w:b/>
                 <w:sz w:val="20"/>
               </w:rPr>
               <w:t>{{ customer_code }}</w:t>
@@ -497,6 +497,7 @@
             <w:r>
               <w:rPr>
                 <w:rFonts w:eastAsia="微軟正黑體" w:ascii="Times New Roman" w:hAnsi="Times New Roman"/>
+                <w:b/>
                 <w:sz w:val="20"/>
               </w:rPr>
               <w:t xml:space="preserve">Shipment : </w:t>
@@ -504,7 +505,6 @@
             <w:r>
               <w:rPr>
                 <w:rFonts w:eastAsia="微軟正黑體" w:ascii="Times New Roman" w:hAnsi="Times New Roman"/>
-                <w:b/>
                 <w:sz w:val="20"/>
               </w:rPr>
               <w:t>{{ shipment_text }}</w:t>
@@ -535,6 +535,7 @@
             <w:r>
               <w:rPr>
                 <w:rFonts w:eastAsia="微軟正黑體" w:ascii="Times New Roman" w:hAnsi="Times New Roman"/>
+                <w:b/>
                 <w:sz w:val="20"/>
               </w:rPr>
               <w:t xml:space="preserve">Tel #: </w:t>
@@ -542,7 +543,6 @@
             <w:r>
               <w:rPr>
                 <w:rFonts w:eastAsia="微軟正黑體" w:ascii="Times New Roman" w:hAnsi="Times New Roman"/>
-                <w:b/>
                 <w:sz w:val="20"/>
               </w:rPr>
               <w:t>{{ customer_tel }}</w:t>
@@ -582,7 +582,6 @@
             <w:r>
               <w:rPr>
                 <w:rFonts w:eastAsia="微軟正黑體" w:ascii="Times New Roman" w:hAnsi="Times New Roman"/>
-                <w:b/>
                 <w:sz w:val="20"/>
               </w:rPr>
               <w:t>From {{ from_country }} To {{ to_country }}</w:t>
@@ -639,14 +638,12 @@
           </w:tcPr>
           <w:p>
             <w:pPr>
-              <w:tabs>
-                <w:tab w:pos="6236" w:val="right"/>
-              </w:tabs>
               <w:spacing w:before="0" w:after="0"/>
             </w:pPr>
             <w:r>
               <w:rPr>
                 <w:rFonts w:eastAsia="微軟正黑體" w:ascii="Times New Roman" w:hAnsi="Times New Roman"/>
+                <w:b/>
                 <w:sz w:val="20"/>
               </w:rPr>
               <w:t xml:space="preserve">Terms    : </w:t>
@@ -654,18 +651,9 @@
             <w:r>
               <w:rPr>
                 <w:rFonts w:eastAsia="微軟正黑體" w:ascii="Times New Roman" w:hAnsi="Times New Roman"/>
-                <w:b/>
                 <w:sz w:val="20"/>
               </w:rPr>
               <w:t>{{ terms_text }}</w:t>
-            </w:r>
-            <w:r>
-              <w:rPr>
-                <w:rFonts w:eastAsia="微軟正黑體" w:ascii="Times New Roman" w:hAnsi="Times New Roman"/>
-                <w:sz w:val="20"/>
-              </w:rPr>
-              <w:tab/>
-              <w:t>({{ currency_symbol }} Exwork Taiwan)</w:t>
             </w:r>
           </w:p>
         </w:tc>
@@ -693,6 +681,7 @@
             <w:r>
               <w:rPr>
                 <w:rFonts w:eastAsia="微軟正黑體" w:ascii="Times New Roman" w:hAnsi="Times New Roman"/>
+                <w:b/>
                 <w:sz w:val="20"/>
               </w:rPr>
               <w:t xml:space="preserve">Fax#: </w:t>
@@ -700,7 +689,6 @@
             <w:r>
               <w:rPr>
                 <w:rFonts w:eastAsia="微軟正黑體" w:ascii="Times New Roman" w:hAnsi="Times New Roman"/>
-                <w:b/>
                 <w:sz w:val="20"/>
               </w:rPr>
               <w:t>{{ customer_fax }}</w:t>
@@ -1466,7 +1454,8 @@
             <w:r>
               <w:rPr>
                 <w:rFonts w:eastAsia="微軟正黑體" w:ascii="Times New Roman" w:hAnsi="Times New Roman"/>
-                <w:sz w:val="20"/>
+                <w:b/>
+                <w:sz w:val="24"/>
               </w:rPr>
               <w:t>{{ customer_name }}</w:t>
             </w:r>
@@ -1509,12 +1498,13 @@
           <w:p>
             <w:pPr>
               <w:spacing w:before="0" w:after="0"/>
-              <w:jc w:val="left"/>
+              <w:jc w:val="right"/>
             </w:pPr>
             <w:r>
               <w:rPr>
                 <w:rFonts w:eastAsia="微軟正黑體" w:ascii="Times New Roman" w:hAnsi="Times New Roman"/>
-                <w:sz w:val="20"/>
+                <w:b/>
+                <w:sz w:val="24"/>
               </w:rPr>
               <w:t>GLOCOM ELECTRONICS LTD.</w:t>
             </w:r>

--- a/templates/PI_GLOCOM.docx
+++ b/templates/PI_GLOCOM.docx
@@ -9,13 +9,13 @@
         <w:tblLook w:firstColumn="1" w:firstRow="1" w:lastColumn="0" w:lastRow="0" w:noHBand="0" w:noVBand="1" w:val="04A0"/>
       </w:tblPr>
       <w:tblGrid>
-        <w:gridCol w:w="1701"/>
-        <w:gridCol w:w="8220"/>
+        <w:gridCol w:w="2268"/>
+        <w:gridCol w:w="7654"/>
       </w:tblGrid>
       <w:tr>
         <w:tc>
           <w:tcPr>
-            <w:tcW w:type="dxa" w:w="1701"/>
+            <w:tcW w:type="dxa" w:w="2268"/>
             <w:tcBorders>
               <w:top w:val="nil"/>
               <w:left w:val="nil"/>
@@ -46,7 +46,7 @@
         </w:tc>
         <w:tc>
           <w:tcPr>
-            <w:tcW w:type="dxa" w:w="8220"/>
+            <w:tcW w:type="dxa" w:w="7654"/>
             <w:tcBorders>
               <w:top w:val="nil"/>
               <w:left w:val="nil"/>
@@ -197,7 +197,7 @@
                 <w:b/>
                 <w:sz w:val="20"/>
               </w:rPr>
-              <w:t xml:space="preserve">Messrs.  : </w:t>
+              <w:t xml:space="preserve">Messrs. : </w:t>
             </w:r>
             <w:r>
               <w:rPr>
@@ -274,12 +274,11 @@
                 <w:rFonts w:eastAsia="微軟正黑體" w:ascii="Times New Roman" w:hAnsi="Times New Roman"/>
                 <w:sz w:val="20"/>
               </w:rPr>
-              <w:t xml:space="preserve">           </w:t>
+              <w:t xml:space="preserve">          </w:t>
             </w:r>
             <w:r>
               <w:rPr>
                 <w:rFonts w:eastAsia="微軟正黑體" w:ascii="Times New Roman" w:hAnsi="Times New Roman"/>
-                <w:b/>
                 <w:sz w:val="22"/>
               </w:rPr>
               <w:t>{{ customer_name }}</w:t>
@@ -353,7 +352,7 @@
                 <w:b/>
                 <w:sz w:val="20"/>
               </w:rPr>
-              <w:t xml:space="preserve">Address  : </w:t>
+              <w:t xml:space="preserve">Address : </w:t>
             </w:r>
             <w:r>
               <w:rPr>
@@ -577,7 +576,7 @@
                 <w:rFonts w:eastAsia="微軟正黑體" w:ascii="Times New Roman" w:hAnsi="Times New Roman"/>
                 <w:sz w:val="20"/>
               </w:rPr>
-              <w:t xml:space="preserve">           </w:t>
+              <w:t xml:space="preserve">          </w:t>
             </w:r>
             <w:r>
               <w:rPr>
@@ -646,7 +645,7 @@
                 <w:b/>
                 <w:sz w:val="20"/>
               </w:rPr>
-              <w:t xml:space="preserve">Terms    : </w:t>
+              <w:t xml:space="preserve">Terms : </w:t>
             </w:r>
             <w:r>
               <w:rPr>
@@ -1086,7 +1085,7 @@
       </w:tr>
       <w:tr>
         <w:trPr>
-          <w:trHeight w:val="2268" w:hRule="atLeast"/>
+          <w:trHeight w:val="1134" w:hRule="atLeast"/>
         </w:trPr>
         <w:tc>
           <w:tcPr>
@@ -1425,14 +1424,14 @@
         <w:tblLook w:firstColumn="1" w:firstRow="1" w:lastColumn="0" w:lastRow="0" w:noHBand="0" w:noVBand="1" w:val="04A0"/>
       </w:tblPr>
       <w:tblGrid>
-        <w:gridCol w:w="4252"/>
-        <w:gridCol w:w="283"/>
+        <w:gridCol w:w="3118"/>
+        <w:gridCol w:w="1417"/>
         <w:gridCol w:w="4252"/>
       </w:tblGrid>
       <w:tr>
         <w:tc>
           <w:tcPr>
-            <w:tcW w:type="dxa" w:w="4252"/>
+            <w:tcW w:type="dxa" w:w="3118"/>
             <w:tcBorders>
               <w:top w:val="nil"/>
               <w:left w:val="nil"/>
@@ -1454,8 +1453,7 @@
             <w:r>
               <w:rPr>
                 <w:rFonts w:eastAsia="微軟正黑體" w:ascii="Times New Roman" w:hAnsi="Times New Roman"/>
-                <w:b/>
-                <w:sz w:val="24"/>
+                <w:sz w:val="20"/>
               </w:rPr>
               <w:t>{{ customer_name }}</w:t>
             </w:r>
@@ -1463,7 +1461,7 @@
         </w:tc>
         <w:tc>
           <w:tcPr>
-            <w:tcW w:type="dxa" w:w="283"/>
+            <w:tcW w:type="dxa" w:w="1417"/>
             <w:tcBorders>
               <w:top w:val="nil"/>
               <w:left w:val="nil"/>
@@ -1498,13 +1496,12 @@
           <w:p>
             <w:pPr>
               <w:spacing w:before="0" w:after="0"/>
-              <w:jc w:val="right"/>
+              <w:jc w:val="left"/>
             </w:pPr>
             <w:r>
               <w:rPr>
                 <w:rFonts w:eastAsia="微軟正黑體" w:ascii="Times New Roman" w:hAnsi="Times New Roman"/>
-                <w:b/>
-                <w:sz w:val="24"/>
+                <w:sz w:val="20"/>
               </w:rPr>
               <w:t>GLOCOM ELECTRONICS LTD.</w:t>
             </w:r>
@@ -1517,7 +1514,7 @@
         </w:trPr>
         <w:tc>
           <w:tcPr>
-            <w:tcW w:type="dxa" w:w="4252"/>
+            <w:tcW w:type="dxa" w:w="3118"/>
             <w:tcBorders>
               <w:top w:val="nil"/>
               <w:left w:val="nil"/>
@@ -1542,7 +1539,7 @@
         </w:tc>
         <w:tc>
           <w:tcPr>
-            <w:tcW w:type="dxa" w:w="283"/>
+            <w:tcW w:type="dxa" w:w="1417"/>
             <w:tcBorders>
               <w:top w:val="nil"/>
               <w:left w:val="nil"/>

--- a/templates/PI_GLOCOM.docx
+++ b/templates/PI_GLOCOM.docx
@@ -5,17 +5,18 @@
     <w:tbl>
       <w:tblPr>
         <w:tblW w:type="auto" w:w="0"/>
+        <w:jc w:val="center"/>
         <w:tblLayout w:type="fixed"/>
         <w:tblLook w:firstColumn="1" w:firstRow="1" w:lastColumn="0" w:lastRow="0" w:noHBand="0" w:noVBand="1" w:val="04A0"/>
       </w:tblPr>
       <w:tblGrid>
-        <w:gridCol w:w="2268"/>
-        <w:gridCol w:w="7654"/>
+        <w:gridCol w:w="1984"/>
+        <w:gridCol w:w="5386"/>
       </w:tblGrid>
       <w:tr>
         <w:tc>
           <w:tcPr>
-            <w:tcW w:type="dxa" w:w="2268"/>
+            <w:tcW w:type="dxa" w:w="1984"/>
             <w:tcBorders>
               <w:top w:val="nil"/>
               <w:left w:val="nil"/>
@@ -46,7 +47,7 @@
         </w:tc>
         <w:tc>
           <w:tcPr>
-            <w:tcW w:type="dxa" w:w="7654"/>
+            <w:tcW w:type="dxa" w:w="5386"/>
             <w:tcBorders>
               <w:top w:val="nil"/>
               <w:left w:val="nil"/>
@@ -1422,11 +1423,12 @@
         <w:tblW w:type="auto" w:w="0"/>
         <w:tblLayout w:type="fixed"/>
         <w:tblLook w:firstColumn="1" w:firstRow="1" w:lastColumn="0" w:lastRow="0" w:noHBand="0" w:noVBand="1" w:val="04A0"/>
+        <w:tblInd w:w="1700" w:type="dxa"/>
       </w:tblPr>
       <w:tblGrid>
         <w:gridCol w:w="3118"/>
-        <w:gridCol w:w="1417"/>
-        <w:gridCol w:w="4252"/>
+        <w:gridCol w:w="850"/>
+        <w:gridCol w:w="3969"/>
       </w:tblGrid>
       <w:tr>
         <w:tc>
@@ -1461,7 +1463,7 @@
         </w:tc>
         <w:tc>
           <w:tcPr>
-            <w:tcW w:type="dxa" w:w="1417"/>
+            <w:tcW w:type="dxa" w:w="850"/>
             <w:tcBorders>
               <w:top w:val="nil"/>
               <w:left w:val="nil"/>
@@ -1479,7 +1481,7 @@
         </w:tc>
         <w:tc>
           <w:tcPr>
-            <w:tcW w:type="dxa" w:w="4252"/>
+            <w:tcW w:type="dxa" w:w="3969"/>
             <w:tcBorders>
               <w:top w:val="nil"/>
               <w:left w:val="nil"/>
@@ -1539,7 +1541,7 @@
         </w:tc>
         <w:tc>
           <w:tcPr>
-            <w:tcW w:type="dxa" w:w="1417"/>
+            <w:tcW w:type="dxa" w:w="850"/>
             <w:tcBorders>
               <w:top w:val="nil"/>
               <w:left w:val="nil"/>
@@ -1557,7 +1559,7 @@
         </w:tc>
         <w:tc>
           <w:tcPr>
-            <w:tcW w:type="dxa" w:w="4252"/>
+            <w:tcW w:type="dxa" w:w="3969"/>
             <w:tcBorders>
               <w:top w:val="nil"/>
               <w:left w:val="nil"/>

--- a/templates/PI_GLOCOM.docx
+++ b/templates/PI_GLOCOM.docx
@@ -5,18 +5,17 @@
     <w:tbl>
       <w:tblPr>
         <w:tblW w:type="auto" w:w="0"/>
-        <w:jc w:val="center"/>
         <w:tblLayout w:type="fixed"/>
         <w:tblLook w:firstColumn="1" w:firstRow="1" w:lastColumn="0" w:lastRow="0" w:noHBand="0" w:noVBand="1" w:val="04A0"/>
       </w:tblPr>
       <w:tblGrid>
-        <w:gridCol w:w="1984"/>
-        <w:gridCol w:w="5386"/>
+        <w:gridCol w:w="2268"/>
+        <w:gridCol w:w="7937"/>
       </w:tblGrid>
       <w:tr>
         <w:tc>
           <w:tcPr>
-            <w:tcW w:type="dxa" w:w="1984"/>
+            <w:tcW w:type="dxa" w:w="2268"/>
             <w:tcBorders>
               <w:top w:val="nil"/>
               <w:left w:val="nil"/>
@@ -47,7 +46,7 @@
         </w:tc>
         <w:tc>
           <w:tcPr>
-            <w:tcW w:type="dxa" w:w="5386"/>
+            <w:tcW w:type="dxa" w:w="7937"/>
             <w:tcBorders>
               <w:top w:val="nil"/>
               <w:left w:val="nil"/>
@@ -1423,17 +1422,16 @@
         <w:tblW w:type="auto" w:w="0"/>
         <w:tblLayout w:type="fixed"/>
         <w:tblLook w:firstColumn="1" w:firstRow="1" w:lastColumn="0" w:lastRow="0" w:noHBand="0" w:noVBand="1" w:val="04A0"/>
-        <w:tblInd w:w="1700" w:type="dxa"/>
       </w:tblPr>
       <w:tblGrid>
-        <w:gridCol w:w="3118"/>
-        <w:gridCol w:w="850"/>
+        <w:gridCol w:w="3402"/>
+        <w:gridCol w:w="1417"/>
         <w:gridCol w:w="3969"/>
       </w:tblGrid>
       <w:tr>
         <w:tc>
           <w:tcPr>
-            <w:tcW w:type="dxa" w:w="3118"/>
+            <w:tcW w:type="dxa" w:w="3402"/>
             <w:tcBorders>
               <w:top w:val="nil"/>
               <w:left w:val="nil"/>
@@ -1463,7 +1461,7 @@
         </w:tc>
         <w:tc>
           <w:tcPr>
-            <w:tcW w:type="dxa" w:w="850"/>
+            <w:tcW w:type="dxa" w:w="1417"/>
             <w:tcBorders>
               <w:top w:val="nil"/>
               <w:left w:val="nil"/>
@@ -1516,7 +1514,7 @@
         </w:trPr>
         <w:tc>
           <w:tcPr>
-            <w:tcW w:type="dxa" w:w="3118"/>
+            <w:tcW w:type="dxa" w:w="3402"/>
             <w:tcBorders>
               <w:top w:val="nil"/>
               <w:left w:val="nil"/>
@@ -1541,7 +1539,7 @@
         </w:tc>
         <w:tc>
           <w:tcPr>
-            <w:tcW w:type="dxa" w:w="850"/>
+            <w:tcW w:type="dxa" w:w="1417"/>
             <w:tcBorders>
               <w:top w:val="nil"/>
               <w:left w:val="nil"/>

--- a/templates/PI_GLOCOM.docx
+++ b/templates/PI_GLOCOM.docx
@@ -10,7 +10,8 @@
       </w:tblPr>
       <w:tblGrid>
         <w:gridCol w:w="2268"/>
-        <w:gridCol w:w="7937"/>
+        <w:gridCol w:w="2551"/>
+        <w:gridCol w:w="5102"/>
       </w:tblGrid>
       <w:tr>
         <w:tc>
@@ -46,7 +47,27 @@
         </w:tc>
         <w:tc>
           <w:tcPr>
-            <w:tcW w:type="dxa" w:w="7937"/>
+            <w:tcW w:type="dxa" w:w="2551"/>
+            <w:tcBorders>
+              <w:top w:val="nil"/>
+              <w:left w:val="nil"/>
+              <w:bottom w:val="nil"/>
+              <w:right w:val="nil"/>
+            </w:tcBorders>
+            <w:tcMar>
+              <w:top w:w="0" w:type="dxa"/>
+              <w:bottom w:w="0" w:type="dxa"/>
+              <w:left w:w="40" w:type="dxa"/>
+              <w:right w:w="40" w:type="dxa"/>
+            </w:tcMar>
+          </w:tcPr>
+          <w:p>
+            <w:r/>
+          </w:p>
+        </w:tc>
+        <w:tc>
+          <w:tcPr>
+            <w:tcW w:type="dxa" w:w="5102"/>
             <w:tcBorders>
               <w:top w:val="nil"/>
               <w:left w:val="nil"/>
@@ -506,7 +527,7 @@
                 <w:rFonts w:eastAsia="微軟正黑體" w:ascii="Times New Roman" w:hAnsi="Times New Roman"/>
                 <w:sz w:val="20"/>
               </w:rPr>
-              <w:t>{{ shipment_text }}</w:t>
+              <w:t>{{ shipment_text }} From {{ from_country }} To {{ to_country }}</w:t>
             </w:r>
           </w:p>
         </w:tc>
@@ -576,14 +597,6 @@
                 <w:rFonts w:eastAsia="微軟正黑體" w:ascii="Times New Roman" w:hAnsi="Times New Roman"/>
                 <w:sz w:val="20"/>
               </w:rPr>
-              <w:t xml:space="preserve">          </w:t>
-            </w:r>
-            <w:r>
-              <w:rPr>
-                <w:rFonts w:eastAsia="微軟正黑體" w:ascii="Times New Roman" w:hAnsi="Times New Roman"/>
-                <w:sz w:val="20"/>
-              </w:rPr>
-              <w:t>From {{ from_country }} To {{ to_country }}</w:t>
             </w:r>
           </w:p>
         </w:tc>
@@ -1422,16 +1435,17 @@
         <w:tblW w:type="auto" w:w="0"/>
         <w:tblLayout w:type="fixed"/>
         <w:tblLook w:firstColumn="1" w:firstRow="1" w:lastColumn="0" w:lastRow="0" w:noHBand="0" w:noVBand="1" w:val="04A0"/>
+        <w:tblInd w:w="850" w:type="dxa"/>
       </w:tblPr>
       <w:tblGrid>
-        <w:gridCol w:w="3402"/>
-        <w:gridCol w:w="1417"/>
-        <w:gridCol w:w="3969"/>
+        <w:gridCol w:w="3118"/>
+        <w:gridCol w:w="1984"/>
+        <w:gridCol w:w="3685"/>
       </w:tblGrid>
       <w:tr>
         <w:tc>
           <w:tcPr>
-            <w:tcW w:type="dxa" w:w="3402"/>
+            <w:tcW w:type="dxa" w:w="3118"/>
             <w:tcBorders>
               <w:top w:val="nil"/>
               <w:left w:val="nil"/>
@@ -1461,7 +1475,7 @@
         </w:tc>
         <w:tc>
           <w:tcPr>
-            <w:tcW w:type="dxa" w:w="1417"/>
+            <w:tcW w:type="dxa" w:w="1984"/>
             <w:tcBorders>
               <w:top w:val="nil"/>
               <w:left w:val="nil"/>
@@ -1479,7 +1493,7 @@
         </w:tc>
         <w:tc>
           <w:tcPr>
-            <w:tcW w:type="dxa" w:w="3969"/>
+            <w:tcW w:type="dxa" w:w="3685"/>
             <w:tcBorders>
               <w:top w:val="nil"/>
               <w:left w:val="nil"/>
@@ -1514,7 +1528,7 @@
         </w:trPr>
         <w:tc>
           <w:tcPr>
-            <w:tcW w:type="dxa" w:w="3402"/>
+            <w:tcW w:type="dxa" w:w="3118"/>
             <w:tcBorders>
               <w:top w:val="nil"/>
               <w:left w:val="nil"/>
@@ -1539,7 +1553,7 @@
         </w:tc>
         <w:tc>
           <w:tcPr>
-            <w:tcW w:type="dxa" w:w="1417"/>
+            <w:tcW w:type="dxa" w:w="1984"/>
             <w:tcBorders>
               <w:top w:val="nil"/>
               <w:left w:val="nil"/>
@@ -1557,7 +1571,7 @@
         </w:tc>
         <w:tc>
           <w:tcPr>
-            <w:tcW w:type="dxa" w:w="3969"/>
+            <w:tcW w:type="dxa" w:w="3685"/>
             <w:tcBorders>
               <w:top w:val="nil"/>
               <w:left w:val="nil"/>

--- a/templates/PI_GLOCOM.docx
+++ b/templates/PI_GLOCOM.docx
@@ -9,14 +9,13 @@
         <w:tblLook w:firstColumn="1" w:firstRow="1" w:lastColumn="0" w:lastRow="0" w:noHBand="0" w:noVBand="1" w:val="04A0"/>
       </w:tblPr>
       <w:tblGrid>
-        <w:gridCol w:w="2268"/>
-        <w:gridCol w:w="2551"/>
-        <w:gridCol w:w="5102"/>
+        <w:gridCol w:w="4535"/>
+        <w:gridCol w:w="5386"/>
       </w:tblGrid>
       <w:tr>
         <w:tc>
           <w:tcPr>
-            <w:tcW w:type="dxa" w:w="2268"/>
+            <w:tcW w:type="dxa" w:w="4535"/>
             <w:tcBorders>
               <w:top w:val="nil"/>
               <w:left w:val="nil"/>
@@ -32,42 +31,90 @@
             <w:vAlign w:val="center"/>
           </w:tcPr>
           <w:p>
-            <w:pPr>
-              <w:spacing w:before="0" w:after="0"/>
-              <w:jc w:val="center"/>
-            </w:pPr>
-            <w:r>
-              <w:rPr>
-                <w:rFonts w:eastAsia="微軟正黑體" w:ascii="Times New Roman" w:hAnsi="Times New Roman"/>
-                <w:sz w:val="20"/>
-              </w:rPr>
-              <w:t>{{ logo_img }}</w:t>
-            </w:r>
+            <w:r/>
           </w:p>
+          <w:tbl>
+            <w:tblPr>
+              <w:tblW w:type="auto" w:w="0"/>
+              <w:tblLayout w:type="fixed"/>
+              <w:tblLook w:firstColumn="1" w:firstRow="1" w:lastColumn="0" w:lastRow="0" w:noHBand="0" w:noVBand="1" w:val="04A0"/>
+            </w:tblPr>
+            <w:tblGrid>
+              <w:gridCol w:w="1701"/>
+              <w:gridCol w:w="2551"/>
+            </w:tblGrid>
+            <w:tr>
+              <w:tc>
+                <w:tcPr>
+                  <w:tcW w:type="dxa" w:w="1701"/>
+                  <w:tcBorders>
+                    <w:top w:val="nil"/>
+                    <w:left w:val="nil"/>
+                    <w:bottom w:val="nil"/>
+                    <w:right w:val="nil"/>
+                  </w:tcBorders>
+                  <w:tcMar>
+                    <w:top w:w="0" w:type="dxa"/>
+                    <w:bottom w:w="0" w:type="dxa"/>
+                    <w:left w:w="20" w:type="dxa"/>
+                    <w:right w:w="20" w:type="dxa"/>
+                  </w:tcMar>
+                  <w:vAlign w:val="center"/>
+                </w:tcPr>
+                <w:p>
+                  <w:pPr>
+                    <w:spacing w:before="0" w:after="0"/>
+                    <w:jc w:val="right"/>
+                  </w:pPr>
+                  <w:r>
+                    <w:rPr>
+                      <w:rFonts w:eastAsia="微軟正黑體" w:ascii="Times New Roman" w:hAnsi="Times New Roman"/>
+                      <w:sz w:val="20"/>
+                    </w:rPr>
+                    <w:t>{{ logo_img }}</w:t>
+                  </w:r>
+                </w:p>
+              </w:tc>
+              <w:tc>
+                <w:tcPr>
+                  <w:tcW w:type="dxa" w:w="2551"/>
+                  <w:tcBorders>
+                    <w:top w:val="nil"/>
+                    <w:left w:val="nil"/>
+                    <w:bottom w:val="nil"/>
+                    <w:right w:val="nil"/>
+                  </w:tcBorders>
+                  <w:tcMar>
+                    <w:top w:w="0" w:type="dxa"/>
+                    <w:bottom w:w="0" w:type="dxa"/>
+                    <w:left w:w="20" w:type="dxa"/>
+                    <w:right w:w="20" w:type="dxa"/>
+                  </w:tcMar>
+                  <w:vAlign w:val="center"/>
+                </w:tcPr>
+                <w:p>
+                  <w:pPr>
+                    <w:spacing w:before="0" w:after="0"/>
+                    <w:jc w:val="left"/>
+                  </w:pPr>
+                  <w:r>
+                    <w:rPr>
+                      <w:rFonts w:ascii="Times New Roman" w:hAnsi="Times New Roman"/>
+                      <w:b/>
+                      <w:i/>
+                      <w:sz w:val="48"/>
+                    </w:rPr>
+                    <w:t>GLOCOM</w:t>
+                  </w:r>
+                </w:p>
+              </w:tc>
+            </w:tr>
+          </w:tbl>
+          <w:p/>
         </w:tc>
         <w:tc>
           <w:tcPr>
-            <w:tcW w:type="dxa" w:w="2551"/>
-            <w:tcBorders>
-              <w:top w:val="nil"/>
-              <w:left w:val="nil"/>
-              <w:bottom w:val="nil"/>
-              <w:right w:val="nil"/>
-            </w:tcBorders>
-            <w:tcMar>
-              <w:top w:w="0" w:type="dxa"/>
-              <w:bottom w:w="0" w:type="dxa"/>
-              <w:left w:w="40" w:type="dxa"/>
-              <w:right w:w="40" w:type="dxa"/>
-            </w:tcMar>
-          </w:tcPr>
-          <w:p>
-            <w:r/>
-          </w:p>
-        </w:tc>
-        <w:tc>
-          <w:tcPr>
-            <w:tcW w:type="dxa" w:w="5102"/>
+            <w:tcW w:type="dxa" w:w="5386"/>
             <w:tcBorders>
               <w:top w:val="nil"/>
               <w:left w:val="nil"/>
@@ -210,6 +257,9 @@
           </w:tcPr>
           <w:p>
             <w:pPr>
+              <w:tabs>
+                <w:tab w:pos="1361" w:val="left"/>
+              </w:tabs>
               <w:spacing w:before="0" w:after="0"/>
             </w:pPr>
             <w:r>
@@ -218,7 +268,8 @@
                 <w:b/>
                 <w:sz w:val="20"/>
               </w:rPr>
-              <w:t xml:space="preserve">Messrs. : </w:t>
+              <w:t>Messrs. :</w:t>
+              <w:tab/>
             </w:r>
             <w:r>
               <w:rPr>
@@ -288,6 +339,9 @@
           </w:tcPr>
           <w:p>
             <w:pPr>
+              <w:tabs>
+                <w:tab w:pos="1361" w:val="left"/>
+              </w:tabs>
               <w:spacing w:before="0" w:after="0"/>
             </w:pPr>
             <w:r>
@@ -295,7 +349,7 @@
                 <w:rFonts w:eastAsia="微軟正黑體" w:ascii="Times New Roman" w:hAnsi="Times New Roman"/>
                 <w:sz w:val="20"/>
               </w:rPr>
-              <w:t xml:space="preserve">          </w:t>
+              <w:tab/>
             </w:r>
             <w:r>
               <w:rPr>
@@ -365,6 +419,9 @@
           </w:tcPr>
           <w:p>
             <w:pPr>
+              <w:tabs>
+                <w:tab w:pos="1361" w:val="left"/>
+              </w:tabs>
               <w:spacing w:before="0" w:after="0"/>
             </w:pPr>
             <w:r>
@@ -373,7 +430,8 @@
                 <w:b/>
                 <w:sz w:val="20"/>
               </w:rPr>
-              <w:t xml:space="preserve">Address : </w:t>
+              <w:t>Address :</w:t>
+              <w:tab/>
             </w:r>
             <w:r>
               <w:rPr>
@@ -512,6 +570,9 @@
           </w:tcPr>
           <w:p>
             <w:pPr>
+              <w:tabs>
+                <w:tab w:pos="1361" w:val="left"/>
+              </w:tabs>
               <w:spacing w:before="0" w:after="0"/>
             </w:pPr>
             <w:r>
@@ -520,7 +581,8 @@
                 <w:b/>
                 <w:sz w:val="20"/>
               </w:rPr>
-              <w:t xml:space="preserve">Shipment : </w:t>
+              <w:t>Shipment :</w:t>
+              <w:tab/>
             </w:r>
             <w:r>
               <w:rPr>
@@ -650,6 +712,9 @@
           </w:tcPr>
           <w:p>
             <w:pPr>
+              <w:tabs>
+                <w:tab w:pos="1361" w:val="left"/>
+              </w:tabs>
               <w:spacing w:before="0" w:after="0"/>
             </w:pPr>
             <w:r>
@@ -658,7 +723,8 @@
                 <w:b/>
                 <w:sz w:val="20"/>
               </w:rPr>
-              <w:t xml:space="preserve">Terms : </w:t>
+              <w:t>Terms :</w:t>
+              <w:tab/>
             </w:r>
             <w:r>
               <w:rPr>
@@ -1435,17 +1501,16 @@
         <w:tblW w:type="auto" w:w="0"/>
         <w:tblLayout w:type="fixed"/>
         <w:tblLook w:firstColumn="1" w:firstRow="1" w:lastColumn="0" w:lastRow="0" w:noHBand="0" w:noVBand="1" w:val="04A0"/>
-        <w:tblInd w:w="850" w:type="dxa"/>
       </w:tblPr>
       <w:tblGrid>
-        <w:gridCol w:w="3118"/>
+        <w:gridCol w:w="3402"/>
         <w:gridCol w:w="1984"/>
         <w:gridCol w:w="3685"/>
       </w:tblGrid>
       <w:tr>
         <w:tc>
           <w:tcPr>
-            <w:tcW w:type="dxa" w:w="3118"/>
+            <w:tcW w:type="dxa" w:w="3402"/>
             <w:tcBorders>
               <w:top w:val="nil"/>
               <w:left w:val="nil"/>
@@ -1528,7 +1593,7 @@
         </w:trPr>
         <w:tc>
           <w:tcPr>
-            <w:tcW w:type="dxa" w:w="3118"/>
+            <w:tcW w:type="dxa" w:w="3402"/>
             <w:tcBorders>
               <w:top w:val="nil"/>
               <w:left w:val="nil"/>

--- a/templates/PI_GLOCOM.docx
+++ b/templates/PI_GLOCOM.docx
@@ -258,7 +258,7 @@
           <w:p>
             <w:pPr>
               <w:tabs>
-                <w:tab w:pos="1361" w:val="left"/>
+                <w:tab w:pos="907" w:val="left"/>
               </w:tabs>
               <w:spacing w:before="0" w:after="0"/>
             </w:pPr>
@@ -340,7 +340,7 @@
           <w:p>
             <w:pPr>
               <w:tabs>
-                <w:tab w:pos="1361" w:val="left"/>
+                <w:tab w:pos="907" w:val="left"/>
               </w:tabs>
               <w:spacing w:before="0" w:after="0"/>
             </w:pPr>
@@ -420,7 +420,7 @@
           <w:p>
             <w:pPr>
               <w:tabs>
-                <w:tab w:pos="1361" w:val="left"/>
+                <w:tab w:pos="907" w:val="left"/>
               </w:tabs>
               <w:spacing w:before="0" w:after="0"/>
             </w:pPr>
@@ -571,7 +571,7 @@
           <w:p>
             <w:pPr>
               <w:tabs>
-                <w:tab w:pos="1361" w:val="left"/>
+                <w:tab w:pos="907" w:val="left"/>
               </w:tabs>
               <w:spacing w:before="0" w:after="0"/>
             </w:pPr>
@@ -713,7 +713,7 @@
           <w:p>
             <w:pPr>
               <w:tabs>
-                <w:tab w:pos="1361" w:val="left"/>
+                <w:tab w:pos="907" w:val="left"/>
               </w:tabs>
               <w:spacing w:before="0" w:after="0"/>
             </w:pPr>

--- a/templates/PI_GLOCOM.docx
+++ b/templates/PI_GLOCOM.docx
@@ -257,9 +257,6 @@
           </w:tcPr>
           <w:p>
             <w:pPr>
-              <w:tabs>
-                <w:tab w:pos="907" w:val="left"/>
-              </w:tabs>
               <w:spacing w:before="0" w:after="0"/>
             </w:pPr>
             <w:r>
@@ -268,8 +265,7 @@
                 <w:b/>
                 <w:sz w:val="20"/>
               </w:rPr>
-              <w:t>Messrs. :</w:t>
-              <w:tab/>
+              <w:t xml:space="preserve">Messrs. : </w:t>
             </w:r>
             <w:r>
               <w:rPr>
@@ -419,9 +415,6 @@
           </w:tcPr>
           <w:p>
             <w:pPr>
-              <w:tabs>
-                <w:tab w:pos="907" w:val="left"/>
-              </w:tabs>
               <w:spacing w:before="0" w:after="0"/>
             </w:pPr>
             <w:r>
@@ -430,8 +423,7 @@
                 <w:b/>
                 <w:sz w:val="20"/>
               </w:rPr>
-              <w:t>Address :</w:t>
-              <w:tab/>
+              <w:t xml:space="preserve">Address : </w:t>
             </w:r>
             <w:r>
               <w:rPr>
@@ -570,9 +562,6 @@
           </w:tcPr>
           <w:p>
             <w:pPr>
-              <w:tabs>
-                <w:tab w:pos="907" w:val="left"/>
-              </w:tabs>
               <w:spacing w:before="0" w:after="0"/>
             </w:pPr>
             <w:r>
@@ -581,8 +570,7 @@
                 <w:b/>
                 <w:sz w:val="20"/>
               </w:rPr>
-              <w:t>Shipment :</w:t>
-              <w:tab/>
+              <w:t xml:space="preserve">Shipment : </w:t>
             </w:r>
             <w:r>
               <w:rPr>
@@ -712,9 +700,6 @@
           </w:tcPr>
           <w:p>
             <w:pPr>
-              <w:tabs>
-                <w:tab w:pos="907" w:val="left"/>
-              </w:tabs>
               <w:spacing w:before="0" w:after="0"/>
             </w:pPr>
             <w:r>
@@ -723,8 +708,7 @@
                 <w:b/>
                 <w:sz w:val="20"/>
               </w:rPr>
-              <w:t>Terms :</w:t>
-              <w:tab/>
+              <w:t xml:space="preserve">Terms : </w:t>
             </w:r>
             <w:r>
               <w:rPr>
